--- a/other/Gala eksāmens.docx
+++ b/other/Gala eksāmens.docx
@@ -5,6 +5,7 @@
     <w:p>
       <w:pPr>
         <w:spacing w:after="3240"/>
+        <w:ind w:firstLine="0"/>
         <w:jc w:val="center"/>
       </w:pPr>
       <w:r>
@@ -12,16 +13,16 @@
           <w:noProof/>
         </w:rPr>
         <w:drawing>
-          <wp:anchor distT="114300" distB="114300" distL="114300" distR="114300" simplePos="0" relativeHeight="251658240" behindDoc="0" locked="0" layoutInCell="1" hidden="0" allowOverlap="1" wp14:anchorId="68356F92" wp14:editId="650632AA">
+          <wp:anchor distT="114300" distB="114300" distL="114300" distR="114300" simplePos="0" relativeHeight="251658240" behindDoc="0" locked="0" layoutInCell="1" hidden="0" allowOverlap="1" wp14:anchorId="68356F92" wp14:editId="4D3F0281">
             <wp:simplePos x="0" y="0"/>
-            <wp:positionH relativeFrom="column">
-              <wp:posOffset>2517140</wp:posOffset>
+            <wp:positionH relativeFrom="page">
+              <wp:align>center</wp:align>
             </wp:positionH>
             <wp:positionV relativeFrom="paragraph">
-              <wp:posOffset>95250</wp:posOffset>
+              <wp:posOffset>84145</wp:posOffset>
             </wp:positionV>
             <wp:extent cx="1361440" cy="474345"/>
-            <wp:effectExtent l="0" t="0" r="0" b="0"/>
+            <wp:effectExtent l="0" t="0" r="0" b="1905"/>
             <wp:wrapTopAndBottom distT="114300" distB="114300"/>
             <wp:docPr id="1" name="image1.png"/>
             <wp:cNvGraphicFramePr/>
@@ -64,6 +65,7 @@
     </w:p>
     <w:p>
       <w:pPr>
+        <w:ind w:firstLine="0"/>
         <w:jc w:val="center"/>
         <w:rPr>
           <w:b/>
@@ -106,7 +108,7 @@
           <w:sz w:val="28"/>
           <w:szCs w:val="28"/>
         </w:rPr>
-        <w:t>Budgetiva</w:t>
+        <w:t>Budget</w:t>
       </w:r>
       <w:r>
         <w:rPr>
@@ -115,12 +117,22 @@
           <w:sz w:val="28"/>
           <w:szCs w:val="28"/>
         </w:rPr>
+        <w:t>ar</w:t>
+      </w:r>
+      <w:r>
+        <w:rPr>
+          <w:b/>
+          <w:bCs/>
+          <w:sz w:val="28"/>
+          <w:szCs w:val="28"/>
+        </w:rPr>
         <w:t>”</w:t>
       </w:r>
     </w:p>
     <w:p>
       <w:pPr>
         <w:spacing w:after="2160"/>
+        <w:ind w:firstLine="0"/>
         <w:jc w:val="center"/>
       </w:pPr>
       <w:r>
@@ -130,6 +142,7 @@
     <w:p>
       <w:pPr>
         <w:spacing w:after="240"/>
+        <w:ind w:firstLine="0"/>
         <w:jc w:val="right"/>
       </w:pPr>
       <w:r>
@@ -139,12 +152,18 @@
         <w:br/>
       </w:r>
       <w:r>
-        <w:t>Dagnis Janeks</w:t>
-      </w:r>
+        <w:t xml:space="preserve">Dagnis </w:t>
+      </w:r>
+      <w:proofErr w:type="spellStart"/>
+      <w:r>
+        <w:t>Janeks</w:t>
+      </w:r>
+      <w:proofErr w:type="spellEnd"/>
     </w:p>
     <w:p>
       <w:pPr>
         <w:spacing w:after="1560"/>
+        <w:ind w:firstLine="0"/>
         <w:jc w:val="right"/>
       </w:pPr>
       <w:r>
@@ -160,6 +179,7 @@
     <w:p>
       <w:pPr>
         <w:spacing w:after="1920"/>
+        <w:ind w:firstLine="0"/>
       </w:pPr>
       <w:r>
         <w:t>Eksāmena datums 2026</w:t>
@@ -182,6 +202,7 @@
     </w:p>
     <w:p>
       <w:pPr>
+        <w:ind w:firstLine="0"/>
         <w:jc w:val="center"/>
       </w:pPr>
       <w:r>
@@ -194,6 +215,7 @@
     <w:p>
       <w:pPr>
         <w:pStyle w:val="NoSpacing"/>
+        <w:ind w:firstLine="0"/>
         <w:jc w:val="center"/>
         <w:rPr>
           <w:b/>
@@ -245,6 +267,7 @@
         <w:p>
           <w:pPr>
             <w:pStyle w:val="TOC1"/>
+            <w:ind w:firstLine="0"/>
             <w:rPr>
               <w:rFonts w:asciiTheme="minorHAnsi" w:eastAsiaTheme="minorEastAsia" w:hAnsiTheme="minorHAnsi" w:cstheme="minorBidi"/>
               <w:noProof/>
@@ -325,6 +348,7 @@
         <w:p>
           <w:pPr>
             <w:pStyle w:val="TOC1"/>
+            <w:ind w:firstLine="0"/>
             <w:rPr>
               <w:rFonts w:asciiTheme="minorHAnsi" w:eastAsiaTheme="minorEastAsia" w:hAnsiTheme="minorHAnsi" w:cstheme="minorBidi"/>
               <w:noProof/>
@@ -396,6 +420,7 @@
         <w:p>
           <w:pPr>
             <w:pStyle w:val="TOC1"/>
+            <w:ind w:firstLine="0"/>
             <w:rPr>
               <w:rFonts w:asciiTheme="minorHAnsi" w:eastAsiaTheme="minorEastAsia" w:hAnsiTheme="minorHAnsi" w:cstheme="minorBidi"/>
               <w:noProof/>
@@ -467,6 +492,7 @@
         <w:p>
           <w:pPr>
             <w:pStyle w:val="TOC2"/>
+            <w:ind w:firstLine="0"/>
             <w:rPr>
               <w:rFonts w:asciiTheme="minorHAnsi" w:eastAsiaTheme="minorEastAsia" w:hAnsiTheme="minorHAnsi" w:cstheme="minorBidi"/>
               <w:noProof/>
@@ -538,6 +564,7 @@
         <w:p>
           <w:pPr>
             <w:pStyle w:val="TOC2"/>
+            <w:ind w:firstLine="0"/>
             <w:rPr>
               <w:rFonts w:asciiTheme="minorHAnsi" w:eastAsiaTheme="minorEastAsia" w:hAnsiTheme="minorHAnsi" w:cstheme="minorBidi"/>
               <w:noProof/>
@@ -609,6 +636,7 @@
         <w:p>
           <w:pPr>
             <w:pStyle w:val="TOC2"/>
+            <w:ind w:firstLine="0"/>
             <w:rPr>
               <w:rFonts w:asciiTheme="minorHAnsi" w:eastAsiaTheme="minorEastAsia" w:hAnsiTheme="minorHAnsi" w:cstheme="minorBidi"/>
               <w:noProof/>
@@ -680,6 +708,7 @@
         <w:p>
           <w:pPr>
             <w:pStyle w:val="TOC2"/>
+            <w:ind w:firstLine="0"/>
             <w:rPr>
               <w:rFonts w:asciiTheme="minorHAnsi" w:eastAsiaTheme="minorEastAsia" w:hAnsiTheme="minorHAnsi" w:cstheme="minorBidi"/>
               <w:noProof/>
@@ -737,7 +766,7 @@
                 <w:noProof/>
                 <w:webHidden/>
               </w:rPr>
-              <w:t>16</w:t>
+              <w:t>17</w:t>
             </w:r>
             <w:r>
               <w:rPr>
@@ -751,6 +780,7 @@
         <w:p>
           <w:pPr>
             <w:pStyle w:val="TOC1"/>
+            <w:ind w:firstLine="0"/>
             <w:rPr>
               <w:rFonts w:asciiTheme="minorHAnsi" w:eastAsiaTheme="minorEastAsia" w:hAnsiTheme="minorHAnsi" w:cstheme="minorBidi"/>
               <w:noProof/>
@@ -808,7 +838,7 @@
                 <w:noProof/>
                 <w:webHidden/>
               </w:rPr>
-              <w:t>18</w:t>
+              <w:t>19</w:t>
             </w:r>
             <w:r>
               <w:rPr>
@@ -822,6 +852,7 @@
         <w:p>
           <w:pPr>
             <w:pStyle w:val="TOC2"/>
+            <w:ind w:firstLine="0"/>
             <w:rPr>
               <w:rFonts w:asciiTheme="minorHAnsi" w:eastAsiaTheme="minorEastAsia" w:hAnsiTheme="minorHAnsi" w:cstheme="minorBidi"/>
               <w:noProof/>
@@ -879,7 +910,7 @@
                 <w:noProof/>
                 <w:webHidden/>
               </w:rPr>
-              <w:t>18</w:t>
+              <w:t>19</w:t>
             </w:r>
             <w:r>
               <w:rPr>
@@ -893,6 +924,7 @@
         <w:p>
           <w:pPr>
             <w:pStyle w:val="TOC2"/>
+            <w:ind w:firstLine="0"/>
             <w:rPr>
               <w:rFonts w:asciiTheme="minorHAnsi" w:eastAsiaTheme="minorEastAsia" w:hAnsiTheme="minorHAnsi" w:cstheme="minorBidi"/>
               <w:noProof/>
@@ -950,7 +982,7 @@
                 <w:noProof/>
                 <w:webHidden/>
               </w:rPr>
-              <w:t>18</w:t>
+              <w:t>21</w:t>
             </w:r>
             <w:r>
               <w:rPr>
@@ -964,6 +996,7 @@
         <w:p>
           <w:pPr>
             <w:pStyle w:val="TOC1"/>
+            <w:ind w:firstLine="0"/>
             <w:rPr>
               <w:rFonts w:asciiTheme="minorHAnsi" w:eastAsiaTheme="minorEastAsia" w:hAnsiTheme="minorHAnsi" w:cstheme="minorBidi"/>
               <w:noProof/>
@@ -1021,7 +1054,7 @@
                 <w:noProof/>
                 <w:webHidden/>
               </w:rPr>
-              <w:t>19</w:t>
+              <w:t>21</w:t>
             </w:r>
             <w:r>
               <w:rPr>
@@ -1035,6 +1068,7 @@
         <w:p>
           <w:pPr>
             <w:pStyle w:val="TOC2"/>
+            <w:ind w:firstLine="0"/>
             <w:rPr>
               <w:rFonts w:asciiTheme="minorHAnsi" w:eastAsiaTheme="minorEastAsia" w:hAnsiTheme="minorHAnsi" w:cstheme="minorBidi"/>
               <w:noProof/>
@@ -1092,7 +1126,7 @@
                 <w:noProof/>
                 <w:webHidden/>
               </w:rPr>
-              <w:t>19</w:t>
+              <w:t>23</w:t>
             </w:r>
             <w:r>
               <w:rPr>
@@ -1109,6 +1143,7 @@
             <w:tabs>
               <w:tab w:val="right" w:leader="dot" w:pos="9347"/>
             </w:tabs>
+            <w:ind w:firstLine="0"/>
             <w:rPr>
               <w:rFonts w:asciiTheme="minorHAnsi" w:eastAsiaTheme="minorEastAsia" w:hAnsiTheme="minorHAnsi" w:cstheme="minorBidi"/>
               <w:noProof/>
@@ -1166,7 +1201,7 @@
                 <w:noProof/>
                 <w:webHidden/>
               </w:rPr>
-              <w:t>19</w:t>
+              <w:t>23</w:t>
             </w:r>
             <w:r>
               <w:rPr>
@@ -1183,6 +1218,7 @@
             <w:tabs>
               <w:tab w:val="right" w:leader="dot" w:pos="9347"/>
             </w:tabs>
+            <w:ind w:firstLine="0"/>
             <w:rPr>
               <w:rFonts w:asciiTheme="minorHAnsi" w:eastAsiaTheme="minorEastAsia" w:hAnsiTheme="minorHAnsi" w:cstheme="minorBidi"/>
               <w:noProof/>
@@ -1240,7 +1276,7 @@
                 <w:noProof/>
                 <w:webHidden/>
               </w:rPr>
-              <w:t>19</w:t>
+              <w:t>23</w:t>
             </w:r>
             <w:r>
               <w:rPr>
@@ -1254,6 +1290,7 @@
         <w:p>
           <w:pPr>
             <w:pStyle w:val="TOC2"/>
+            <w:ind w:firstLine="0"/>
             <w:rPr>
               <w:rFonts w:asciiTheme="minorHAnsi" w:eastAsiaTheme="minorEastAsia" w:hAnsiTheme="minorHAnsi" w:cstheme="minorBidi"/>
               <w:noProof/>
@@ -1311,7 +1348,7 @@
                 <w:noProof/>
                 <w:webHidden/>
               </w:rPr>
-              <w:t>19</w:t>
+              <w:t>25</w:t>
             </w:r>
             <w:r>
               <w:rPr>
@@ -1328,6 +1365,7 @@
             <w:tabs>
               <w:tab w:val="right" w:leader="dot" w:pos="9347"/>
             </w:tabs>
+            <w:ind w:firstLine="0"/>
             <w:rPr>
               <w:rFonts w:asciiTheme="minorHAnsi" w:eastAsiaTheme="minorEastAsia" w:hAnsiTheme="minorHAnsi" w:cstheme="minorBidi"/>
               <w:noProof/>
@@ -1385,7 +1423,7 @@
                 <w:noProof/>
                 <w:webHidden/>
               </w:rPr>
-              <w:t>19</w:t>
+              <w:t>25</w:t>
             </w:r>
             <w:r>
               <w:rPr>
@@ -1402,6 +1440,7 @@
             <w:tabs>
               <w:tab w:val="right" w:leader="dot" w:pos="9347"/>
             </w:tabs>
+            <w:ind w:firstLine="0"/>
             <w:rPr>
               <w:rFonts w:asciiTheme="minorHAnsi" w:eastAsiaTheme="minorEastAsia" w:hAnsiTheme="minorHAnsi" w:cstheme="minorBidi"/>
               <w:noProof/>
@@ -1459,7 +1498,7 @@
                 <w:noProof/>
                 <w:webHidden/>
               </w:rPr>
-              <w:t>19</w:t>
+              <w:t>26</w:t>
             </w:r>
             <w:r>
               <w:rPr>
@@ -1476,6 +1515,7 @@
             <w:tabs>
               <w:tab w:val="right" w:leader="dot" w:pos="9347"/>
             </w:tabs>
+            <w:ind w:firstLine="0"/>
             <w:rPr>
               <w:rFonts w:asciiTheme="minorHAnsi" w:eastAsiaTheme="minorEastAsia" w:hAnsiTheme="minorHAnsi" w:cstheme="minorBidi"/>
               <w:noProof/>
@@ -1533,7 +1573,7 @@
                 <w:noProof/>
                 <w:webHidden/>
               </w:rPr>
-              <w:t>19</w:t>
+              <w:t>26</w:t>
             </w:r>
             <w:r>
               <w:rPr>
@@ -1547,6 +1587,7 @@
         <w:p>
           <w:pPr>
             <w:pStyle w:val="TOC2"/>
+            <w:ind w:firstLine="0"/>
             <w:rPr>
               <w:rFonts w:asciiTheme="minorHAnsi" w:eastAsiaTheme="minorEastAsia" w:hAnsiTheme="minorHAnsi" w:cstheme="minorBidi"/>
               <w:noProof/>
@@ -1604,7 +1645,7 @@
                 <w:noProof/>
                 <w:webHidden/>
               </w:rPr>
-              <w:t>19</w:t>
+              <w:t>29</w:t>
             </w:r>
             <w:r>
               <w:rPr>
@@ -1618,6 +1659,7 @@
         <w:p>
           <w:pPr>
             <w:pStyle w:val="TOC1"/>
+            <w:ind w:firstLine="0"/>
             <w:rPr>
               <w:rFonts w:asciiTheme="minorHAnsi" w:eastAsiaTheme="minorEastAsia" w:hAnsiTheme="minorHAnsi" w:cstheme="minorBidi"/>
               <w:noProof/>
@@ -1675,7 +1717,7 @@
                 <w:noProof/>
                 <w:webHidden/>
               </w:rPr>
-              <w:t>20</w:t>
+              <w:t>30</w:t>
             </w:r>
             <w:r>
               <w:rPr>
@@ -1689,6 +1731,7 @@
         <w:p>
           <w:pPr>
             <w:pStyle w:val="TOC1"/>
+            <w:ind w:firstLine="0"/>
             <w:rPr>
               <w:rFonts w:asciiTheme="minorHAnsi" w:eastAsiaTheme="minorEastAsia" w:hAnsiTheme="minorHAnsi" w:cstheme="minorBidi"/>
               <w:noProof/>
@@ -1746,7 +1789,7 @@
                 <w:noProof/>
                 <w:webHidden/>
               </w:rPr>
-              <w:t>21</w:t>
+              <w:t>31</w:t>
             </w:r>
             <w:r>
               <w:rPr>
@@ -1760,6 +1803,7 @@
         <w:p>
           <w:pPr>
             <w:pStyle w:val="TOC2"/>
+            <w:ind w:firstLine="0"/>
             <w:rPr>
               <w:rFonts w:asciiTheme="minorHAnsi" w:eastAsiaTheme="minorEastAsia" w:hAnsiTheme="minorHAnsi" w:cstheme="minorBidi"/>
               <w:noProof/>
@@ -1817,7 +1861,7 @@
                 <w:noProof/>
                 <w:webHidden/>
               </w:rPr>
-              <w:t>21</w:t>
+              <w:t>31</w:t>
             </w:r>
             <w:r>
               <w:rPr>
@@ -1831,6 +1875,7 @@
         <w:p>
           <w:pPr>
             <w:pStyle w:val="TOC2"/>
+            <w:ind w:firstLine="0"/>
             <w:rPr>
               <w:rFonts w:asciiTheme="minorHAnsi" w:eastAsiaTheme="minorEastAsia" w:hAnsiTheme="minorHAnsi" w:cstheme="minorBidi"/>
               <w:noProof/>
@@ -1888,7 +1933,7 @@
                 <w:noProof/>
                 <w:webHidden/>
               </w:rPr>
-              <w:t>21</w:t>
+              <w:t>32</w:t>
             </w:r>
             <w:r>
               <w:rPr>
@@ -1902,6 +1947,7 @@
         <w:p>
           <w:pPr>
             <w:pStyle w:val="TOC2"/>
+            <w:ind w:firstLine="0"/>
             <w:rPr>
               <w:rFonts w:asciiTheme="minorHAnsi" w:eastAsiaTheme="minorEastAsia" w:hAnsiTheme="minorHAnsi" w:cstheme="minorBidi"/>
               <w:noProof/>
@@ -1959,7 +2005,7 @@
                 <w:noProof/>
                 <w:webHidden/>
               </w:rPr>
-              <w:t>21</w:t>
+              <w:t>39</w:t>
             </w:r>
             <w:r>
               <w:rPr>
@@ -1973,6 +2019,7 @@
         <w:p>
           <w:pPr>
             <w:pStyle w:val="TOC1"/>
+            <w:ind w:firstLine="0"/>
             <w:rPr>
               <w:rFonts w:asciiTheme="minorHAnsi" w:eastAsiaTheme="minorEastAsia" w:hAnsiTheme="minorHAnsi" w:cstheme="minorBidi"/>
               <w:noProof/>
@@ -2030,7 +2077,7 @@
                 <w:noProof/>
                 <w:webHidden/>
               </w:rPr>
-              <w:t>22</w:t>
+              <w:t>33</w:t>
             </w:r>
             <w:r>
               <w:rPr>
@@ -2044,6 +2091,7 @@
         <w:p>
           <w:pPr>
             <w:pStyle w:val="TOC1"/>
+            <w:ind w:firstLine="0"/>
             <w:rPr>
               <w:rFonts w:asciiTheme="minorHAnsi" w:eastAsiaTheme="minorEastAsia" w:hAnsiTheme="minorHAnsi" w:cstheme="minorBidi"/>
               <w:noProof/>
@@ -2101,7 +2149,7 @@
                 <w:noProof/>
                 <w:webHidden/>
               </w:rPr>
-              <w:t>23</w:t>
+              <w:t>42</w:t>
             </w:r>
             <w:r>
               <w:rPr>
@@ -2115,6 +2163,7 @@
         <w:p>
           <w:pPr>
             <w:pStyle w:val="TOC1"/>
+            <w:ind w:firstLine="0"/>
             <w:rPr>
               <w:rFonts w:asciiTheme="minorHAnsi" w:eastAsiaTheme="minorEastAsia" w:hAnsiTheme="minorHAnsi" w:cstheme="minorBidi"/>
               <w:noProof/>
@@ -2172,7 +2221,7 @@
                 <w:noProof/>
                 <w:webHidden/>
               </w:rPr>
-              <w:t>24</w:t>
+              <w:t>43</w:t>
             </w:r>
             <w:r>
               <w:rPr>
@@ -2186,6 +2235,7 @@
         <w:p>
           <w:pPr>
             <w:pStyle w:val="TOC1"/>
+            <w:ind w:firstLine="0"/>
             <w:rPr>
               <w:rFonts w:asciiTheme="minorHAnsi" w:eastAsiaTheme="minorEastAsia" w:hAnsiTheme="minorHAnsi" w:cstheme="minorBidi"/>
               <w:noProof/>
@@ -2243,7 +2293,7 @@
                 <w:noProof/>
                 <w:webHidden/>
               </w:rPr>
-              <w:t>25</w:t>
+              <w:t>44</w:t>
             </w:r>
             <w:r>
               <w:rPr>
@@ -2255,6 +2305,9 @@
           </w:hyperlink>
         </w:p>
         <w:p>
+          <w:pPr>
+            <w:ind w:firstLine="0"/>
+          </w:pPr>
           <w:r>
             <w:rPr>
               <w:b/>
@@ -2366,7 +2419,15 @@
     </w:p>
     <w:p>
       <w:r>
-        <w:t xml:space="preserve">Īpaša uzmanība tiks pievērsta datu drošībai un lietotāja privātumam, nodrošinot, ka visa informācija tiek glabāta droši un nav pieejama nepiederošām personām. Sistēmas izstrāde ietvers prasību analīzi, datubāzes struktūras izveidi, lietotāja saskarnes plānošanu un programmēšanu, kā arī testēšanu, lai nodrošinātu tās stabilu darbību. Projekta īstenošanas rezultātā tiks izveidota pilnvērtīga tīmekļa sistēma, kas palīdzēs lietotājiem pārvaldīt savas finanses efektīvi un pārskatāmi, veicinot labākus budžeta plānošanas paradumus. Turklāt šī sistēma kalpos kā pamats turpmākai attīstībai, to varēs papildināt ar jaunām iespējām, piemēram, datu sinhronizāciju ar bankas kontiem, investīciju uzskaiti vai finanšu mērķu plānošanu. </w:t>
+        <w:t xml:space="preserve">Īpaša uzmanība tiks pievērsta datu drošībai un lietotāja privātumam, nodrošinot, ka visa informācija tiek glabāta droši un nav pieejama nepiederošām personām. Sistēmas izstrāde ietvers prasību analīzi, datubāzes struktūras izveidi, lietotāja </w:t>
+      </w:r>
+      <w:proofErr w:type="spellStart"/>
+      <w:r>
+        <w:t>saskarnes</w:t>
+      </w:r>
+      <w:proofErr w:type="spellEnd"/>
+      <w:r>
+        <w:t xml:space="preserve"> plānošanu un programmēšanu, kā arī testēšanu, lai nodrošinātu tās stabilu darbību. Projekta īstenošanas rezultātā tiks izveidota pilnvērtīga tīmekļa sistēma, kas palīdzēs lietotājiem pārvaldīt savas finanses efektīvi un pārskatāmi, veicinot labākus budžeta plānošanas paradumus. Turklāt šī sistēma kalpos kā pamats turpmākai attīstībai, to varēs papildināt ar jaunām iespējām, piemēram, datu sinhronizāciju ar bankas kontiem, investīciju uzskaiti vai finanšu mērķu plānošanu. </w:t>
       </w:r>
     </w:p>
     <w:p>
@@ -2418,17 +2479,41 @@
     </w:p>
     <w:p>
       <w:r>
-        <w:t>Sistēma darbosies pārlūkprogrammā, tāpēc lietotāji varēs tai piekļūt no jebkuras ierīces ar interneta pieslēgumu. Tās arhitektūra būs veidota modulāri, lai nodrošinātu vieglu uzturēšanu, mērogojamību un iespēju nākotnē pievienot jaunas funkcijas, piemēram, datu sinhronizāciju ar banku kontiem vai finanšu mērķu izsekošanu.</w:t>
-      </w:r>
-    </w:p>
-    <w:p>
-      <w:r>
-        <w:t>Produkts būs orientēts uz gala lietotāju – cilvēku, kurš vēlas uzlabot savu finanšu pārvaldību, iegūt pārskatāmu budžeta struktūru un analizēt tēriņu paradumus. Lietotāja saskarne tiks veidota intuitīvi, ar skaidru navigāciju un vizuāliem pārskatiem, lai nodrošinātu pozitīvu lietošanas pieredzi.</w:t>
-      </w:r>
-    </w:p>
-    <w:p>
-      <w:r>
-        <w:t>No tehniskā viedokļa sistēma ietvers datubāzi datu glabāšanai, lietotāja autentifikācijas moduli drošai piekļuvei un datu šifrēšanu, lai aizsargātu sensitīvu informāciju. Turklāt tā būs savietojama ar modernākajām tīmekļa tehnoloģijām, nodrošinot stabilu un ātru darbību.</w:t>
+        <w:t xml:space="preserve">Sistēma darbosies pārlūkprogrammā, tāpēc lietotāji varēs tai piekļūt no jebkuras ierīces ar interneta </w:t>
+      </w:r>
+      <w:proofErr w:type="spellStart"/>
+      <w:r>
+        <w:t>pieslēgumu</w:t>
+      </w:r>
+      <w:proofErr w:type="spellEnd"/>
+      <w:r>
+        <w:t>. Tās arhitektūra būs veidota modulāri, lai nodrošinātu vieglu uzturēšanu, mērogojamību un iespēju nākotnē pievienot jaunas funkcijas, piemēram, datu sinhronizāciju ar banku kontiem vai finanšu mērķu izsekošanu.</w:t>
+      </w:r>
+    </w:p>
+    <w:p>
+      <w:r>
+        <w:t xml:space="preserve">Produkts būs orientēts uz gala lietotāju – cilvēku, kurš vēlas uzlabot savu finanšu pārvaldību, iegūt pārskatāmu budžeta struktūru un analizēt tēriņu paradumus. Lietotāja </w:t>
+      </w:r>
+      <w:proofErr w:type="spellStart"/>
+      <w:r>
+        <w:t>saskarne</w:t>
+      </w:r>
+      <w:proofErr w:type="spellEnd"/>
+      <w:r>
+        <w:t xml:space="preserve"> tiks veidota intuitīvi, ar skaidru navigāciju un vizuāliem pārskatiem, lai nodrošinātu pozitīvu lietošanas pieredzi.</w:t>
+      </w:r>
+    </w:p>
+    <w:p>
+      <w:r>
+        <w:t xml:space="preserve">No tehniskā viedokļa sistēma ietvers datubāzi datu glabāšanai, lietotāja autentifikācijas moduli drošai piekļuvei un datu šifrēšanu, lai aizsargātu </w:t>
+      </w:r>
+      <w:proofErr w:type="spellStart"/>
+      <w:r>
+        <w:t>sensitīvu</w:t>
+      </w:r>
+      <w:proofErr w:type="spellEnd"/>
+      <w:r>
+        <w:t xml:space="preserve"> informāciju. Turklāt tā būs savietojama ar modernākajām tīmekļa tehnoloģijām, nodrošinot stabilu un ātru darbību.</w:t>
       </w:r>
     </w:p>
     <w:p>
@@ -2518,13 +2603,23 @@
           <w:u w:val="single"/>
         </w:rPr>
       </w:pPr>
+      <w:proofErr w:type="spellStart"/>
       <w:r>
         <w:rPr>
           <w:b/>
           <w:bCs/>
           <w:u w:val="single"/>
         </w:rPr>
-        <w:t>Ievaddati:</w:t>
+        <w:t>Ievaddati</w:t>
+      </w:r>
+      <w:proofErr w:type="spellEnd"/>
+      <w:r>
+        <w:rPr>
+          <w:b/>
+          <w:bCs/>
+          <w:u w:val="single"/>
+        </w:rPr>
+        <w:t>:</w:t>
       </w:r>
     </w:p>
     <w:p>
@@ -2570,8 +2665,17 @@
           <w:b/>
           <w:bCs/>
         </w:rPr>
-        <w:t>Reģistrācijas ievaddati</w:t>
-      </w:r>
+        <w:t xml:space="preserve">Reģistrācijas </w:t>
+      </w:r>
+      <w:proofErr w:type="spellStart"/>
+      <w:r>
+        <w:rPr>
+          <w:b/>
+          <w:bCs/>
+        </w:rPr>
+        <w:t>ievaddati</w:t>
+      </w:r>
+      <w:proofErr w:type="spellEnd"/>
     </w:p>
     <w:tbl>
       <w:tblPr>
@@ -2840,7 +2944,23 @@
         </w:numPr>
       </w:pPr>
       <w:r>
-        <w:t>Sistēma pārbauda, ka visi ievades lauki ir aizpildīti(gan front-end, gan back-end).</w:t>
+        <w:t xml:space="preserve">Sistēma pārbauda, ka visi ievades lauki ir aizpildīti(gan </w:t>
+      </w:r>
+      <w:proofErr w:type="spellStart"/>
+      <w:r>
+        <w:t>front-end</w:t>
+      </w:r>
+      <w:proofErr w:type="spellEnd"/>
+      <w:r>
+        <w:t xml:space="preserve">, gan </w:t>
+      </w:r>
+      <w:proofErr w:type="spellStart"/>
+      <w:r>
+        <w:t>back-end</w:t>
+      </w:r>
+      <w:proofErr w:type="spellEnd"/>
+      <w:r>
+        <w:t>).</w:t>
       </w:r>
     </w:p>
     <w:p>
@@ -2936,13 +3056,23 @@
           <w:u w:val="single"/>
         </w:rPr>
       </w:pPr>
+      <w:proofErr w:type="spellStart"/>
       <w:r>
         <w:rPr>
           <w:b/>
           <w:bCs/>
           <w:u w:val="single"/>
         </w:rPr>
-        <w:t>Izvaddati:</w:t>
+        <w:t>Izvaddati</w:t>
+      </w:r>
+      <w:proofErr w:type="spellEnd"/>
+      <w:r>
+        <w:rPr>
+          <w:b/>
+          <w:bCs/>
+          <w:u w:val="single"/>
+        </w:rPr>
+        <w:t>:</w:t>
       </w:r>
     </w:p>
     <w:p>
@@ -3027,6 +3157,7 @@
           <w:u w:val="single"/>
         </w:rPr>
       </w:pPr>
+      <w:proofErr w:type="spellStart"/>
       <w:r>
         <w:rPr>
           <w:b/>
@@ -3034,7 +3165,16 @@
           <w:u w:val="single"/>
         </w:rPr>
         <w:lastRenderedPageBreak/>
-        <w:t>Ievaddati:</w:t>
+        <w:t>Ievaddati</w:t>
+      </w:r>
+      <w:proofErr w:type="spellEnd"/>
+      <w:r>
+        <w:rPr>
+          <w:b/>
+          <w:bCs/>
+          <w:u w:val="single"/>
+        </w:rPr>
+        <w:t>:</w:t>
       </w:r>
     </w:p>
     <w:p>
@@ -3075,8 +3215,17 @@
           <w:b/>
           <w:bCs/>
         </w:rPr>
-        <w:t>Autorizācijas ievaddati</w:t>
-      </w:r>
+        <w:t xml:space="preserve">Autorizācijas </w:t>
+      </w:r>
+      <w:proofErr w:type="spellStart"/>
+      <w:r>
+        <w:rPr>
+          <w:b/>
+          <w:bCs/>
+        </w:rPr>
+        <w:t>ievaddati</w:t>
+      </w:r>
+      <w:proofErr w:type="spellEnd"/>
     </w:p>
     <w:tbl>
       <w:tblPr>
@@ -3328,13 +3477,23 @@
           <w:u w:val="single"/>
         </w:rPr>
       </w:pPr>
+      <w:proofErr w:type="spellStart"/>
       <w:r>
         <w:rPr>
           <w:b/>
           <w:bCs/>
           <w:u w:val="single"/>
         </w:rPr>
-        <w:t>Izvaddati:</w:t>
+        <w:t>Izvaddati</w:t>
+      </w:r>
+      <w:proofErr w:type="spellEnd"/>
+      <w:r>
+        <w:rPr>
+          <w:b/>
+          <w:bCs/>
+          <w:u w:val="single"/>
+        </w:rPr>
+        <w:t>:</w:t>
       </w:r>
     </w:p>
     <w:p>
@@ -3399,13 +3558,23 @@
           <w:u w:val="single"/>
         </w:rPr>
       </w:pPr>
+      <w:proofErr w:type="spellStart"/>
       <w:r>
         <w:rPr>
           <w:b/>
           <w:bCs/>
           <w:u w:val="single"/>
         </w:rPr>
-        <w:t>Ievaddati:</w:t>
+        <w:t>Ievaddati</w:t>
+      </w:r>
+      <w:proofErr w:type="spellEnd"/>
+      <w:r>
+        <w:rPr>
+          <w:b/>
+          <w:bCs/>
+          <w:u w:val="single"/>
+        </w:rPr>
+        <w:t>:</w:t>
       </w:r>
     </w:p>
     <w:p>
@@ -3448,8 +3617,17 @@
           <w:b/>
           <w:bCs/>
         </w:rPr>
-        <w:t>Paroles atjaunošanas ievaddati</w:t>
-      </w:r>
+        <w:t xml:space="preserve">Paroles atjaunošanas </w:t>
+      </w:r>
+      <w:proofErr w:type="spellStart"/>
+      <w:r>
+        <w:rPr>
+          <w:b/>
+          <w:bCs/>
+        </w:rPr>
+        <w:t>ievaddati</w:t>
+      </w:r>
+      <w:proofErr w:type="spellEnd"/>
     </w:p>
     <w:tbl>
       <w:tblPr>
@@ -3547,8 +3725,13 @@
               <w:ind w:firstLine="0"/>
               <w:jc w:val="left"/>
             </w:pPr>
-            <w:r>
-              <w:t>Jabūt reģistrētam sistēmā</w:t>
+            <w:proofErr w:type="spellStart"/>
+            <w:r>
+              <w:t>Jabūt</w:t>
+            </w:r>
+            <w:proofErr w:type="spellEnd"/>
+            <w:r>
+              <w:t xml:space="preserve"> reģistrētam sistēmā</w:t>
             </w:r>
           </w:p>
         </w:tc>
@@ -3585,7 +3768,15 @@
         </w:numPr>
       </w:pPr>
       <w:r>
-        <w:t>Sistēma ģenerē paroles atjaunošanas saiti un nosūta to uz lietotāja e-pastu.</w:t>
+        <w:t xml:space="preserve">Sistēma ģenerē paroles atjaunošanas saiti un </w:t>
+      </w:r>
+      <w:proofErr w:type="spellStart"/>
+      <w:r>
+        <w:t>nosūta</w:t>
+      </w:r>
+      <w:proofErr w:type="spellEnd"/>
+      <w:r>
+        <w:t xml:space="preserve"> to uz lietotāja e-pastu.</w:t>
       </w:r>
     </w:p>
     <w:p>
@@ -3653,6 +3844,7 @@
           <w:u w:val="single"/>
         </w:rPr>
       </w:pPr>
+      <w:proofErr w:type="spellStart"/>
       <w:r>
         <w:rPr>
           <w:b/>
@@ -3660,7 +3852,16 @@
           <w:u w:val="single"/>
         </w:rPr>
         <w:lastRenderedPageBreak/>
-        <w:t>Izvaddati:</w:t>
+        <w:t>Izvaddati</w:t>
+      </w:r>
+      <w:proofErr w:type="spellEnd"/>
+      <w:r>
+        <w:rPr>
+          <w:b/>
+          <w:bCs/>
+          <w:u w:val="single"/>
+        </w:rPr>
+        <w:t>:</w:t>
       </w:r>
     </w:p>
     <w:p>
@@ -3731,13 +3932,23 @@
           <w:u w:val="single"/>
         </w:rPr>
       </w:pPr>
+      <w:proofErr w:type="spellStart"/>
       <w:r>
         <w:rPr>
           <w:b/>
           <w:bCs/>
           <w:u w:val="single"/>
         </w:rPr>
-        <w:t>Ievaddati:</w:t>
+        <w:t>Ievaddati</w:t>
+      </w:r>
+      <w:proofErr w:type="spellEnd"/>
+      <w:r>
+        <w:rPr>
+          <w:b/>
+          <w:bCs/>
+          <w:u w:val="single"/>
+        </w:rPr>
+        <w:t>:</w:t>
       </w:r>
     </w:p>
     <w:p>
@@ -3780,8 +3991,17 @@
           <w:b/>
           <w:bCs/>
         </w:rPr>
-        <w:t>Ienākumu pievienošanas ievaddati</w:t>
-      </w:r>
+        <w:t xml:space="preserve">Ienākumu pievienošanas </w:t>
+      </w:r>
+      <w:proofErr w:type="spellStart"/>
+      <w:r>
+        <w:rPr>
+          <w:b/>
+          <w:bCs/>
+        </w:rPr>
+        <w:t>ievaddati</w:t>
+      </w:r>
+      <w:proofErr w:type="spellEnd"/>
     </w:p>
     <w:tbl>
       <w:tblPr>
@@ -4106,13 +4326,23 @@
           <w:u w:val="single"/>
         </w:rPr>
       </w:pPr>
+      <w:proofErr w:type="spellStart"/>
       <w:r>
         <w:rPr>
           <w:b/>
           <w:bCs/>
           <w:u w:val="single"/>
         </w:rPr>
-        <w:t>Izvaddati:</w:t>
+        <w:t>Izvaddati</w:t>
+      </w:r>
+      <w:proofErr w:type="spellEnd"/>
+      <w:r>
+        <w:rPr>
+          <w:b/>
+          <w:bCs/>
+          <w:u w:val="single"/>
+        </w:rPr>
+        <w:t>:</w:t>
       </w:r>
     </w:p>
     <w:p>
@@ -4199,13 +4429,23 @@
           <w:u w:val="single"/>
         </w:rPr>
       </w:pPr>
+      <w:proofErr w:type="spellStart"/>
       <w:r>
         <w:rPr>
           <w:b/>
           <w:bCs/>
           <w:u w:val="single"/>
         </w:rPr>
-        <w:t>Ievaddati:</w:t>
+        <w:t>Ievaddati</w:t>
+      </w:r>
+      <w:proofErr w:type="spellEnd"/>
+      <w:r>
+        <w:rPr>
+          <w:b/>
+          <w:bCs/>
+          <w:u w:val="single"/>
+        </w:rPr>
+        <w:t>:</w:t>
       </w:r>
     </w:p>
     <w:p>
@@ -4263,8 +4503,17 @@
           <w:b/>
           <w:bCs/>
         </w:rPr>
-        <w:t>Izdevumu pievienošanas ievaddati</w:t>
-      </w:r>
+        <w:t xml:space="preserve">Izdevumu pievienošanas </w:t>
+      </w:r>
+      <w:proofErr w:type="spellStart"/>
+      <w:r>
+        <w:rPr>
+          <w:b/>
+          <w:bCs/>
+        </w:rPr>
+        <w:t>ievaddati</w:t>
+      </w:r>
+      <w:proofErr w:type="spellEnd"/>
     </w:p>
     <w:tbl>
       <w:tblPr>
@@ -4577,13 +4826,23 @@
           <w:u w:val="single"/>
         </w:rPr>
       </w:pPr>
+      <w:proofErr w:type="spellStart"/>
       <w:r>
         <w:rPr>
           <w:b/>
           <w:bCs/>
           <w:u w:val="single"/>
         </w:rPr>
-        <w:t>Izvaddati:</w:t>
+        <w:t>Izvaddati</w:t>
+      </w:r>
+      <w:proofErr w:type="spellEnd"/>
+      <w:r>
+        <w:rPr>
+          <w:b/>
+          <w:bCs/>
+          <w:u w:val="single"/>
+        </w:rPr>
+        <w:t>:</w:t>
       </w:r>
     </w:p>
     <w:p>
@@ -4620,8 +4879,17 @@
           <w:b/>
           <w:bCs/>
         </w:rPr>
-        <w:t>6. Ierakstu rediģēsana</w:t>
-      </w:r>
+        <w:t xml:space="preserve">6. Ierakstu </w:t>
+      </w:r>
+      <w:proofErr w:type="spellStart"/>
+      <w:r>
+        <w:rPr>
+          <w:b/>
+          <w:bCs/>
+        </w:rPr>
+        <w:t>rediģēsana</w:t>
+      </w:r>
+      <w:proofErr w:type="spellEnd"/>
     </w:p>
     <w:p>
       <w:pPr>
@@ -4659,13 +4927,23 @@
           <w:u w:val="single"/>
         </w:rPr>
       </w:pPr>
+      <w:proofErr w:type="spellStart"/>
       <w:r>
         <w:rPr>
           <w:b/>
           <w:bCs/>
           <w:u w:val="single"/>
         </w:rPr>
-        <w:t>Ievaddati:</w:t>
+        <w:t>Ievaddati</w:t>
+      </w:r>
+      <w:proofErr w:type="spellEnd"/>
+      <w:r>
+        <w:rPr>
+          <w:b/>
+          <w:bCs/>
+          <w:u w:val="single"/>
+        </w:rPr>
+        <w:t>:</w:t>
       </w:r>
     </w:p>
     <w:p>
@@ -4708,8 +4986,17 @@
           <w:b/>
           <w:bCs/>
         </w:rPr>
-        <w:t>Rediģēšanas ievaddati</w:t>
-      </w:r>
+        <w:t xml:space="preserve">Rediģēšanas </w:t>
+      </w:r>
+      <w:proofErr w:type="spellStart"/>
+      <w:r>
+        <w:rPr>
+          <w:b/>
+          <w:bCs/>
+        </w:rPr>
+        <w:t>ievaddati</w:t>
+      </w:r>
+      <w:proofErr w:type="spellEnd"/>
     </w:p>
     <w:tbl>
       <w:tblPr>
@@ -5056,20 +5343,30 @@
           <w:u w:val="single"/>
         </w:rPr>
       </w:pPr>
+      <w:proofErr w:type="spellStart"/>
       <w:r>
         <w:rPr>
           <w:b/>
           <w:bCs/>
           <w:u w:val="single"/>
         </w:rPr>
-        <w:t>Izvaddati:</w:t>
-      </w:r>
+        <w:t>Izvaddati</w:t>
+      </w:r>
+      <w:proofErr w:type="spellEnd"/>
       <w:r>
         <w:rPr>
           <w:b/>
           <w:bCs/>
           <w:u w:val="single"/>
         </w:rPr>
+        <w:t>:</w:t>
+      </w:r>
+      <w:r>
+        <w:rPr>
+          <w:b/>
+          <w:bCs/>
+          <w:u w:val="single"/>
+        </w:rPr>
         <w:t xml:space="preserve"> </w:t>
       </w:r>
     </w:p>
@@ -5135,12 +5432,21 @@
           <w:bCs/>
         </w:rPr>
       </w:pPr>
-      <w:r>
-        <w:rPr>
-          <w:b/>
-          <w:bCs/>
-        </w:rPr>
-        <w:t>Ievaddati:</w:t>
+      <w:proofErr w:type="spellStart"/>
+      <w:r>
+        <w:rPr>
+          <w:b/>
+          <w:bCs/>
+        </w:rPr>
+        <w:t>Ievaddati</w:t>
+      </w:r>
+      <w:proofErr w:type="spellEnd"/>
+      <w:r>
+        <w:rPr>
+          <w:b/>
+          <w:bCs/>
+        </w:rPr>
+        <w:t>:</w:t>
       </w:r>
     </w:p>
     <w:p>
@@ -5179,8 +5485,17 @@
           <w:b/>
           <w:bCs/>
         </w:rPr>
-        <w:t>Dzēst iearkastu</w:t>
-      </w:r>
+        <w:t xml:space="preserve">Dzēst </w:t>
+      </w:r>
+      <w:proofErr w:type="spellStart"/>
+      <w:r>
+        <w:rPr>
+          <w:b/>
+          <w:bCs/>
+        </w:rPr>
+        <w:t>iearkastu</w:t>
+      </w:r>
+      <w:proofErr w:type="spellEnd"/>
     </w:p>
     <w:tbl>
       <w:tblPr>
@@ -5388,12 +5703,21 @@
           <w:bCs/>
         </w:rPr>
       </w:pPr>
-      <w:r>
-        <w:rPr>
-          <w:b/>
-          <w:bCs/>
-        </w:rPr>
-        <w:t>Izvaddati:</w:t>
+      <w:proofErr w:type="spellStart"/>
+      <w:r>
+        <w:rPr>
+          <w:b/>
+          <w:bCs/>
+        </w:rPr>
+        <w:t>Izvaddati</w:t>
+      </w:r>
+      <w:proofErr w:type="spellEnd"/>
+      <w:r>
+        <w:rPr>
+          <w:b/>
+          <w:bCs/>
+        </w:rPr>
+        <w:t>:</w:t>
       </w:r>
     </w:p>
     <w:p>
@@ -5465,12 +5789,21 @@
           <w:bCs/>
         </w:rPr>
       </w:pPr>
-      <w:r>
-        <w:rPr>
-          <w:b/>
-          <w:bCs/>
-        </w:rPr>
-        <w:t>Ievaddati:</w:t>
+      <w:proofErr w:type="spellStart"/>
+      <w:r>
+        <w:rPr>
+          <w:b/>
+          <w:bCs/>
+        </w:rPr>
+        <w:t>Ievaddati</w:t>
+      </w:r>
+      <w:proofErr w:type="spellEnd"/>
+      <w:r>
+        <w:rPr>
+          <w:b/>
+          <w:bCs/>
+        </w:rPr>
+        <w:t>:</w:t>
       </w:r>
     </w:p>
     <w:p>
@@ -5806,12 +6139,21 @@
           <w:bCs/>
         </w:rPr>
       </w:pPr>
-      <w:r>
-        <w:rPr>
-          <w:b/>
-          <w:bCs/>
-        </w:rPr>
-        <w:t>Izvaddati:</w:t>
+      <w:proofErr w:type="spellStart"/>
+      <w:r>
+        <w:rPr>
+          <w:b/>
+          <w:bCs/>
+        </w:rPr>
+        <w:t>Izvaddati</w:t>
+      </w:r>
+      <w:proofErr w:type="spellEnd"/>
+      <w:r>
+        <w:rPr>
+          <w:b/>
+          <w:bCs/>
+        </w:rPr>
+        <w:t>:</w:t>
       </w:r>
     </w:p>
     <w:p>
@@ -5917,12 +6259,21 @@
           <w:bCs/>
         </w:rPr>
       </w:pPr>
-      <w:r>
-        <w:rPr>
-          <w:b/>
-          <w:bCs/>
-        </w:rPr>
-        <w:t>Ievaddati:</w:t>
+      <w:proofErr w:type="spellStart"/>
+      <w:r>
+        <w:rPr>
+          <w:b/>
+          <w:bCs/>
+        </w:rPr>
+        <w:t>Ievaddati</w:t>
+      </w:r>
+      <w:proofErr w:type="spellEnd"/>
+      <w:r>
+        <w:rPr>
+          <w:b/>
+          <w:bCs/>
+        </w:rPr>
+        <w:t>:</w:t>
       </w:r>
     </w:p>
     <w:p>
@@ -6291,11 +6642,19 @@
       <w:pPr>
         <w:ind w:firstLine="0"/>
       </w:pPr>
+      <w:proofErr w:type="spellStart"/>
       <w:r>
         <w:rPr>
           <w:rStyle w:val="Strong"/>
         </w:rPr>
-        <w:t>Izvaddati:</w:t>
+        <w:t>Izvaddati</w:t>
+      </w:r>
+      <w:proofErr w:type="spellEnd"/>
+      <w:r>
+        <w:rPr>
+          <w:rStyle w:val="Strong"/>
+        </w:rPr>
+        <w:t>:</w:t>
       </w:r>
       <w:r>
         <w:t xml:space="preserve"> </w:t>
@@ -6371,12 +6730,21 @@
           <w:bCs/>
         </w:rPr>
       </w:pPr>
-      <w:r>
-        <w:rPr>
-          <w:b/>
-          <w:bCs/>
-        </w:rPr>
-        <w:t>Apstrade:</w:t>
+      <w:proofErr w:type="spellStart"/>
+      <w:r>
+        <w:rPr>
+          <w:b/>
+          <w:bCs/>
+        </w:rPr>
+        <w:t>Apstrade</w:t>
+      </w:r>
+      <w:proofErr w:type="spellEnd"/>
+      <w:r>
+        <w:rPr>
+          <w:b/>
+          <w:bCs/>
+        </w:rPr>
+        <w:t>:</w:t>
       </w:r>
     </w:p>
     <w:p>
@@ -6388,7 +6756,15 @@
         </w:numPr>
       </w:pPr>
       <w:r>
-        <w:t>Sistēma apkopo visus ienākumu un izdevumu ierakstus automatiski.</w:t>
+        <w:t xml:space="preserve">Sistēma apkopo visus ienākumu un izdevumu ierakstus </w:t>
+      </w:r>
+      <w:proofErr w:type="spellStart"/>
+      <w:r>
+        <w:t>automatiski</w:t>
+      </w:r>
+      <w:proofErr w:type="spellEnd"/>
+      <w:r>
+        <w:t>.</w:t>
       </w:r>
     </w:p>
     <w:p>
@@ -6466,6 +6842,7 @@
           <w:bCs/>
         </w:rPr>
       </w:pPr>
+      <w:proofErr w:type="spellStart"/>
       <w:r>
         <w:rPr>
           <w:b/>
@@ -6474,6 +6851,7 @@
         <w:lastRenderedPageBreak/>
         <w:t>Izvaddati</w:t>
       </w:r>
+      <w:proofErr w:type="spellEnd"/>
       <w:r>
         <w:rPr>
           <w:b/>
@@ -6556,12 +6934,21 @@
           <w:bCs/>
         </w:rPr>
       </w:pPr>
-      <w:r>
-        <w:rPr>
-          <w:b/>
-          <w:bCs/>
-        </w:rPr>
-        <w:t>Ievaddati:</w:t>
+      <w:proofErr w:type="spellStart"/>
+      <w:r>
+        <w:rPr>
+          <w:b/>
+          <w:bCs/>
+        </w:rPr>
+        <w:t>Ievaddati</w:t>
+      </w:r>
+      <w:proofErr w:type="spellEnd"/>
+      <w:r>
+        <w:rPr>
+          <w:b/>
+          <w:bCs/>
+        </w:rPr>
+        <w:t>:</w:t>
       </w:r>
     </w:p>
     <w:p>
@@ -6882,11 +7269,19 @@
       <w:pPr>
         <w:ind w:firstLine="0"/>
       </w:pPr>
+      <w:proofErr w:type="spellStart"/>
       <w:r>
         <w:rPr>
           <w:rStyle w:val="Strong"/>
         </w:rPr>
-        <w:t>Izvaddati:</w:t>
+        <w:t>Izvaddati</w:t>
+      </w:r>
+      <w:proofErr w:type="spellEnd"/>
+      <w:r>
+        <w:rPr>
+          <w:rStyle w:val="Strong"/>
+        </w:rPr>
+        <w:t>:</w:t>
       </w:r>
     </w:p>
     <w:p>
@@ -6995,11 +7390,19 @@
       <w:pPr>
         <w:ind w:firstLine="0"/>
       </w:pPr>
+      <w:proofErr w:type="spellStart"/>
       <w:r>
         <w:rPr>
           <w:rStyle w:val="Strong"/>
         </w:rPr>
-        <w:t>Izvaddati:</w:t>
+        <w:t>Izvaddati</w:t>
+      </w:r>
+      <w:proofErr w:type="spellEnd"/>
+      <w:r>
+        <w:rPr>
+          <w:rStyle w:val="Strong"/>
+        </w:rPr>
+        <w:t>:</w:t>
       </w:r>
       <w:r>
         <w:t xml:space="preserve"> </w:t>
@@ -7095,7 +7498,15 @@
         </w:numPr>
       </w:pPr>
       <w:r>
-        <w:t>Sistēma šifrē paroles un sensitīvus datus pirms saglabāšanas.</w:t>
+        <w:t xml:space="preserve">Sistēma šifrē paroles un </w:t>
+      </w:r>
+      <w:proofErr w:type="spellStart"/>
+      <w:r>
+        <w:t>sensitīvus</w:t>
+      </w:r>
+      <w:proofErr w:type="spellEnd"/>
+      <w:r>
+        <w:t xml:space="preserve"> datus pirms saglabāšanas.</w:t>
       </w:r>
     </w:p>
     <w:p>
@@ -7173,12 +7584,21 @@
           <w:bCs/>
         </w:rPr>
       </w:pPr>
-      <w:r>
-        <w:rPr>
-          <w:b/>
-          <w:bCs/>
-        </w:rPr>
-        <w:t>Ievaddati:</w:t>
+      <w:proofErr w:type="spellStart"/>
+      <w:r>
+        <w:rPr>
+          <w:b/>
+          <w:bCs/>
+        </w:rPr>
+        <w:t>Ievaddati</w:t>
+      </w:r>
+      <w:proofErr w:type="spellEnd"/>
+      <w:r>
+        <w:rPr>
+          <w:b/>
+          <w:bCs/>
+        </w:rPr>
+        <w:t>:</w:t>
       </w:r>
     </w:p>
     <w:p>
@@ -7533,11 +7953,19 @@
       <w:pPr>
         <w:ind w:firstLine="0"/>
       </w:pPr>
+      <w:proofErr w:type="spellStart"/>
       <w:r>
         <w:rPr>
           <w:rStyle w:val="Strong"/>
         </w:rPr>
-        <w:t>Izvaddati:</w:t>
+        <w:t>Izvaddati</w:t>
+      </w:r>
+      <w:proofErr w:type="spellEnd"/>
+      <w:r>
+        <w:rPr>
+          <w:rStyle w:val="Strong"/>
+        </w:rPr>
+        <w:t>:</w:t>
       </w:r>
       <w:r>
         <w:t xml:space="preserve"> </w:t>
@@ -7585,14 +8013,30 @@
       <w:pPr>
         <w:ind w:firstLine="0"/>
       </w:pPr>
+      <w:proofErr w:type="spellStart"/>
       <w:r>
         <w:rPr>
           <w:rStyle w:val="Strong"/>
         </w:rPr>
-        <w:t>Ievaddati:</w:t>
-      </w:r>
-      <w:r>
-        <w:t xml:space="preserve"> Iziet pogas uzpiešana.</w:t>
+        <w:t>Ievaddati</w:t>
+      </w:r>
+      <w:proofErr w:type="spellEnd"/>
+      <w:r>
+        <w:rPr>
+          <w:rStyle w:val="Strong"/>
+        </w:rPr>
+        <w:t>:</w:t>
+      </w:r>
+      <w:r>
+        <w:t xml:space="preserve"> Iziet pogas </w:t>
+      </w:r>
+      <w:proofErr w:type="spellStart"/>
+      <w:r>
+        <w:t>uzpiešana</w:t>
+      </w:r>
+      <w:proofErr w:type="spellEnd"/>
+      <w:r>
+        <w:t>.</w:t>
       </w:r>
     </w:p>
     <w:p>
@@ -7658,11 +8102,19 @@
       <w:pPr>
         <w:ind w:firstLine="0"/>
       </w:pPr>
+      <w:proofErr w:type="spellStart"/>
       <w:r>
         <w:rPr>
           <w:rStyle w:val="Strong"/>
         </w:rPr>
-        <w:t>Izvaddati:</w:t>
+        <w:t>Izvaddati</w:t>
+      </w:r>
+      <w:proofErr w:type="spellEnd"/>
+      <w:r>
+        <w:rPr>
+          <w:rStyle w:val="Strong"/>
+        </w:rPr>
+        <w:t>:</w:t>
       </w:r>
     </w:p>
     <w:p>
@@ -7728,12 +8180,21 @@
           <w:bCs/>
         </w:rPr>
       </w:pPr>
-      <w:r>
-        <w:rPr>
-          <w:b/>
-          <w:bCs/>
-        </w:rPr>
-        <w:t>Ievaddati:</w:t>
+      <w:proofErr w:type="spellStart"/>
+      <w:r>
+        <w:rPr>
+          <w:b/>
+          <w:bCs/>
+        </w:rPr>
+        <w:t>Ievaddati</w:t>
+      </w:r>
+      <w:proofErr w:type="spellEnd"/>
+      <w:r>
+        <w:rPr>
+          <w:b/>
+          <w:bCs/>
+        </w:rPr>
+        <w:t>:</w:t>
       </w:r>
     </w:p>
     <w:p>
@@ -7947,11 +8408,19 @@
       <w:pPr>
         <w:ind w:firstLine="0"/>
       </w:pPr>
+      <w:proofErr w:type="spellStart"/>
       <w:r>
         <w:rPr>
           <w:rStyle w:val="Strong"/>
         </w:rPr>
-        <w:t>Izvaddati:</w:t>
+        <w:t>Izvaddati</w:t>
+      </w:r>
+      <w:proofErr w:type="spellEnd"/>
+      <w:r>
+        <w:rPr>
+          <w:rStyle w:val="Strong"/>
+        </w:rPr>
+        <w:t>:</w:t>
       </w:r>
     </w:p>
     <w:p>
@@ -8045,12 +8514,21 @@
           <w:bCs/>
         </w:rPr>
       </w:pPr>
-      <w:r>
-        <w:rPr>
-          <w:b/>
-          <w:bCs/>
-        </w:rPr>
-        <w:t>Ievaddati:</w:t>
+      <w:proofErr w:type="spellStart"/>
+      <w:r>
+        <w:rPr>
+          <w:b/>
+          <w:bCs/>
+        </w:rPr>
+        <w:t>Ievaddati</w:t>
+      </w:r>
+      <w:proofErr w:type="spellEnd"/>
+      <w:r>
+        <w:rPr>
+          <w:b/>
+          <w:bCs/>
+        </w:rPr>
+        <w:t>:</w:t>
       </w:r>
     </w:p>
     <w:p>
@@ -8296,11 +8774,19 @@
           <w:bCs/>
         </w:rPr>
       </w:pPr>
+      <w:proofErr w:type="spellStart"/>
       <w:r>
         <w:rPr>
           <w:rStyle w:val="Strong"/>
         </w:rPr>
-        <w:t>Izvaddati:</w:t>
+        <w:t>Izvaddati</w:t>
+      </w:r>
+      <w:proofErr w:type="spellEnd"/>
+      <w:r>
+        <w:rPr>
+          <w:rStyle w:val="Strong"/>
+        </w:rPr>
+        <w:t>:</w:t>
       </w:r>
       <w:r>
         <w:t xml:space="preserve"> </w:t>
@@ -8381,12 +8867,21 @@
           <w:bCs/>
         </w:rPr>
       </w:pPr>
-      <w:r>
-        <w:rPr>
-          <w:b/>
-          <w:bCs/>
-        </w:rPr>
-        <w:t>Ievaddati:</w:t>
+      <w:proofErr w:type="spellStart"/>
+      <w:r>
+        <w:rPr>
+          <w:b/>
+          <w:bCs/>
+        </w:rPr>
+        <w:t>Ievaddati</w:t>
+      </w:r>
+      <w:proofErr w:type="spellEnd"/>
+      <w:r>
+        <w:rPr>
+          <w:b/>
+          <w:bCs/>
+        </w:rPr>
+        <w:t>:</w:t>
       </w:r>
     </w:p>
     <w:p>
@@ -8716,12 +9211,21 @@
           <w:bCs/>
         </w:rPr>
       </w:pPr>
-      <w:r>
-        <w:rPr>
-          <w:b/>
-          <w:bCs/>
-        </w:rPr>
-        <w:t>Izvaddati:</w:t>
+      <w:proofErr w:type="spellStart"/>
+      <w:r>
+        <w:rPr>
+          <w:b/>
+          <w:bCs/>
+        </w:rPr>
+        <w:t>Izvaddati</w:t>
+      </w:r>
+      <w:proofErr w:type="spellEnd"/>
+      <w:r>
+        <w:rPr>
+          <w:b/>
+          <w:bCs/>
+        </w:rPr>
+        <w:t>:</w:t>
       </w:r>
     </w:p>
     <w:p>
@@ -8794,7 +9298,15 @@
     </w:p>
     <w:p>
       <w:r>
-        <w:t>Nodrošināt lietotājam iespēju pielāgot sistēmas izskatu, mainot lietotāja saskarnes fona krāsu atbilstoši personīgajām vēlmēm.</w:t>
+        <w:t xml:space="preserve">Nodrošināt lietotājam iespēju pielāgot sistēmas izskatu, mainot lietotāja </w:t>
+      </w:r>
+      <w:proofErr w:type="spellStart"/>
+      <w:r>
+        <w:t>saskarnes</w:t>
+      </w:r>
+      <w:proofErr w:type="spellEnd"/>
+      <w:r>
+        <w:t xml:space="preserve"> fona krāsu atbilstoši personīgajām vēlmēm.</w:t>
       </w:r>
     </w:p>
     <w:p>
@@ -8848,7 +9360,15 @@
         </w:numPr>
       </w:pPr>
       <w:r>
-        <w:t>Sistēma nekavējoties piemēro izvēlēto krāsu saskarnes fonam.</w:t>
+        <w:t xml:space="preserve">Sistēma nekavējoties piemēro izvēlēto krāsu </w:t>
+      </w:r>
+      <w:proofErr w:type="spellStart"/>
+      <w:r>
+        <w:t>saskarnes</w:t>
+      </w:r>
+      <w:proofErr w:type="spellEnd"/>
+      <w:r>
+        <w:t xml:space="preserve"> fonam.</w:t>
       </w:r>
     </w:p>
     <w:p>
@@ -8883,23 +9403,40 @@
           <w:bCs/>
         </w:rPr>
       </w:pPr>
-      <w:r>
-        <w:rPr>
-          <w:b/>
-          <w:bCs/>
-        </w:rPr>
-        <w:t>Izvaddati:</w:t>
-      </w:r>
-    </w:p>
-    <w:p>
-      <w:pPr>
-        <w:rPr>
-          <w:b/>
-          <w:bCs/>
-        </w:rPr>
-      </w:pPr>
-      <w:r>
-        <w:t>Lietotāja saskarnē tiek piemērota izvēlētā fona krāsa</w:t>
+      <w:proofErr w:type="spellStart"/>
+      <w:r>
+        <w:rPr>
+          <w:b/>
+          <w:bCs/>
+        </w:rPr>
+        <w:t>Izvaddati</w:t>
+      </w:r>
+      <w:proofErr w:type="spellEnd"/>
+      <w:r>
+        <w:rPr>
+          <w:b/>
+          <w:bCs/>
+        </w:rPr>
+        <w:t>:</w:t>
+      </w:r>
+    </w:p>
+    <w:p>
+      <w:pPr>
+        <w:rPr>
+          <w:b/>
+          <w:bCs/>
+        </w:rPr>
+      </w:pPr>
+      <w:r>
+        <w:t xml:space="preserve">Lietotāja </w:t>
+      </w:r>
+      <w:proofErr w:type="spellStart"/>
+      <w:r>
+        <w:t>saskarnē</w:t>
+      </w:r>
+      <w:proofErr w:type="spellEnd"/>
+      <w:r>
+        <w:t xml:space="preserve"> tiek piemērota izvēlētā fona krāsa</w:t>
       </w:r>
       <w:r>
         <w:t>.</w:t>
@@ -8941,7 +9478,15 @@
     </w:p>
     <w:p>
       <w:r>
-        <w:t>Sistēmai jānodrošina ātra reakcija uz lietotāja darbībām, lapu ielādes laiks nedrīkst pārsniegt 3 sekundes, un datu apstrādei jānotiek bez aiztures.</w:t>
+        <w:t xml:space="preserve">Sistēmai jānodrošina ātra reakcija uz lietotāja darbībām, lapu </w:t>
+      </w:r>
+      <w:proofErr w:type="spellStart"/>
+      <w:r>
+        <w:t>ielādes</w:t>
+      </w:r>
+      <w:proofErr w:type="spellEnd"/>
+      <w:r>
+        <w:t xml:space="preserve"> laiks nedrīkst pārsniegt 3 sekundes, un datu apstrādei jānotiek bez aiztures.</w:t>
       </w:r>
     </w:p>
     <w:p>
@@ -9016,7 +9561,15 @@
     </w:p>
     <w:p>
       <w:r>
-        <w:t>Sistēmai jābūt viegli lietojamai, ar intuitīvu saskarni un skaidru navigāciju, lai lietotājs varētu veikt jebkuru darbību ne vairāk kā trīs soļos.</w:t>
+        <w:t xml:space="preserve">Sistēmai jābūt viegli lietojamai, ar intuitīvu </w:t>
+      </w:r>
+      <w:proofErr w:type="spellStart"/>
+      <w:r>
+        <w:t>saskarni</w:t>
+      </w:r>
+      <w:proofErr w:type="spellEnd"/>
+      <w:r>
+        <w:t xml:space="preserve"> un skaidru navigāciju, lai lietotājs varētu veikt jebkuru darbību ne vairāk kā trīs soļos.</w:t>
       </w:r>
     </w:p>
     <w:p>
@@ -9041,7 +9594,39 @@
     </w:p>
     <w:p>
       <w:r>
-        <w:t>Sistēmai jābūt pilnībā saderīgai ar populārākajām pārlūkprogrammām — Google Chrome, Mozilla Firefox un Microsoft Edge.</w:t>
+        <w:t xml:space="preserve">Sistēmai jābūt pilnībā saderīgai ar populārākajām pārlūkprogrammām — Google </w:t>
+      </w:r>
+      <w:proofErr w:type="spellStart"/>
+      <w:r>
+        <w:t>Chrome</w:t>
+      </w:r>
+      <w:proofErr w:type="spellEnd"/>
+      <w:r>
+        <w:t xml:space="preserve">, </w:t>
+      </w:r>
+      <w:proofErr w:type="spellStart"/>
+      <w:r>
+        <w:t>Mozilla</w:t>
+      </w:r>
+      <w:proofErr w:type="spellEnd"/>
+      <w:r>
+        <w:t xml:space="preserve"> </w:t>
+      </w:r>
+      <w:proofErr w:type="spellStart"/>
+      <w:r>
+        <w:t>Firefox</w:t>
+      </w:r>
+      <w:proofErr w:type="spellEnd"/>
+      <w:r>
+        <w:t xml:space="preserve"> un Microsoft </w:t>
+      </w:r>
+      <w:proofErr w:type="spellStart"/>
+      <w:r>
+        <w:t>Edge</w:t>
+      </w:r>
+      <w:proofErr w:type="spellEnd"/>
+      <w:r>
+        <w:t>.</w:t>
       </w:r>
     </w:p>
     <w:p>
@@ -9056,6 +9641,7 @@
           <w:bCs/>
         </w:rPr>
       </w:pPr>
+      <w:proofErr w:type="spellStart"/>
       <w:r>
         <w:rPr>
           <w:b/>
@@ -9063,6 +9649,7 @@
         </w:rPr>
         <w:t>Uzturējamība</w:t>
       </w:r>
+      <w:proofErr w:type="spellEnd"/>
     </w:p>
     <w:p>
       <w:r>
@@ -9518,7 +10105,15 @@
         <w:t xml:space="preserve">Priekšrocības: </w:t>
       </w:r>
       <w:r>
-        <w:t>Vienkārša un plaši atbalstīta valoda. Nodrošina saderību ar visām pārlūkprogrammām. Ļauj viegli integrēt CSS un JavaScript funkcionalitāti.</w:t>
+        <w:t xml:space="preserve">Vienkārša un plaši atbalstīta valoda. Nodrošina saderību ar visām pārlūkprogrammām. Ļauj viegli integrēt CSS un </w:t>
+      </w:r>
+      <w:proofErr w:type="spellStart"/>
+      <w:r>
+        <w:t>JavaScript</w:t>
+      </w:r>
+      <w:proofErr w:type="spellEnd"/>
+      <w:r>
+        <w:t xml:space="preserve"> funkcionalitāti.</w:t>
       </w:r>
     </w:p>
     <w:p>
@@ -9537,7 +10132,15 @@
         <w:t>Trūkumi:</w:t>
       </w:r>
       <w:r>
-        <w:t xml:space="preserve"> Vien ar HTML nevar nodrošināt interaktivitāti vai datu apstrādi. Ierobežota iespēja veidot dinamisku saturu bez citu valodu palīdzības.</w:t>
+        <w:t xml:space="preserve"> Vien ar HTML nevar nodrošināt </w:t>
+      </w:r>
+      <w:proofErr w:type="spellStart"/>
+      <w:r>
+        <w:t>interaktivitāti</w:t>
+      </w:r>
+      <w:proofErr w:type="spellEnd"/>
+      <w:r>
+        <w:t xml:space="preserve"> vai datu apstrādi. Ierobežota iespēja veidot dinamisku saturu bez citu valodu palīdzības.</w:t>
       </w:r>
     </w:p>
     <w:p>
@@ -9568,7 +10171,15 @@
         <w:t>Kāpēc izmantots:</w:t>
       </w:r>
       <w:r>
-        <w:t xml:space="preserve"> CSS nodrošina iespēju izveidot mūsdienīgu, estētisku un lietotājam draudzīgu saskarni, pielāgojot dizainu dažādām ierīcēm.</w:t>
+        <w:t xml:space="preserve"> CSS nodrošina iespēju izveidot mūsdienīgu, estētisku un lietotājam draudzīgu </w:t>
+      </w:r>
+      <w:proofErr w:type="spellStart"/>
+      <w:r>
+        <w:t>saskarni</w:t>
+      </w:r>
+      <w:proofErr w:type="spellEnd"/>
+      <w:r>
+        <w:t>, pielāgojot dizainu dažādām ierīcēm.</w:t>
       </w:r>
     </w:p>
     <w:p>
@@ -9587,7 +10198,15 @@
         <w:t xml:space="preserve">Priekšrocības: </w:t>
       </w:r>
       <w:r>
-        <w:t>Nodala dizainu no satura, atvieglojot uzturēšanu. Ļauj ātri veikt dizaina izmaiņas visā sistēmā. Atbalsta responsīvu dizainu mobilajām ierīcēm.</w:t>
+        <w:t xml:space="preserve">Nodala dizainu no satura, atvieglojot uzturēšanu. Ļauj ātri veikt dizaina izmaiņas visā sistēmā. Atbalsta </w:t>
+      </w:r>
+      <w:proofErr w:type="spellStart"/>
+      <w:r>
+        <w:t>responsīvu</w:t>
+      </w:r>
+      <w:proofErr w:type="spellEnd"/>
+      <w:r>
+        <w:t xml:space="preserve"> dizainu mobilajām ierīcēm.</w:t>
       </w:r>
     </w:p>
     <w:p>
@@ -9610,6 +10229,7 @@
       </w:r>
     </w:p>
     <w:p>
+      <w:proofErr w:type="spellStart"/>
       <w:r>
         <w:rPr>
           <w:b/>
@@ -9617,6 +10237,7 @@
         </w:rPr>
         <w:t>JavaScript</w:t>
       </w:r>
+      <w:proofErr w:type="spellEnd"/>
       <w:r>
         <w:rPr>
           <w:b/>
@@ -9625,7 +10246,15 @@
         <w:t xml:space="preserve"> </w:t>
       </w:r>
       <w:r>
-        <w:t>– programmēšanas valoda, kas piešķir tīmekļa lapām interaktivitāti un dinamisku uzvedību.</w:t>
+        <w:t xml:space="preserve">– programmēšanas valoda, kas piešķir tīmekļa lapām </w:t>
+      </w:r>
+      <w:proofErr w:type="spellStart"/>
+      <w:r>
+        <w:t>interaktivitāti</w:t>
+      </w:r>
+      <w:proofErr w:type="spellEnd"/>
+      <w:r>
+        <w:t xml:space="preserve"> un dinamisku uzvedību.</w:t>
       </w:r>
     </w:p>
     <w:p>
@@ -9644,7 +10273,15 @@
         <w:t>Kāpēc izmantots:</w:t>
       </w:r>
       <w:r>
-        <w:t xml:space="preserve"> Tā ļauj sistēmai reaģēt uz lietotāja darbībām, veikt datu validāciju, mainīt saturu bez lapas pārlādes un nodrošina patīkamu lietotāja pieredzi.</w:t>
+        <w:t xml:space="preserve"> Tā ļauj sistēmai reaģēt uz lietotāja darbībām, veikt datu validāciju, mainīt saturu bez lapas </w:t>
+      </w:r>
+      <w:proofErr w:type="spellStart"/>
+      <w:r>
+        <w:t>pārlādes</w:t>
+      </w:r>
+      <w:proofErr w:type="spellEnd"/>
+      <w:r>
+        <w:t xml:space="preserve"> un nodrošina patīkamu lietotāja pieredzi.</w:t>
       </w:r>
     </w:p>
     <w:p>
@@ -9663,7 +10300,15 @@
         <w:t xml:space="preserve">Priekšrocības: </w:t>
       </w:r>
       <w:r>
-        <w:t>Nodrošina dinamisku un interaktīvu saskarni. Plašs bibliotēku un rīku klāsts. Ātra izpilde pārlūkprogrammā.</w:t>
+        <w:t xml:space="preserve">Nodrošina dinamisku un interaktīvu </w:t>
+      </w:r>
+      <w:proofErr w:type="spellStart"/>
+      <w:r>
+        <w:t>saskarni</w:t>
+      </w:r>
+      <w:proofErr w:type="spellEnd"/>
+      <w:r>
+        <w:t>. Plašs bibliotēku un rīku klāsts. Ātra izpilde pārlūkprogrammā.</w:t>
       </w:r>
     </w:p>
     <w:p>
@@ -9733,7 +10378,15 @@
         <w:t xml:space="preserve">Priekšrocības: </w:t>
       </w:r>
       <w:r>
-        <w:t>Ērta integrācija ar datubāzēm (piemēram, MySQL). Labi piemērota servera puses loģikas izstrādei. Plaša kopiena un daudz gatavu risinājumu.</w:t>
+        <w:t xml:space="preserve">Ērta integrācija ar datubāzēm (piemēram, </w:t>
+      </w:r>
+      <w:proofErr w:type="spellStart"/>
+      <w:r>
+        <w:t>MySQL</w:t>
+      </w:r>
+      <w:proofErr w:type="spellEnd"/>
+      <w:r>
+        <w:t>). Labi piemērota servera puses loģikas izstrādei. Plaša kopiena un daudz gatavu risinājumu.</w:t>
       </w:r>
     </w:p>
     <w:p>
@@ -9756,6 +10409,7 @@
       </w:r>
     </w:p>
     <w:p>
+      <w:proofErr w:type="spellStart"/>
       <w:r>
         <w:rPr>
           <w:b/>
@@ -9763,8 +10417,17 @@
         </w:rPr>
         <w:t>phpMyAdmin</w:t>
       </w:r>
-      <w:r>
-        <w:t xml:space="preserve"> – relāciju datubāzu pārvaldības sistēma, kas tiek izmantota datu glabāšanai un apstrādei.</w:t>
+      <w:proofErr w:type="spellEnd"/>
+      <w:r>
+        <w:t xml:space="preserve"> – relāciju </w:t>
+      </w:r>
+      <w:proofErr w:type="spellStart"/>
+      <w:r>
+        <w:t>datubāzu</w:t>
+      </w:r>
+      <w:proofErr w:type="spellEnd"/>
+      <w:r>
+        <w:t xml:space="preserve"> pārvaldības sistēma, kas tiek izmantota datu glabāšanai un apstrādei.</w:t>
       </w:r>
     </w:p>
     <w:p>
@@ -9825,6 +10488,7 @@
       </w:r>
     </w:p>
     <w:p>
+      <w:proofErr w:type="spellStart"/>
       <w:r>
         <w:rPr>
           <w:b/>
@@ -9832,11 +10496,28 @@
         </w:rPr>
         <w:t>GitHub</w:t>
       </w:r>
+      <w:proofErr w:type="spellEnd"/>
       <w:r>
         <w:t xml:space="preserve"> – </w:t>
       </w:r>
       <w:r>
-        <w:t>platforma versiju kontroles un sadarbības nodrošināšanai, kas balstīta uz Git sistēmu. Tā ļauj saglabāt projekta failus mākoņvidē, izsekot izmaiņām un sadarboties ar citiem izstrādātājiem.</w:t>
+        <w:t xml:space="preserve">platforma versiju kontroles un sadarbības nodrošināšanai, kas balstīta uz </w:t>
+      </w:r>
+      <w:proofErr w:type="spellStart"/>
+      <w:r>
+        <w:t>Git</w:t>
+      </w:r>
+      <w:proofErr w:type="spellEnd"/>
+      <w:r>
+        <w:t xml:space="preserve"> sistēmu. Tā ļauj saglabāt projekta failus </w:t>
+      </w:r>
+      <w:proofErr w:type="spellStart"/>
+      <w:r>
+        <w:t>mākoņvidē</w:t>
+      </w:r>
+      <w:proofErr w:type="spellEnd"/>
+      <w:r>
+        <w:t>, izsekot izmaiņām un sadarboties ar citiem izstrādātājiem.</w:t>
       </w:r>
     </w:p>
     <w:p>
@@ -9855,7 +10536,15 @@
         <w:t>Kāpēc izmantots:</w:t>
       </w:r>
       <w:r>
-        <w:t xml:space="preserve"> GitHub tika izmantots, lai droši glabātu projekta pirmkodu, izsekotu izmaiņām un nodrošinātu iespēju viegli atgriezties pie iepriekšējām versijām. Tas arī atvieglo projekta prezentēšanu un publicēšanu.</w:t>
+        <w:t xml:space="preserve"> </w:t>
+      </w:r>
+      <w:proofErr w:type="spellStart"/>
+      <w:r>
+        <w:t>GitHub</w:t>
+      </w:r>
+      <w:proofErr w:type="spellEnd"/>
+      <w:r>
+        <w:t xml:space="preserve"> tika izmantots, lai droši glabātu projekta pirmkodu, izsekotu izmaiņām un nodrošinātu iespēju viegli atgriezties pie iepriekšējām versijām. Tas arī atvieglo projekta prezentēšanu un publicēšanu.</w:t>
       </w:r>
     </w:p>
     <w:p>
@@ -9880,7 +10569,23 @@
         <w:t xml:space="preserve"> </w:t>
       </w:r>
       <w:r>
-        <w:t>Ērta integrācija ar Visual Studio Code.</w:t>
+        <w:t xml:space="preserve">Ērta integrācija ar </w:t>
+      </w:r>
+      <w:proofErr w:type="spellStart"/>
+      <w:r>
+        <w:t>Visual</w:t>
+      </w:r>
+      <w:proofErr w:type="spellEnd"/>
+      <w:r>
+        <w:t xml:space="preserve"> </w:t>
+      </w:r>
+      <w:proofErr w:type="spellStart"/>
+      <w:r>
+        <w:t>Studio</w:t>
+      </w:r>
+      <w:proofErr w:type="spellEnd"/>
+      <w:r>
+        <w:t xml:space="preserve"> Code.</w:t>
       </w:r>
     </w:p>
     <w:p>
@@ -9899,23 +10604,41 @@
         <w:t>Trūkumi:</w:t>
       </w:r>
       <w:r>
-        <w:t xml:space="preserve"> Nepieciešamas pamatzināšanas par Git komandām. </w:t>
-      </w:r>
-    </w:p>
-    <w:p>
-      <w:pPr>
-        <w:rPr>
-          <w:b/>
-          <w:bCs/>
-        </w:rPr>
-      </w:pPr>
-      <w:r>
-        <w:rPr>
-          <w:b/>
-          <w:bCs/>
-        </w:rPr>
-        <w:t>Visual Studio Code (VS Code)</w:t>
-      </w:r>
+        <w:t xml:space="preserve"> Nepieciešamas </w:t>
+      </w:r>
+      <w:proofErr w:type="spellStart"/>
+      <w:r>
+        <w:t>pamatzināšanas</w:t>
+      </w:r>
+      <w:proofErr w:type="spellEnd"/>
+      <w:r>
+        <w:t xml:space="preserve"> par </w:t>
+      </w:r>
+      <w:proofErr w:type="spellStart"/>
+      <w:r>
+        <w:t>Git</w:t>
+      </w:r>
+      <w:proofErr w:type="spellEnd"/>
+      <w:r>
+        <w:t xml:space="preserve"> komandām. </w:t>
+      </w:r>
+    </w:p>
+    <w:p>
+      <w:pPr>
+        <w:rPr>
+          <w:b/>
+          <w:bCs/>
+        </w:rPr>
+      </w:pPr>
+      <w:proofErr w:type="spellStart"/>
+      <w:r>
+        <w:rPr>
+          <w:b/>
+          <w:bCs/>
+        </w:rPr>
+        <w:t>Visual</w:t>
+      </w:r>
+      <w:proofErr w:type="spellEnd"/>
       <w:r>
         <w:rPr>
           <w:b/>
@@ -9923,6 +10646,29 @@
         </w:rPr>
         <w:t xml:space="preserve"> </w:t>
       </w:r>
+      <w:proofErr w:type="spellStart"/>
+      <w:r>
+        <w:rPr>
+          <w:b/>
+          <w:bCs/>
+        </w:rPr>
+        <w:t>Studio</w:t>
+      </w:r>
+      <w:proofErr w:type="spellEnd"/>
+      <w:r>
+        <w:rPr>
+          <w:b/>
+          <w:bCs/>
+        </w:rPr>
+        <w:t xml:space="preserve"> Code (VS Code)</w:t>
+      </w:r>
+      <w:r>
+        <w:rPr>
+          <w:b/>
+          <w:bCs/>
+        </w:rPr>
+        <w:t xml:space="preserve"> </w:t>
+      </w:r>
       <w:r>
         <w:t xml:space="preserve">– </w:t>
       </w:r>
@@ -9934,7 +10680,15 @@
         <w:t xml:space="preserve"> </w:t>
       </w:r>
       <w:r>
-        <w:t>bezmaksas un atvērtā koda programmēšanas vide, ko izstrādājusi Microsoft. Tā paredzēta dažādu programmēšanas valodu, tostarp HTML, CSS, JavaScript un PHP, rediģēšanai un testēšanai.</w:t>
+        <w:t xml:space="preserve">bezmaksas un atvērtā koda programmēšanas vide, ko izstrādājusi Microsoft. Tā paredzēta dažādu programmēšanas valodu, tostarp HTML, CSS, </w:t>
+      </w:r>
+      <w:proofErr w:type="spellStart"/>
+      <w:r>
+        <w:t>JavaScript</w:t>
+      </w:r>
+      <w:proofErr w:type="spellEnd"/>
+      <w:r>
+        <w:t xml:space="preserve"> un PHP, rediģēšanai un testēšanai.</w:t>
       </w:r>
     </w:p>
     <w:p>
@@ -9953,7 +10707,15 @@
         <w:t>Kāpēc izmantots:</w:t>
       </w:r>
       <w:r>
-        <w:t xml:space="preserve"> VS Code nodrošina ērtu darba vidi ar plašu paplašinājumu klāstu, sintakses izcelšanu, kļūdu pārbaudi un Git integrāciju. Tā ir ideāli piemērota tīmekļa izstrādei, nodrošinot ātru un efektīvu kodēšanu.</w:t>
+        <w:t xml:space="preserve"> VS Code nodrošina ērtu darba vidi ar plašu paplašinājumu klāstu, sintakses izcelšanu, kļūdu pārbaudi un </w:t>
+      </w:r>
+      <w:proofErr w:type="spellStart"/>
+      <w:r>
+        <w:t>Git</w:t>
+      </w:r>
+      <w:proofErr w:type="spellEnd"/>
+      <w:r>
+        <w:t xml:space="preserve"> integrāciju. Tā ir ideāli piemērota tīmekļa izstrādei, nodrošinot ātru un efektīvu kodēšanu.</w:t>
       </w:r>
     </w:p>
     <w:p>
@@ -9973,7 +10735,23 @@
         <w:t xml:space="preserve">Priekšrocības: </w:t>
       </w:r>
       <w:r>
-        <w:t>Viegls un ātrs redaktors ar plašu funkcionalitāti. Iebūvēta Git un GitHub integrācija. Daudz pieejamu paplašinājumu un tēmu. Ērta kļūdu pārbaude un automātiskā formatēšana.</w:t>
+        <w:t xml:space="preserve">Viegls un ātrs redaktors ar plašu funkcionalitāti. Iebūvēta </w:t>
+      </w:r>
+      <w:proofErr w:type="spellStart"/>
+      <w:r>
+        <w:t>Git</w:t>
+      </w:r>
+      <w:proofErr w:type="spellEnd"/>
+      <w:r>
+        <w:t xml:space="preserve"> un </w:t>
+      </w:r>
+      <w:proofErr w:type="spellStart"/>
+      <w:r>
+        <w:t>GitHub</w:t>
+      </w:r>
+      <w:proofErr w:type="spellEnd"/>
+      <w:r>
+        <w:t xml:space="preserve"> integrācija. Daudz pieejamu paplašinājumu un tēmu. Ērta kļūdu pārbaude un automātiskā formatēšana.</w:t>
       </w:r>
     </w:p>
     <w:p>
@@ -10011,10 +10789,33 @@
     </w:p>
     <w:p>
       <w:r>
-        <w:t>Alternatīvi risinājumi ietver citas programmēšanas valodas un izstrades rīkus, kas var tikt izmantoti līdzīga veida projektos:</w:t>
-      </w:r>
-    </w:p>
-    <w:p>
+        <w:t xml:space="preserve">Alternatīvi risinājumi ietver citas </w:t>
+      </w:r>
+      <w:proofErr w:type="spellStart"/>
+      <w:r>
+        <w:t>prog</w:t>
+      </w:r>
+      <w:r>
+        <w:t>`</w:t>
+      </w:r>
+      <w:r>
+        <w:t>rammēšanas</w:t>
+      </w:r>
+      <w:proofErr w:type="spellEnd"/>
+      <w:r>
+        <w:t xml:space="preserve"> valodas un </w:t>
+      </w:r>
+      <w:proofErr w:type="spellStart"/>
+      <w:r>
+        <w:t>izstrades</w:t>
+      </w:r>
+      <w:proofErr w:type="spellEnd"/>
+      <w:r>
+        <w:t xml:space="preserve"> rīkus, kas var tikt izmantoti līdzīga veida projektos:</w:t>
+      </w:r>
+    </w:p>
+    <w:p>
+      <w:proofErr w:type="spellStart"/>
       <w:r>
         <w:rPr>
           <w:b/>
@@ -10022,6 +10823,7 @@
         </w:rPr>
         <w:t>Back-end</w:t>
       </w:r>
+      <w:proofErr w:type="spellEnd"/>
       <w:r>
         <w:t xml:space="preserve"> alternatīvas:</w:t>
       </w:r>
@@ -10034,16 +10836,46 @@
           <w:numId w:val="33"/>
         </w:numPr>
       </w:pPr>
-      <w:r>
-        <w:rPr>
-          <w:b/>
-          <w:bCs/>
-        </w:rPr>
-        <w:t xml:space="preserve">Python (Django) – </w:t>
+      <w:proofErr w:type="spellStart"/>
+      <w:r>
+        <w:rPr>
+          <w:b/>
+          <w:bCs/>
+        </w:rPr>
+        <w:t>Python</w:t>
+      </w:r>
+      <w:proofErr w:type="spellEnd"/>
+      <w:r>
+        <w:rPr>
+          <w:b/>
+          <w:bCs/>
+        </w:rPr>
+        <w:t xml:space="preserve"> (</w:t>
+      </w:r>
+      <w:proofErr w:type="spellStart"/>
+      <w:r>
+        <w:rPr>
+          <w:b/>
+          <w:bCs/>
+        </w:rPr>
+        <w:t>Django</w:t>
+      </w:r>
+      <w:proofErr w:type="spellEnd"/>
+      <w:r>
+        <w:rPr>
+          <w:b/>
+          <w:bCs/>
+        </w:rPr>
+        <w:t xml:space="preserve">) – </w:t>
       </w:r>
       <w:bookmarkStart w:id="12" w:name="_Toc212467039"/>
-      <w:r>
-        <w:t>Python ietvars, kas paredzēts tīmekļa lietotņu izstrādei, nodrošinot daudzus gatavus risinājumus drošībai un datu pārvaldībai.</w:t>
+      <w:proofErr w:type="spellStart"/>
+      <w:r>
+        <w:t>Python</w:t>
+      </w:r>
+      <w:proofErr w:type="spellEnd"/>
+      <w:r>
+        <w:t xml:space="preserve"> ietvars, kas paredzēts tīmekļa lietotņu izstrādei, nodrošinot daudzus gatavus risinājumus drošībai un datu pārvaldībai.</w:t>
       </w:r>
     </w:p>
     <w:p>
@@ -10069,10 +10901,27 @@
         <w:t xml:space="preserve">: </w:t>
       </w:r>
       <w:r>
-        <w:t>Lai gan Django piedāvā augstu drošības līmeni, tā apguve un ieviešana prasītu vairāk laika. Projekta mērķis ir izstrādāt vieglu un ātru tīmekļa sistēmu, ko efektīvāk nodrošina PHP un MySQL kombinācija.</w:t>
-      </w:r>
-    </w:p>
-    <w:p>
+        <w:t xml:space="preserve">Lai gan </w:t>
+      </w:r>
+      <w:proofErr w:type="spellStart"/>
+      <w:r>
+        <w:t>Django</w:t>
+      </w:r>
+      <w:proofErr w:type="spellEnd"/>
+      <w:r>
+        <w:t xml:space="preserve"> piedāvā augstu drošības līmeni, tā apguve un ieviešana prasītu vairāk laika. Projekta mērķis ir izstrādāt vieglu un ātru tīmekļa sistēmu, ko efektīvāk nodrošina PHP un </w:t>
+      </w:r>
+      <w:proofErr w:type="spellStart"/>
+      <w:r>
+        <w:t>MySQL</w:t>
+      </w:r>
+      <w:proofErr w:type="spellEnd"/>
+      <w:r>
+        <w:t xml:space="preserve"> kombinācija.</w:t>
+      </w:r>
+    </w:p>
+    <w:p>
+      <w:proofErr w:type="spellStart"/>
       <w:r>
         <w:rPr>
           <w:b/>
@@ -10087,6 +10936,7 @@
         </w:rPr>
         <w:t>-end</w:t>
       </w:r>
+      <w:proofErr w:type="spellEnd"/>
       <w:r>
         <w:t xml:space="preserve"> alternatīvas:</w:t>
       </w:r>
@@ -10106,8 +10956,13 @@
         </w:rPr>
         <w:t xml:space="preserve">Node.js – </w:t>
       </w:r>
-      <w:r>
-        <w:t>JavaScript izpildes vide servera pusē, kas ļauj veidot ātras un mērogojamas lietotnes.</w:t>
+      <w:proofErr w:type="spellStart"/>
+      <w:r>
+        <w:t>JavaScript</w:t>
+      </w:r>
+      <w:proofErr w:type="spellEnd"/>
+      <w:r>
+        <w:t xml:space="preserve"> izpildes vide servera pusē, kas ļauj veidot ātras un mērogojamas lietotnes.</w:t>
       </w:r>
     </w:p>
     <w:p>
@@ -10133,16 +10988,33 @@
         <w:t xml:space="preserve">: </w:t>
       </w:r>
       <w:r>
-        <w:t>Projekta mērķis ir izstrādāt nelielu tīmekļa sistēmu ar vienkāršu datu apstrādi, ko efektīvi nodrošina PHP un MySQL. Node.js prasītu sarežģītāku infrastruktūru un papildu servera konfigurāciju.</w:t>
-      </w:r>
-    </w:p>
-    <w:p>
-      <w:r>
-        <w:rPr>
-          <w:b/>
-          <w:bCs/>
-        </w:rPr>
-        <w:t xml:space="preserve">Datubāzu </w:t>
+        <w:t xml:space="preserve">Projekta mērķis ir izstrādāt nelielu tīmekļa sistēmu ar vienkāršu datu apstrādi, ko efektīvi nodrošina PHP un </w:t>
+      </w:r>
+      <w:proofErr w:type="spellStart"/>
+      <w:r>
+        <w:t>MySQL</w:t>
+      </w:r>
+      <w:proofErr w:type="spellEnd"/>
+      <w:r>
+        <w:t>. Node.js prasītu sarežģītāku infrastruktūru un papildu servera konfigurāciju.</w:t>
+      </w:r>
+    </w:p>
+    <w:p>
+      <w:proofErr w:type="spellStart"/>
+      <w:r>
+        <w:rPr>
+          <w:b/>
+          <w:bCs/>
+        </w:rPr>
+        <w:t>Datubāzu</w:t>
+      </w:r>
+      <w:proofErr w:type="spellEnd"/>
+      <w:r>
+        <w:rPr>
+          <w:b/>
+          <w:bCs/>
+        </w:rPr>
+        <w:t xml:space="preserve"> </w:t>
       </w:r>
       <w:r>
         <w:t>alternatīvas:</w:t>
@@ -10160,6 +11032,7 @@
           <w:bCs/>
         </w:rPr>
       </w:pPr>
+      <w:proofErr w:type="spellStart"/>
       <w:r>
         <w:rPr>
           <w:b/>
@@ -10167,6 +11040,7 @@
         </w:rPr>
         <w:t>PostgreSQL</w:t>
       </w:r>
+      <w:proofErr w:type="spellEnd"/>
       <w:r>
         <w:rPr>
           <w:b/>
@@ -10175,7 +11049,15 @@
         <w:t xml:space="preserve"> – </w:t>
       </w:r>
       <w:r>
-        <w:t>atvērtā koda relāciju datubāzu pārvaldības sistēma ar uzlabotām funkcijām, piemēram, sarežģītu datu tipu atbalstu un augstu transakciju drošību.</w:t>
+        <w:t xml:space="preserve">atvērtā koda relāciju </w:t>
+      </w:r>
+      <w:proofErr w:type="spellStart"/>
+      <w:r>
+        <w:t>datubāzu</w:t>
+      </w:r>
+      <w:proofErr w:type="spellEnd"/>
+      <w:r>
+        <w:t xml:space="preserve"> pārvaldības sistēma ar uzlabotām funkcijām, piemēram, sarežģītu datu tipu atbalstu un augstu transakciju drošību.</w:t>
       </w:r>
     </w:p>
     <w:p>
@@ -10194,7 +11076,39 @@
         <w:t xml:space="preserve">Kāpēc nav izmantots: </w:t>
       </w:r>
       <w:r>
-        <w:t>Projekta mērogs neprasa PostgreSQL sniegtās uzlabotās iespējas. MySQL nodrošina pietiekamu veiktspēju, vieglu konfigurāciju un labāku saderību ar PHP. PostgreSQL būtu piemērotāks lielākiem un resursietilpīgākiem projektiem.</w:t>
+        <w:t xml:space="preserve">Projekta mērogs neprasa </w:t>
+      </w:r>
+      <w:proofErr w:type="spellStart"/>
+      <w:r>
+        <w:t>PostgreSQL</w:t>
+      </w:r>
+      <w:proofErr w:type="spellEnd"/>
+      <w:r>
+        <w:t xml:space="preserve"> sniegtās uzlabotās iespējas. </w:t>
+      </w:r>
+      <w:proofErr w:type="spellStart"/>
+      <w:r>
+        <w:t>MySQL</w:t>
+      </w:r>
+      <w:proofErr w:type="spellEnd"/>
+      <w:r>
+        <w:t xml:space="preserve"> nodrošina pietiekamu veiktspēju, vieglu konfigurāciju un labāku saderību ar PHP. </w:t>
+      </w:r>
+      <w:proofErr w:type="spellStart"/>
+      <w:r>
+        <w:t>PostgreSQL</w:t>
+      </w:r>
+      <w:proofErr w:type="spellEnd"/>
+      <w:r>
+        <w:t xml:space="preserve"> būtu piemērotāks lielākiem un </w:t>
+      </w:r>
+      <w:proofErr w:type="spellStart"/>
+      <w:r>
+        <w:t>resursietilpīgākiem</w:t>
+      </w:r>
+      <w:proofErr w:type="spellEnd"/>
+      <w:r>
+        <w:t xml:space="preserve"> projektiem.</w:t>
       </w:r>
     </w:p>
     <w:p>
@@ -10221,6 +11135,7 @@
           <w:bCs/>
         </w:rPr>
       </w:pPr>
+      <w:proofErr w:type="spellStart"/>
       <w:r>
         <w:rPr>
           <w:b/>
@@ -10228,6 +11143,7 @@
         </w:rPr>
         <w:t>PhpStorm</w:t>
       </w:r>
+      <w:proofErr w:type="spellEnd"/>
       <w:r>
         <w:rPr>
           <w:b/>
@@ -10258,12 +11174,30 @@
         </w:rPr>
         <w:t xml:space="preserve">Kāpēc nav izmantots: </w:t>
       </w:r>
-      <w:r>
-        <w:t xml:space="preserve">PhpStorm ir lielisks, taču maksas rīks, kas piedāvā funkcijas, kuras šī projekta mērogā nav kritiski nepieciešamas. Visual </w:t>
-      </w:r>
+      <w:proofErr w:type="spellStart"/>
+      <w:r>
+        <w:t>PhpStorm</w:t>
+      </w:r>
+      <w:proofErr w:type="spellEnd"/>
+      <w:r>
+        <w:t xml:space="preserve"> ir lielisks, taču maksas rīks, kas piedāvā funkcijas, kuras šī projekta mērogā nav kritiski nepieciešamas. </w:t>
+      </w:r>
+      <w:proofErr w:type="spellStart"/>
+      <w:r>
+        <w:t>Visual</w:t>
+      </w:r>
+      <w:proofErr w:type="spellEnd"/>
+      <w:r>
+        <w:t xml:space="preserve"> </w:t>
+      </w:r>
+      <w:proofErr w:type="spellStart"/>
       <w:r>
         <w:lastRenderedPageBreak/>
-        <w:t>Studio Code ir bezmaksas, viegls un ar pietiekamām iespējām šāda veida projektiem, īpaši ar paplašinājumiem.</w:t>
+        <w:t>Studio</w:t>
+      </w:r>
+      <w:proofErr w:type="spellEnd"/>
+      <w:r>
+        <w:t xml:space="preserve"> Code ir bezmaksas, viegls un ar pietiekamām iespējām šāda veida projektiem, īpaši ar paplašinājumiem.</w:t>
       </w:r>
     </w:p>
     <w:p>
@@ -10290,15 +11224,64 @@
           <w:bCs/>
         </w:rPr>
       </w:pPr>
-      <w:r>
-        <w:rPr>
-          <w:b/>
-          <w:bCs/>
-        </w:rPr>
-        <w:t xml:space="preserve">GitLab – </w:t>
-      </w:r>
-      <w:r>
-        <w:t>versiju kontroles platforma līdzīga GitHub, kas piedāvā arī iebūvētu CI/CD (Continuous Integration / Continuous Deployment) funkcionalitāti.</w:t>
+      <w:proofErr w:type="spellStart"/>
+      <w:r>
+        <w:rPr>
+          <w:b/>
+          <w:bCs/>
+        </w:rPr>
+        <w:t>GitLab</w:t>
+      </w:r>
+      <w:proofErr w:type="spellEnd"/>
+      <w:r>
+        <w:rPr>
+          <w:b/>
+          <w:bCs/>
+        </w:rPr>
+        <w:t xml:space="preserve"> – </w:t>
+      </w:r>
+      <w:r>
+        <w:t xml:space="preserve">versiju kontroles platforma līdzīga </w:t>
+      </w:r>
+      <w:proofErr w:type="spellStart"/>
+      <w:r>
+        <w:t>GitHub</w:t>
+      </w:r>
+      <w:proofErr w:type="spellEnd"/>
+      <w:r>
+        <w:t>, kas piedāvā arī iebūvētu CI/CD (</w:t>
+      </w:r>
+      <w:proofErr w:type="spellStart"/>
+      <w:r>
+        <w:t>Continuous</w:t>
+      </w:r>
+      <w:proofErr w:type="spellEnd"/>
+      <w:r>
+        <w:t xml:space="preserve"> </w:t>
+      </w:r>
+      <w:proofErr w:type="spellStart"/>
+      <w:r>
+        <w:t>Integration</w:t>
+      </w:r>
+      <w:proofErr w:type="spellEnd"/>
+      <w:r>
+        <w:t xml:space="preserve"> / </w:t>
+      </w:r>
+      <w:proofErr w:type="spellStart"/>
+      <w:r>
+        <w:t>Continuous</w:t>
+      </w:r>
+      <w:proofErr w:type="spellEnd"/>
+      <w:r>
+        <w:t xml:space="preserve"> </w:t>
+      </w:r>
+      <w:proofErr w:type="spellStart"/>
+      <w:r>
+        <w:t>Deployment</w:t>
+      </w:r>
+      <w:proofErr w:type="spellEnd"/>
+      <w:r>
+        <w:t>) funkcionalitāti.</w:t>
       </w:r>
     </w:p>
     <w:p>
@@ -10320,11 +11303,37 @@
         </w:rPr>
         <w:t xml:space="preserve">Kāpēc nav izmantots: </w:t>
       </w:r>
-      <w:r>
-        <w:t>GitLab ir vairāk piemērots lieliem komandprojektiem</w:t>
-      </w:r>
-      <w:r>
-        <w:t xml:space="preserve"> un prasa papildu servera resursus, ja izmanto pašmitināto versiju. GitHub ir vienkāršāks, pieejamāks un pietiekami funkcionāls individuālam projektam.</w:t>
+      <w:proofErr w:type="spellStart"/>
+      <w:r>
+        <w:t>GitLab</w:t>
+      </w:r>
+      <w:proofErr w:type="spellEnd"/>
+      <w:r>
+        <w:t xml:space="preserve"> ir vairāk piemērots lieliem </w:t>
+      </w:r>
+      <w:proofErr w:type="spellStart"/>
+      <w:r>
+        <w:t>komandprojektiem</w:t>
+      </w:r>
+      <w:proofErr w:type="spellEnd"/>
+      <w:r>
+        <w:t xml:space="preserve"> un prasa papildu servera resursus, ja izmanto </w:t>
+      </w:r>
+      <w:proofErr w:type="spellStart"/>
+      <w:r>
+        <w:t>pašmitināto</w:t>
+      </w:r>
+      <w:proofErr w:type="spellEnd"/>
+      <w:r>
+        <w:t xml:space="preserve"> versiju. </w:t>
+      </w:r>
+      <w:proofErr w:type="spellStart"/>
+      <w:r>
+        <w:t>GitHub</w:t>
+      </w:r>
+      <w:proofErr w:type="spellEnd"/>
+      <w:r>
+        <w:t xml:space="preserve"> ir vienkāršāks, pieejamāks un pietiekami funkcionāls individuālam projektam.</w:t>
       </w:r>
     </w:p>
     <w:p>
@@ -10351,24 +11360,50 @@
     <w:p>
       <w:pPr>
         <w:pStyle w:val="Heading1"/>
+        <w:numPr>
+          <w:ilvl w:val="0"/>
+          <w:numId w:val="15"/>
+        </w:numPr>
       </w:pPr>
       <w:r>
         <w:lastRenderedPageBreak/>
-        <w:t>4. Sistēmas modelēšana un projektēšana</w:t>
+        <w:t>Sistēmas modelēšana un projektēšana</w:t>
       </w:r>
       <w:bookmarkEnd w:id="12"/>
     </w:p>
     <w:p>
+      <w:r>
+        <w:t>Šī nodaļa aplūko dažādus sistēmas modeļus un vizuālos attēlojumus, kas ir būtiski, lai izprastu tālmācības tīmekļa platformas uzbūvi, iespējas un darbības principus. Nodaļa iedalīta trīs daļās: pirmajā tiek apskatīta sistēmas arhitektūra, iekļaujot izvietojuma un ER shēmas, otrajā tiek pētīti funkcionālie un dinamiskie modeļi, kuros ietilpst lietojumu scenāriji, aktivitāšu un stāvokļu shēmas, un trešajā sniegts detalizēts pārskats par sistēmas elementiem un to savstarpējām attiecībām.</w:t>
+      </w:r>
+    </w:p>
+    <w:p>
       <w:pPr>
         <w:pStyle w:val="Heading2"/>
+        <w:numPr>
+          <w:ilvl w:val="1"/>
+          <w:numId w:val="15"/>
+        </w:numPr>
       </w:pPr>
       <w:bookmarkStart w:id="13" w:name="_Toc212467040"/>
       <w:r>
-        <w:t>4.1. Sistēmas struktūras modelis</w:t>
+        <w:t>Sistēmas struktūras modelis</w:t>
       </w:r>
       <w:bookmarkEnd w:id="13"/>
     </w:p>
     <w:p>
+      <w:r>
+        <w:t xml:space="preserve">Šajā daļā ir izstrādāti modeļi, kas atspoguļo sistēmas uzbūvi un datu glabāšanas organizāciju. Analīzei tiek izmantotas divas </w:t>
+      </w:r>
+      <w:proofErr w:type="spellStart"/>
+      <w:r>
+        <w:t>pamatdiagrammas</w:t>
+      </w:r>
+      <w:proofErr w:type="spellEnd"/>
+      <w:r>
+        <w:t>, izvietojuma shēma un entītiju-attiecību (ER) shēma.</w:t>
+      </w:r>
+    </w:p>
+    <w:p>
       <w:pPr>
         <w:pStyle w:val="Heading3"/>
       </w:pPr>
@@ -10379,150 +11414,5871 @@
       <w:bookmarkEnd w:id="14"/>
     </w:p>
     <w:p>
+      <w:r>
+        <w:t>Izvietojuma shēma ilustrē, kā sistēmas sastāvdaļas</w:t>
+      </w:r>
+      <w:r>
+        <w:t xml:space="preserve">, </w:t>
+      </w:r>
+      <w:r>
+        <w:t>lietotāja pārlūkprogramma, tīmekļa serveris, datu bāzes serveris un izstrādes vide</w:t>
+      </w:r>
+      <w:r>
+        <w:t xml:space="preserve">, </w:t>
+      </w:r>
+      <w:r>
+        <w:t>ir savstarpēji saistītas un mijiedarbojas. Tā sniedz skaidru priekšstatu par to, kā lietotāju pieprasījumi tiek apstrādāti un kā informācija tiek uzglabāta un pārsūtīta.</w:t>
+      </w:r>
+    </w:p>
+    <w:p>
+      <w:pPr>
+        <w:spacing w:line="276" w:lineRule="auto"/>
+        <w:ind w:firstLine="0"/>
+        <w:jc w:val="left"/>
+        <w:rPr>
+          <w:b/>
+          <w:color w:val="000000"/>
+        </w:rPr>
+      </w:pPr>
+      <w:bookmarkStart w:id="15" w:name="_Toc212467042"/>
+      <w:r>
+        <w:rPr>
+          <w:noProof/>
+        </w:rPr>
+        <w:drawing>
+          <wp:anchor distT="0" distB="0" distL="114300" distR="114300" simplePos="0" relativeHeight="251659264" behindDoc="0" locked="0" layoutInCell="1" allowOverlap="1" wp14:anchorId="5A461762" wp14:editId="0DDD7387">
+            <wp:simplePos x="0" y="0"/>
+            <wp:positionH relativeFrom="margin">
+              <wp:align>center</wp:align>
+            </wp:positionH>
+            <wp:positionV relativeFrom="paragraph">
+              <wp:posOffset>348615</wp:posOffset>
+            </wp:positionV>
+            <wp:extent cx="6677025" cy="2560955"/>
+            <wp:effectExtent l="0" t="0" r="9525" b="0"/>
+            <wp:wrapTopAndBottom/>
+            <wp:docPr id="3" name="Picture 3"/>
+            <wp:cNvGraphicFramePr>
+              <a:graphicFrameLocks xmlns:a="http://schemas.openxmlformats.org/drawingml/2006/main" noChangeAspect="1"/>
+            </wp:cNvGraphicFramePr>
+            <a:graphic xmlns:a="http://schemas.openxmlformats.org/drawingml/2006/main">
+              <a:graphicData uri="http://schemas.openxmlformats.org/drawingml/2006/picture">
+                <pic:pic xmlns:pic="http://schemas.openxmlformats.org/drawingml/2006/picture">
+                  <pic:nvPicPr>
+                    <pic:cNvPr id="0" name="Picture 2"/>
+                    <pic:cNvPicPr>
+                      <a:picLocks noChangeAspect="1" noChangeArrowheads="1"/>
+                    </pic:cNvPicPr>
+                  </pic:nvPicPr>
+                  <pic:blipFill>
+                    <a:blip r:embed="rId10">
+                      <a:extLst>
+                        <a:ext uri="{28A0092B-C50C-407E-A947-70E740481C1C}">
+                          <a14:useLocalDpi xmlns:a14="http://schemas.microsoft.com/office/drawing/2010/main" val="0"/>
+                        </a:ext>
+                      </a:extLst>
+                    </a:blip>
+                    <a:srcRect/>
+                    <a:stretch>
+                      <a:fillRect/>
+                    </a:stretch>
+                  </pic:blipFill>
+                  <pic:spPr bwMode="auto">
+                    <a:xfrm>
+                      <a:off x="0" y="0"/>
+                      <a:ext cx="6677025" cy="2560955"/>
+                    </a:xfrm>
+                    <a:prstGeom prst="rect">
+                      <a:avLst/>
+                    </a:prstGeom>
+                    <a:noFill/>
+                    <a:ln>
+                      <a:noFill/>
+                    </a:ln>
+                  </pic:spPr>
+                </pic:pic>
+              </a:graphicData>
+            </a:graphic>
+            <wp14:sizeRelH relativeFrom="margin">
+              <wp14:pctWidth>0</wp14:pctWidth>
+            </wp14:sizeRelH>
+            <wp14:sizeRelV relativeFrom="margin">
+              <wp14:pctHeight>0</wp14:pctHeight>
+            </wp14:sizeRelV>
+          </wp:anchor>
+        </w:drawing>
+      </w:r>
+    </w:p>
+    <w:p>
+      <w:pPr>
+        <w:spacing w:line="276" w:lineRule="auto"/>
+        <w:ind w:firstLine="0"/>
+        <w:jc w:val="left"/>
+        <w:rPr>
+          <w:b/>
+          <w:color w:val="000000"/>
+        </w:rPr>
+      </w:pPr>
+    </w:p>
+    <w:p>
+      <w:pPr>
+        <w:spacing w:line="276" w:lineRule="auto"/>
+        <w:ind w:firstLine="0"/>
+        <w:jc w:val="center"/>
+        <w:rPr>
+          <w:b/>
+          <w:color w:val="000000"/>
+        </w:rPr>
+      </w:pPr>
+      <w:r>
+        <w:rPr>
+          <w:b/>
+          <w:color w:val="000000"/>
+        </w:rPr>
+        <w:t>1. attēls. Budgetar izvietojuma diagramma</w:t>
+      </w:r>
+    </w:p>
+    <w:p>
+      <w:pPr>
+        <w:spacing w:line="276" w:lineRule="auto"/>
+        <w:ind w:firstLine="0"/>
+        <w:jc w:val="left"/>
+        <w:rPr>
+          <w:b/>
+          <w:color w:val="000000"/>
+        </w:rPr>
+      </w:pPr>
+      <w:r>
+        <w:br w:type="page"/>
+      </w:r>
+    </w:p>
+    <w:bookmarkEnd w:id="15"/>
+    <w:p>
       <w:pPr>
         <w:pStyle w:val="Heading3"/>
-      </w:pPr>
-      <w:bookmarkStart w:id="15" w:name="_Toc212467042"/>
-      <w:r>
-        <w:t>4.1.2. Klašu diagramma</w:t>
-      </w:r>
-      <w:bookmarkEnd w:id="15"/>
+        <w:numPr>
+          <w:ilvl w:val="2"/>
+          <w:numId w:val="5"/>
+        </w:numPr>
+      </w:pPr>
+      <w:r>
+        <w:lastRenderedPageBreak/>
+        <w:t>ER diagramma</w:t>
+      </w:r>
+    </w:p>
+    <w:p>
+      <w:r>
+        <w:rPr>
+          <w:noProof/>
+        </w:rPr>
+        <w:drawing>
+          <wp:anchor distT="0" distB="0" distL="114300" distR="114300" simplePos="0" relativeHeight="251662336" behindDoc="0" locked="0" layoutInCell="1" allowOverlap="1" wp14:anchorId="401468BC" wp14:editId="75F88571">
+            <wp:simplePos x="0" y="0"/>
+            <wp:positionH relativeFrom="page">
+              <wp:align>center</wp:align>
+            </wp:positionH>
+            <wp:positionV relativeFrom="paragraph">
+              <wp:posOffset>1607375</wp:posOffset>
+            </wp:positionV>
+            <wp:extent cx="7185660" cy="3681095"/>
+            <wp:effectExtent l="0" t="0" r="0" b="0"/>
+            <wp:wrapTopAndBottom/>
+            <wp:docPr id="5" name="Picture 5"/>
+            <wp:cNvGraphicFramePr>
+              <a:graphicFrameLocks xmlns:a="http://schemas.openxmlformats.org/drawingml/2006/main" noChangeAspect="1"/>
+            </wp:cNvGraphicFramePr>
+            <a:graphic xmlns:a="http://schemas.openxmlformats.org/drawingml/2006/main">
+              <a:graphicData uri="http://schemas.openxmlformats.org/drawingml/2006/picture">
+                <pic:pic xmlns:pic="http://schemas.openxmlformats.org/drawingml/2006/picture">
+                  <pic:nvPicPr>
+                    <pic:cNvPr id="0" name="Picture 3"/>
+                    <pic:cNvPicPr>
+                      <a:picLocks noChangeAspect="1" noChangeArrowheads="1"/>
+                    </pic:cNvPicPr>
+                  </pic:nvPicPr>
+                  <pic:blipFill>
+                    <a:blip r:embed="rId11">
+                      <a:extLst>
+                        <a:ext uri="{28A0092B-C50C-407E-A947-70E740481C1C}">
+                          <a14:useLocalDpi xmlns:a14="http://schemas.microsoft.com/office/drawing/2010/main" val="0"/>
+                        </a:ext>
+                      </a:extLst>
+                    </a:blip>
+                    <a:srcRect/>
+                    <a:stretch>
+                      <a:fillRect/>
+                    </a:stretch>
+                  </pic:blipFill>
+                  <pic:spPr bwMode="auto">
+                    <a:xfrm>
+                      <a:off x="0" y="0"/>
+                      <a:ext cx="7185660" cy="3681095"/>
+                    </a:xfrm>
+                    <a:prstGeom prst="rect">
+                      <a:avLst/>
+                    </a:prstGeom>
+                    <a:noFill/>
+                    <a:ln>
+                      <a:noFill/>
+                    </a:ln>
+                  </pic:spPr>
+                </pic:pic>
+              </a:graphicData>
+            </a:graphic>
+            <wp14:sizeRelH relativeFrom="margin">
+              <wp14:pctWidth>0</wp14:pctWidth>
+            </wp14:sizeRelH>
+            <wp14:sizeRelV relativeFrom="margin">
+              <wp14:pctHeight>0</wp14:pctHeight>
+            </wp14:sizeRelV>
+          </wp:anchor>
+        </w:drawing>
+      </w:r>
+      <w:r>
+        <w:t>ER diagramma parāda datubāzes entītijas (piemēram, lietotājus, kursus, video un komentārus) un saiknes starp tām. Tā ir svarīga, jo palīdz izprast, kā dati sistēmā ir sakārtoti un kā notiek galvenās datu plūsmas. Diagramma atvieglo izstrādātājiem un sistēmas uzturētājiem datu struktūras pārskatīšanu, kā arī ļauj vieglāk noteikt savstarpēji saistītās tabulas un to atkarības. ER modelis kalpo arī kā pamats datubāzes normalizācijai un loģiskās struktūras veidošanai. Tas ir noderīgs gan sistēmas izstrādes laikā, gan arī turpmāk, to paplašinot un uzturot (skat. 2. attēlu).</w:t>
+      </w:r>
+    </w:p>
+    <w:p>
+      <w:pPr>
+        <w:spacing w:line="276" w:lineRule="auto"/>
+        <w:ind w:firstLine="0"/>
+        <w:jc w:val="center"/>
+        <w:rPr>
+          <w:b/>
+          <w:color w:val="000000"/>
+        </w:rPr>
+      </w:pPr>
+    </w:p>
+    <w:p>
+      <w:pPr>
+        <w:spacing w:line="276" w:lineRule="auto"/>
+        <w:ind w:firstLine="0"/>
+        <w:jc w:val="center"/>
+        <w:rPr>
+          <w:b/>
+          <w:color w:val="000000"/>
+        </w:rPr>
+      </w:pPr>
+      <w:r>
+        <w:rPr>
+          <w:b/>
+          <w:color w:val="000000"/>
+        </w:rPr>
+        <w:t>2. attēls. Budgetar ER Diagramma</w:t>
+      </w:r>
+    </w:p>
+    <w:p>
+      <w:pPr>
+        <w:spacing w:line="276" w:lineRule="auto"/>
+        <w:ind w:firstLine="0"/>
+        <w:jc w:val="left"/>
+        <w:rPr>
+          <w:b/>
+        </w:rPr>
+      </w:pPr>
+      <w:bookmarkStart w:id="16" w:name="_Toc212467043"/>
+      <w:r>
+        <w:br w:type="page"/>
+      </w:r>
     </w:p>
     <w:p>
       <w:pPr>
         <w:pStyle w:val="Heading2"/>
-      </w:pPr>
-      <w:bookmarkStart w:id="16" w:name="_Toc212467043"/>
-      <w:r>
-        <w:t>4.2. Funkcionālais un dinamiskais sistēmas modelis</w:t>
+        <w:numPr>
+          <w:ilvl w:val="1"/>
+          <w:numId w:val="5"/>
+        </w:numPr>
+      </w:pPr>
+      <w:r>
+        <w:lastRenderedPageBreak/>
+        <w:t>Funkcionālais un dinamiskais sistēmas modelis</w:t>
       </w:r>
       <w:bookmarkEnd w:id="16"/>
     </w:p>
     <w:p>
       <w:pPr>
+        <w:ind w:firstLine="540"/>
+      </w:pPr>
+      <w:r>
+        <w:t>Šajā apakšnodaļā ir izveidots sistēmas funkcionālais un dinamiskais modelis, kas palīdz saprast, kā lietotāji mijiedarbojas ar sistēmu un kā tā reaģē uz dažādām darbībām. Šim nolūkam tiek izmantotas trīs galvenās diagrammas. Šī modeļa izstrāde ir svarīga, lai nodrošinātu skaidru un sakārtotu izpratni par sistēmas funkcionalitāti un tās darbību dinamikā.</w:t>
+      </w:r>
+    </w:p>
+    <w:p>
+      <w:pPr>
         <w:pStyle w:val="Heading3"/>
       </w:pPr>
       <w:bookmarkStart w:id="17" w:name="_Toc212467044"/>
       <w:r>
-        <w:t>4.2.1. Lietojumgadījumu diagramma (Use Case)</w:t>
+        <w:t xml:space="preserve">4.2.1. </w:t>
+      </w:r>
+      <w:proofErr w:type="spellStart"/>
+      <w:r>
+        <w:t>Lietojumgadījumu</w:t>
+      </w:r>
+      <w:proofErr w:type="spellEnd"/>
+      <w:r>
+        <w:t xml:space="preserve"> diagramma (</w:t>
+      </w:r>
+      <w:proofErr w:type="spellStart"/>
+      <w:r>
+        <w:t>Use</w:t>
+      </w:r>
+      <w:proofErr w:type="spellEnd"/>
+      <w:r>
+        <w:t xml:space="preserve"> </w:t>
+      </w:r>
+      <w:proofErr w:type="spellStart"/>
+      <w:r>
+        <w:t>Case</w:t>
+      </w:r>
+      <w:proofErr w:type="spellEnd"/>
+      <w:r>
+        <w:t>)</w:t>
       </w:r>
       <w:bookmarkEnd w:id="17"/>
     </w:p>
     <w:p>
+      <w:r>
+        <w:rPr>
+          <w:noProof/>
+        </w:rPr>
+        <w:drawing>
+          <wp:anchor distT="0" distB="0" distL="114300" distR="114300" simplePos="0" relativeHeight="251661312" behindDoc="0" locked="0" layoutInCell="1" allowOverlap="1" wp14:anchorId="046DDBB1" wp14:editId="5F1A47F9">
+            <wp:simplePos x="0" y="0"/>
+            <wp:positionH relativeFrom="margin">
+              <wp:align>center</wp:align>
+            </wp:positionH>
+            <wp:positionV relativeFrom="paragraph">
+              <wp:posOffset>921385</wp:posOffset>
+            </wp:positionV>
+            <wp:extent cx="3495675" cy="5499735"/>
+            <wp:effectExtent l="0" t="0" r="9525" b="5715"/>
+            <wp:wrapTopAndBottom/>
+            <wp:docPr id="4" name="Picture 4"/>
+            <wp:cNvGraphicFramePr>
+              <a:graphicFrameLocks xmlns:a="http://schemas.openxmlformats.org/drawingml/2006/main" noChangeAspect="1"/>
+            </wp:cNvGraphicFramePr>
+            <a:graphic xmlns:a="http://schemas.openxmlformats.org/drawingml/2006/main">
+              <a:graphicData uri="http://schemas.openxmlformats.org/drawingml/2006/picture">
+                <pic:pic xmlns:pic="http://schemas.openxmlformats.org/drawingml/2006/picture">
+                  <pic:nvPicPr>
+                    <pic:cNvPr id="0" name="Picture 2"/>
+                    <pic:cNvPicPr>
+                      <a:picLocks noChangeAspect="1" noChangeArrowheads="1"/>
+                    </pic:cNvPicPr>
+                  </pic:nvPicPr>
+                  <pic:blipFill>
+                    <a:blip r:embed="rId12">
+                      <a:extLst>
+                        <a:ext uri="{28A0092B-C50C-407E-A947-70E740481C1C}">
+                          <a14:useLocalDpi xmlns:a14="http://schemas.microsoft.com/office/drawing/2010/main" val="0"/>
+                        </a:ext>
+                      </a:extLst>
+                    </a:blip>
+                    <a:srcRect/>
+                    <a:stretch>
+                      <a:fillRect/>
+                    </a:stretch>
+                  </pic:blipFill>
+                  <pic:spPr bwMode="auto">
+                    <a:xfrm>
+                      <a:off x="0" y="0"/>
+                      <a:ext cx="3495675" cy="5499735"/>
+                    </a:xfrm>
+                    <a:prstGeom prst="rect">
+                      <a:avLst/>
+                    </a:prstGeom>
+                    <a:noFill/>
+                    <a:ln>
+                      <a:noFill/>
+                    </a:ln>
+                  </pic:spPr>
+                </pic:pic>
+              </a:graphicData>
+            </a:graphic>
+            <wp14:sizeRelH relativeFrom="margin">
+              <wp14:pctWidth>0</wp14:pctWidth>
+            </wp14:sizeRelH>
+            <wp14:sizeRelV relativeFrom="margin">
+              <wp14:pctHeight>0</wp14:pctHeight>
+            </wp14:sizeRelV>
+          </wp:anchor>
+        </w:drawing>
+      </w:r>
+      <w:proofErr w:type="spellStart"/>
+      <w:r>
+        <w:t>Lietojumgadījumu</w:t>
+      </w:r>
+      <w:proofErr w:type="spellEnd"/>
+      <w:r>
+        <w:t xml:space="preserve"> diagramma attēlo, kādi </w:t>
+      </w:r>
+      <w:proofErr w:type="spellStart"/>
+      <w:r>
+        <w:t>lietojumgadījumi</w:t>
+      </w:r>
+      <w:proofErr w:type="spellEnd"/>
+      <w:r>
+        <w:t xml:space="preserve"> ir pieejami dažādiem lietotāju līmeņiem (neautentificēts lietotājs, autentificēts lietotājs, pasniedzējs, administrators). Tā palīdz noteikt galvenās lietotāju vajadzības un sistēmas piedāvāto funkcionalitāti (skat. 3. attēlu).</w:t>
+      </w:r>
+    </w:p>
+    <w:p/>
+    <w:p>
+      <w:pPr>
+        <w:jc w:val="center"/>
+      </w:pPr>
+      <w:r>
+        <w:rPr>
+          <w:b/>
+          <w:color w:val="000000"/>
+        </w:rPr>
+        <w:t>3. attēls. Budgetar</w:t>
+      </w:r>
+      <w:r>
+        <w:rPr>
+          <w:b/>
+          <w:color w:val="000000"/>
+        </w:rPr>
+        <w:t xml:space="preserve"> </w:t>
+      </w:r>
+      <w:proofErr w:type="spellStart"/>
+      <w:r>
+        <w:rPr>
+          <w:b/>
+          <w:color w:val="000000"/>
+        </w:rPr>
+        <w:t>lietojumgadījumu</w:t>
+      </w:r>
+      <w:proofErr w:type="spellEnd"/>
+      <w:r>
+        <w:rPr>
+          <w:b/>
+          <w:color w:val="000000"/>
+        </w:rPr>
+        <w:t xml:space="preserve"> </w:t>
+      </w:r>
+      <w:r>
+        <w:rPr>
+          <w:b/>
+          <w:color w:val="000000"/>
+        </w:rPr>
+        <w:t>d</w:t>
+      </w:r>
+      <w:r>
+        <w:rPr>
+          <w:b/>
+          <w:color w:val="000000"/>
+        </w:rPr>
+        <w:t>iagramma</w:t>
+      </w:r>
+    </w:p>
+    <w:p>
       <w:pPr>
         <w:pStyle w:val="Heading3"/>
       </w:pPr>
       <w:bookmarkStart w:id="18" w:name="_Toc212467045"/>
       <w:r>
-        <w:t>4.2.2. Aktivitāšu diagramma (Activity)</w:t>
+        <w:lastRenderedPageBreak/>
+        <w:t>4.2.2. Aktivitāšu diagramma (</w:t>
+      </w:r>
+      <w:proofErr w:type="spellStart"/>
+      <w:r>
+        <w:t>Activity</w:t>
+      </w:r>
+      <w:proofErr w:type="spellEnd"/>
+      <w:r>
+        <w:t>)</w:t>
       </w:r>
       <w:bookmarkEnd w:id="18"/>
     </w:p>
     <w:p>
+      <w:r>
+        <w:rPr>
+          <w:noProof/>
+        </w:rPr>
+        <w:drawing>
+          <wp:anchor distT="0" distB="0" distL="114300" distR="114300" simplePos="0" relativeHeight="251663360" behindDoc="0" locked="0" layoutInCell="1" allowOverlap="1" wp14:anchorId="4273D04E" wp14:editId="1129FC1A">
+            <wp:simplePos x="0" y="0"/>
+            <wp:positionH relativeFrom="margin">
+              <wp:align>center</wp:align>
+            </wp:positionH>
+            <wp:positionV relativeFrom="paragraph">
+              <wp:posOffset>884348</wp:posOffset>
+            </wp:positionV>
+            <wp:extent cx="6275705" cy="6995795"/>
+            <wp:effectExtent l="0" t="0" r="0" b="0"/>
+            <wp:wrapTopAndBottom/>
+            <wp:docPr id="6" name="Picture 6"/>
+            <wp:cNvGraphicFramePr>
+              <a:graphicFrameLocks xmlns:a="http://schemas.openxmlformats.org/drawingml/2006/main" noChangeAspect="1"/>
+            </wp:cNvGraphicFramePr>
+            <a:graphic xmlns:a="http://schemas.openxmlformats.org/drawingml/2006/main">
+              <a:graphicData uri="http://schemas.openxmlformats.org/drawingml/2006/picture">
+                <pic:pic xmlns:pic="http://schemas.openxmlformats.org/drawingml/2006/picture">
+                  <pic:nvPicPr>
+                    <pic:cNvPr id="0" name="Picture 4"/>
+                    <pic:cNvPicPr>
+                      <a:picLocks noChangeAspect="1" noChangeArrowheads="1"/>
+                    </pic:cNvPicPr>
+                  </pic:nvPicPr>
+                  <pic:blipFill>
+                    <a:blip r:embed="rId13">
+                      <a:extLst>
+                        <a:ext uri="{28A0092B-C50C-407E-A947-70E740481C1C}">
+                          <a14:useLocalDpi xmlns:a14="http://schemas.microsoft.com/office/drawing/2010/main" val="0"/>
+                        </a:ext>
+                      </a:extLst>
+                    </a:blip>
+                    <a:srcRect/>
+                    <a:stretch>
+                      <a:fillRect/>
+                    </a:stretch>
+                  </pic:blipFill>
+                  <pic:spPr bwMode="auto">
+                    <a:xfrm>
+                      <a:off x="0" y="0"/>
+                      <a:ext cx="6275705" cy="6995795"/>
+                    </a:xfrm>
+                    <a:prstGeom prst="rect">
+                      <a:avLst/>
+                    </a:prstGeom>
+                    <a:noFill/>
+                    <a:ln>
+                      <a:noFill/>
+                    </a:ln>
+                  </pic:spPr>
+                </pic:pic>
+              </a:graphicData>
+            </a:graphic>
+            <wp14:sizeRelH relativeFrom="margin">
+              <wp14:pctWidth>0</wp14:pctWidth>
+            </wp14:sizeRelH>
+            <wp14:sizeRelV relativeFrom="margin">
+              <wp14:pctHeight>0</wp14:pctHeight>
+            </wp14:sizeRelV>
+          </wp:anchor>
+        </w:drawing>
+      </w:r>
+      <w:r>
+        <w:t>Aktivitāšu diagramma attēlo</w:t>
+      </w:r>
+      <w:r>
+        <w:t xml:space="preserve"> </w:t>
+      </w:r>
+      <w:r>
+        <w:t>sistēmas pilno lietotāja darbību plūsmu, sākot no vietnes apmeklēšanas līdz galvenajām sistēmas funkcijām. Diagramma ir sadalīta divās daļās</w:t>
+      </w:r>
+      <w:r>
+        <w:t xml:space="preserve">, </w:t>
+      </w:r>
+      <w:r>
+        <w:t>autentifikācijas plūsmā un galvenās lietotnes darbību plūsmā.</w:t>
+      </w:r>
+    </w:p>
+    <w:p>
+      <w:pPr>
+        <w:jc w:val="center"/>
+        <w:rPr>
+          <w:b/>
+          <w:color w:val="000000"/>
+        </w:rPr>
+      </w:pPr>
+      <w:bookmarkStart w:id="19" w:name="_Toc212467046"/>
+    </w:p>
+    <w:p>
+      <w:pPr>
+        <w:jc w:val="center"/>
+      </w:pPr>
+      <w:r>
+        <w:rPr>
+          <w:b/>
+          <w:color w:val="000000"/>
+        </w:rPr>
+        <w:t>4. attēls. Budgetar aktivitāšu diagramma</w:t>
+      </w:r>
+    </w:p>
+    <w:p>
       <w:pPr>
         <w:pStyle w:val="Heading3"/>
       </w:pPr>
-      <w:bookmarkStart w:id="19" w:name="_Toc212467046"/>
-      <w:r>
-        <w:t>4.2.3. Stāvokļu diagramma (State)</w:t>
+      <w:r>
+        <w:lastRenderedPageBreak/>
+        <w:t>4.2.3. Stāvokļu diagramma (</w:t>
+      </w:r>
+      <w:proofErr w:type="spellStart"/>
+      <w:r>
+        <w:t>State</w:t>
+      </w:r>
+      <w:proofErr w:type="spellEnd"/>
+      <w:r>
+        <w:t>)</w:t>
       </w:r>
       <w:bookmarkEnd w:id="19"/>
     </w:p>
     <w:p>
+      <w:r>
+        <w:rPr>
+          <w:noProof/>
+        </w:rPr>
+        <w:drawing>
+          <wp:anchor distT="0" distB="0" distL="114300" distR="114300" simplePos="0" relativeHeight="251664384" behindDoc="0" locked="0" layoutInCell="1" allowOverlap="1" wp14:anchorId="225ACFC2" wp14:editId="3131B93B">
+            <wp:simplePos x="0" y="0"/>
+            <wp:positionH relativeFrom="margin">
+              <wp:align>center</wp:align>
+            </wp:positionH>
+            <wp:positionV relativeFrom="paragraph">
+              <wp:posOffset>1160526</wp:posOffset>
+            </wp:positionV>
+            <wp:extent cx="6254496" cy="3533232"/>
+            <wp:effectExtent l="0" t="0" r="0" b="0"/>
+            <wp:wrapTopAndBottom/>
+            <wp:docPr id="2" name="Picture 2"/>
+            <wp:cNvGraphicFramePr>
+              <a:graphicFrameLocks xmlns:a="http://schemas.openxmlformats.org/drawingml/2006/main" noChangeAspect="1"/>
+            </wp:cNvGraphicFramePr>
+            <a:graphic xmlns:a="http://schemas.openxmlformats.org/drawingml/2006/main">
+              <a:graphicData uri="http://schemas.openxmlformats.org/drawingml/2006/picture">
+                <pic:pic xmlns:pic="http://schemas.openxmlformats.org/drawingml/2006/picture">
+                  <pic:nvPicPr>
+                    <pic:cNvPr id="0" name="Picture 1"/>
+                    <pic:cNvPicPr>
+                      <a:picLocks noChangeAspect="1" noChangeArrowheads="1"/>
+                    </pic:cNvPicPr>
+                  </pic:nvPicPr>
+                  <pic:blipFill>
+                    <a:blip r:embed="rId14">
+                      <a:extLst>
+                        <a:ext uri="{28A0092B-C50C-407E-A947-70E740481C1C}">
+                          <a14:useLocalDpi xmlns:a14="http://schemas.microsoft.com/office/drawing/2010/main" val="0"/>
+                        </a:ext>
+                      </a:extLst>
+                    </a:blip>
+                    <a:srcRect/>
+                    <a:stretch>
+                      <a:fillRect/>
+                    </a:stretch>
+                  </pic:blipFill>
+                  <pic:spPr bwMode="auto">
+                    <a:xfrm>
+                      <a:off x="0" y="0"/>
+                      <a:ext cx="6254496" cy="3533232"/>
+                    </a:xfrm>
+                    <a:prstGeom prst="rect">
+                      <a:avLst/>
+                    </a:prstGeom>
+                    <a:noFill/>
+                    <a:ln>
+                      <a:noFill/>
+                    </a:ln>
+                  </pic:spPr>
+                </pic:pic>
+              </a:graphicData>
+            </a:graphic>
+            <wp14:sizeRelH relativeFrom="margin">
+              <wp14:pctWidth>0</wp14:pctWidth>
+            </wp14:sizeRelH>
+            <wp14:sizeRelV relativeFrom="margin">
+              <wp14:pctHeight>0</wp14:pctHeight>
+            </wp14:sizeRelV>
+          </wp:anchor>
+        </w:drawing>
+      </w:r>
+      <w:r>
+        <w:t>Stāvokļu diagramma parāda, kā Budgetar sistēmas objekti (piemēram, lietotāja konts, finanšu ieraksts) maina savu stāvokli atkarībā no lietotāju darbībām. Tā ir noderīga, lai saprastu, kā sistēma reaģē uz dažādiem notikumiem, piemēram, lietotāja autentifikāciju, ierakstu pievienošanu vai budžeta limitu pārsniegšanu.</w:t>
+      </w:r>
+    </w:p>
+    <w:p>
+      <w:pPr>
+        <w:pStyle w:val="ListParagraph"/>
+        <w:numPr>
+          <w:ilvl w:val="0"/>
+          <w:numId w:val="5"/>
+        </w:numPr>
+        <w:jc w:val="center"/>
+        <w:rPr>
+          <w:b/>
+          <w:color w:val="000000"/>
+        </w:rPr>
+      </w:pPr>
+      <w:r>
+        <w:rPr>
+          <w:b/>
+          <w:color w:val="000000"/>
+        </w:rPr>
+        <w:t xml:space="preserve">attēls. Budgetar </w:t>
+      </w:r>
+      <w:r>
+        <w:rPr>
+          <w:b/>
+          <w:color w:val="000000"/>
+        </w:rPr>
+        <w:t>stāvokļu diagramma (Neautentificēts lietotājs)</w:t>
+      </w:r>
+    </w:p>
+    <w:p>
+      <w:pPr>
+        <w:ind w:firstLine="360"/>
+      </w:pPr>
+      <w:r>
+        <w:t>Diagrammā atspoguļotas neautentificētam lietotājam pieejamās darbības — konta izveide un pieteikšanās sistēmā. Neautentificētam lietotājam nav iespējas izmantot nekādas citas sistēmas funkcijas (Skat. 5. attēlu).</w:t>
+      </w:r>
+    </w:p>
+    <w:p/>
+    <w:p>
+      <w:pPr>
+        <w:spacing w:line="276" w:lineRule="auto"/>
+        <w:ind w:firstLine="0"/>
+        <w:jc w:val="left"/>
+        <w:rPr>
+          <w:b/>
+          <w:color w:val="000000"/>
+        </w:rPr>
+      </w:pPr>
+      <w:r>
+        <w:rPr>
+          <w:b/>
+          <w:color w:val="000000"/>
+        </w:rPr>
+        <w:br w:type="page"/>
+      </w:r>
+    </w:p>
+    <w:p>
+      <w:pPr>
+        <w:pStyle w:val="ListParagraph"/>
+        <w:numPr>
+          <w:ilvl w:val="0"/>
+          <w:numId w:val="5"/>
+        </w:numPr>
+        <w:jc w:val="center"/>
+        <w:rPr>
+          <w:b/>
+          <w:color w:val="000000"/>
+        </w:rPr>
+      </w:pPr>
+      <w:r>
+        <w:rPr>
+          <w:noProof/>
+        </w:rPr>
+        <w:lastRenderedPageBreak/>
+        <w:drawing>
+          <wp:anchor distT="0" distB="0" distL="114300" distR="114300" simplePos="0" relativeHeight="251667456" behindDoc="0" locked="0" layoutInCell="1" allowOverlap="1" wp14:anchorId="080F548B" wp14:editId="19825482">
+            <wp:simplePos x="0" y="0"/>
+            <wp:positionH relativeFrom="page">
+              <wp:align>center</wp:align>
+            </wp:positionH>
+            <wp:positionV relativeFrom="paragraph">
+              <wp:posOffset>236</wp:posOffset>
+            </wp:positionV>
+            <wp:extent cx="5932805" cy="3359785"/>
+            <wp:effectExtent l="0" t="0" r="0" b="0"/>
+            <wp:wrapTopAndBottom/>
+            <wp:docPr id="11" name="Picture 11"/>
+            <wp:cNvGraphicFramePr>
+              <a:graphicFrameLocks xmlns:a="http://schemas.openxmlformats.org/drawingml/2006/main" noChangeAspect="1"/>
+            </wp:cNvGraphicFramePr>
+            <a:graphic xmlns:a="http://schemas.openxmlformats.org/drawingml/2006/main">
+              <a:graphicData uri="http://schemas.openxmlformats.org/drawingml/2006/picture">
+                <pic:pic xmlns:pic="http://schemas.openxmlformats.org/drawingml/2006/picture">
+                  <pic:nvPicPr>
+                    <pic:cNvPr id="0" name="Picture 6"/>
+                    <pic:cNvPicPr>
+                      <a:picLocks noChangeAspect="1" noChangeArrowheads="1"/>
+                    </pic:cNvPicPr>
+                  </pic:nvPicPr>
+                  <pic:blipFill>
+                    <a:blip r:embed="rId15">
+                      <a:extLst>
+                        <a:ext uri="{28A0092B-C50C-407E-A947-70E740481C1C}">
+                          <a14:useLocalDpi xmlns:a14="http://schemas.microsoft.com/office/drawing/2010/main" val="0"/>
+                        </a:ext>
+                      </a:extLst>
+                    </a:blip>
+                    <a:srcRect/>
+                    <a:stretch>
+                      <a:fillRect/>
+                    </a:stretch>
+                  </pic:blipFill>
+                  <pic:spPr bwMode="auto">
+                    <a:xfrm>
+                      <a:off x="0" y="0"/>
+                      <a:ext cx="5932805" cy="3359785"/>
+                    </a:xfrm>
+                    <a:prstGeom prst="rect">
+                      <a:avLst/>
+                    </a:prstGeom>
+                    <a:noFill/>
+                    <a:ln>
+                      <a:noFill/>
+                    </a:ln>
+                  </pic:spPr>
+                </pic:pic>
+              </a:graphicData>
+            </a:graphic>
+          </wp:anchor>
+        </w:drawing>
+      </w:r>
+      <w:r>
+        <w:rPr>
+          <w:b/>
+          <w:color w:val="000000"/>
+        </w:rPr>
+        <w:t>attēls. Budgetar stāvokļu diagramma (Autentificēts lietotājs)</w:t>
+      </w:r>
+    </w:p>
+    <w:p>
+      <w:pPr>
+        <w:ind w:firstLine="360"/>
+      </w:pPr>
+      <w:r>
+        <w:t>Diagrammā atspoguļotas autentificētam lietotājam pieejamās funkcijas — ienākumu un izdevumu ierakstu pievienošana, automātisko maksājumu iestatīšana, statistikas un finanšu pārskatu apskatīšana, kā arī budžeta kategoriju pārvaldība. Autentificēts lietotājs var jebkurā brīdī pārskatīt savus ierakstus, labot vai dzēst tos, kā arī salīdzināt finanšu datus dažādos laika periodos (Skat. 6. attēlu).</w:t>
+      </w:r>
+    </w:p>
+    <w:p/>
+    <w:p>
+      <w:r>
+        <w:rPr>
+          <w:noProof/>
+        </w:rPr>
+        <w:lastRenderedPageBreak/>
+        <w:drawing>
+          <wp:anchor distT="0" distB="0" distL="114300" distR="114300" simplePos="0" relativeHeight="251666432" behindDoc="0" locked="0" layoutInCell="1" allowOverlap="1" wp14:anchorId="34489E65" wp14:editId="0D19CF3F">
+            <wp:simplePos x="0" y="0"/>
+            <wp:positionH relativeFrom="margin">
+              <wp:posOffset>19227</wp:posOffset>
+            </wp:positionH>
+            <wp:positionV relativeFrom="paragraph">
+              <wp:posOffset>251</wp:posOffset>
+            </wp:positionV>
+            <wp:extent cx="5943600" cy="3689350"/>
+            <wp:effectExtent l="0" t="0" r="0" b="6350"/>
+            <wp:wrapTopAndBottom/>
+            <wp:docPr id="10" name="Picture 10"/>
+            <wp:cNvGraphicFramePr>
+              <a:graphicFrameLocks xmlns:a="http://schemas.openxmlformats.org/drawingml/2006/main" noChangeAspect="1"/>
+            </wp:cNvGraphicFramePr>
+            <a:graphic xmlns:a="http://schemas.openxmlformats.org/drawingml/2006/main">
+              <a:graphicData uri="http://schemas.openxmlformats.org/drawingml/2006/picture">
+                <pic:pic xmlns:pic="http://schemas.openxmlformats.org/drawingml/2006/picture">
+                  <pic:nvPicPr>
+                    <pic:cNvPr id="0" name="Picture 5"/>
+                    <pic:cNvPicPr>
+                      <a:picLocks noChangeAspect="1" noChangeArrowheads="1"/>
+                    </pic:cNvPicPr>
+                  </pic:nvPicPr>
+                  <pic:blipFill>
+                    <a:blip r:embed="rId16">
+                      <a:extLst>
+                        <a:ext uri="{28A0092B-C50C-407E-A947-70E740481C1C}">
+                          <a14:useLocalDpi xmlns:a14="http://schemas.microsoft.com/office/drawing/2010/main" val="0"/>
+                        </a:ext>
+                      </a:extLst>
+                    </a:blip>
+                    <a:srcRect/>
+                    <a:stretch>
+                      <a:fillRect/>
+                    </a:stretch>
+                  </pic:blipFill>
+                  <pic:spPr bwMode="auto">
+                    <a:xfrm>
+                      <a:off x="0" y="0"/>
+                      <a:ext cx="5943600" cy="3689350"/>
+                    </a:xfrm>
+                    <a:prstGeom prst="rect">
+                      <a:avLst/>
+                    </a:prstGeom>
+                    <a:noFill/>
+                    <a:ln>
+                      <a:noFill/>
+                    </a:ln>
+                  </pic:spPr>
+                </pic:pic>
+              </a:graphicData>
+            </a:graphic>
+          </wp:anchor>
+        </w:drawing>
+      </w:r>
+    </w:p>
+    <w:p>
+      <w:pPr>
+        <w:pStyle w:val="ListParagraph"/>
+        <w:numPr>
+          <w:ilvl w:val="0"/>
+          <w:numId w:val="5"/>
+        </w:numPr>
+        <w:spacing w:line="276" w:lineRule="auto"/>
+        <w:jc w:val="center"/>
+        <w:rPr>
+          <w:b/>
+          <w:color w:val="000000"/>
+        </w:rPr>
+      </w:pPr>
+      <w:bookmarkStart w:id="20" w:name="_Toc212467047"/>
+      <w:r>
+        <w:rPr>
+          <w:b/>
+          <w:color w:val="000000"/>
+        </w:rPr>
+        <w:t>attēls. Budgetar stāvokļu diagramma (</w:t>
+      </w:r>
+      <w:r>
+        <w:rPr>
+          <w:b/>
+          <w:color w:val="000000"/>
+        </w:rPr>
+        <w:t>Administrators</w:t>
+      </w:r>
+      <w:r>
+        <w:rPr>
+          <w:b/>
+          <w:color w:val="000000"/>
+        </w:rPr>
+        <w:t>)</w:t>
+      </w:r>
+    </w:p>
+    <w:p>
+      <w:pPr>
+        <w:ind w:firstLine="360"/>
+        <w:rPr>
+          <w:b/>
+          <w:color w:val="000000"/>
+        </w:rPr>
+      </w:pPr>
+      <w:r>
+        <w:t>Diagrammā atspoguļotas administratoram pieejamās funkcijas — visu lietotāju kontu rediģēšana un dzēšana, kā arī sistēmas uzraudzība. Administrators var rediģēt vai dzēst lietotāju kontus, kā arī nodrošināt sistēmas stabilu darbību. Administrators nevar redzēt lietotāju finanses, (Skat. 6. attēlu).</w:t>
+      </w:r>
+    </w:p>
+    <w:p>
+      <w:pPr>
+        <w:spacing w:line="276" w:lineRule="auto"/>
+        <w:ind w:firstLine="0"/>
+        <w:jc w:val="center"/>
+        <w:rPr>
+          <w:b/>
+        </w:rPr>
+      </w:pPr>
+    </w:p>
+    <w:p>
       <w:pPr>
         <w:pStyle w:val="Heading2"/>
       </w:pPr>
-      <w:bookmarkStart w:id="20" w:name="_Toc212467047"/>
       <w:r>
         <w:t>4.3. Datu struktūru apraksts</w:t>
       </w:r>
       <w:bookmarkEnd w:id="20"/>
       <w:r>
         <w:t xml:space="preserve"> </w:t>
+      </w:r>
+    </w:p>
+    <w:p>
+      <w:r>
+        <w:t>Sistēmas datubāze ir sadalīta piecās daļās, katrai no tām ir savs uzdevums. Vienā daļā tiek glabāta informācija par reģistrētajiem lietotājiem</w:t>
+      </w:r>
+      <w:r>
+        <w:t xml:space="preserve">, </w:t>
+      </w:r>
+      <w:r>
+        <w:t>viņu vārdi, e-pasta adreses un paroles. Citā daļā tiek glabāta līdzīga informācija par administratoriem, kā arī tas, kad viņi pēdējo reizi ir pieteikušies sistēmā. Finanšu ierakstu daļā tiek saglabāti visi lietotāja ievadītie ienākumi un izdevumi, katram norādot datumu, summu, aprakstu un to, vai maksājums atkārtojas katru mēnesi. Budžeta daļā tiek glabāti lietotāja izveidotie budžeta plāni ar nosaukumu, plānoto summu un laika periodu</w:t>
+      </w:r>
+      <w:r>
+        <w:t xml:space="preserve">, </w:t>
+      </w:r>
+      <w:r>
+        <w:t>sistēma automātiski brīdina lietotāju, kad izdevumi tuvojas noteiktajai robežai. Visbeidzot, ir arī tehniska daļa, kas ļauj sistēmai atcerēties lietotāju nākamajā apmeklējuma reizē, lai viņam nav katru reizi no jauna jāpiesakās.</w:t>
       </w:r>
     </w:p>
     <w:p/>
     <w:p/>
-    <w:p/>
     <w:p>
       <w:pPr>
         <w:pStyle w:val="Heading1"/>
       </w:pPr>
-      <w:bookmarkStart w:id="21" w:name="_prrja7124nmh" w:colFirst="0" w:colLast="0"/>
-      <w:bookmarkEnd w:id="21"/>
       <w:r>
         <w:br w:type="page"/>
       </w:r>
-    </w:p>
-    <w:p>
-      <w:pPr>
-        <w:pStyle w:val="Heading1"/>
-      </w:pPr>
-      <w:bookmarkStart w:id="22" w:name="_Toc212467048"/>
+      <w:bookmarkStart w:id="21" w:name="_Toc212467048"/>
       <w:r>
         <w:lastRenderedPageBreak/>
         <w:t>5. Lietotāju ceļvedis</w:t>
       </w:r>
+      <w:bookmarkEnd w:id="21"/>
+    </w:p>
+    <w:p>
+      <w:pPr>
+        <w:pStyle w:val="Heading1"/>
+        <w:ind w:firstLine="0"/>
+        <w:jc w:val="both"/>
+      </w:pPr>
+      <w:bookmarkStart w:id="22" w:name="_incuarc1hhly" w:colFirst="0" w:colLast="0"/>
       <w:bookmarkEnd w:id="22"/>
+      <w:r>
+        <w:br w:type="page"/>
+      </w:r>
     </w:p>
     <w:p>
       <w:pPr>
         <w:pStyle w:val="Heading1"/>
-      </w:pPr>
-      <w:bookmarkStart w:id="23" w:name="_incuarc1hhly" w:colFirst="0" w:colLast="0"/>
+        <w:numPr>
+          <w:ilvl w:val="0"/>
+          <w:numId w:val="22"/>
+        </w:numPr>
+      </w:pPr>
+      <w:bookmarkStart w:id="23" w:name="_Toc212467049"/>
+      <w:r>
+        <w:lastRenderedPageBreak/>
+        <w:t>Testēšanas dokumentācija</w:t>
+      </w:r>
       <w:bookmarkEnd w:id="23"/>
+    </w:p>
+    <w:p>
+      <w:r>
+        <w:t>Šajā sadaļā aprakstīts, kā tika pārbaudīta "Budgetar" sistēmas darbība, kādas metodes tika izmantotas, kādi testa gadījumi tika veikti un kādi rezultāti tika iegūti. Mērķis ir pierādīt, ka sistēma darbojas pareizi un atbilst visām izvirzītajām prasībām.</w:t>
+      </w:r>
+    </w:p>
+    <w:p>
+      <w:pPr>
+        <w:pStyle w:val="Heading2"/>
+      </w:pPr>
+      <w:bookmarkStart w:id="24" w:name="_Toc212467050"/>
+      <w:r>
+        <w:t>6.1. Izvēlētās testēšanas metodes, rīku apraksts un pamatojums</w:t>
+      </w:r>
+      <w:bookmarkEnd w:id="24"/>
+    </w:p>
+    <w:p>
+      <w:r>
+        <w:t>Sistēmas pārbaudei tika izvēlēta manuālā testēšanas metode, jo tā ir vienkārša, elastīga un labi piemērota mazāka apjoma projektiem. Testa rezultāti tika reģistrēti Microsoft Excel tabulās, kas ļāva pārskatāmi sekot līdzi katram pārbaudītajam gadījumam. Šī pieeja ļāva ātri reaģēt uz atklātajām problēmām un pielāgot testus, ja sistēmas darbībā tika novērotas neparedzētas situācijas, bez nepieciešamības ieviest sarežģītus testēšanas rīkus.</w:t>
+      </w:r>
+    </w:p>
+    <w:p>
+      <w:pPr>
+        <w:spacing w:line="276" w:lineRule="auto"/>
+        <w:ind w:firstLine="0"/>
+        <w:jc w:val="left"/>
+        <w:rPr>
+          <w:b/>
+        </w:rPr>
+      </w:pPr>
+      <w:bookmarkStart w:id="25" w:name="_Toc212467051"/>
       <w:r>
         <w:br w:type="page"/>
       </w:r>
     </w:p>
     <w:p>
       <w:pPr>
-        <w:pStyle w:val="Heading1"/>
-      </w:pPr>
-      <w:bookmarkStart w:id="24" w:name="_Toc212467049"/>
+        <w:pStyle w:val="Heading2"/>
+      </w:pPr>
       <w:r>
         <w:lastRenderedPageBreak/>
-        <w:t>6. Testēšanas dokumentācija</w:t>
-      </w:r>
-      <w:bookmarkEnd w:id="24"/>
+        <w:t>6.2. Testpiemēru kopa</w:t>
+      </w:r>
+      <w:bookmarkEnd w:id="25"/>
+    </w:p>
+    <w:p>
+      <w:r>
+        <w:t>Šajā sadaļā ir apkopoti visi veiktie testi, ar kuriem tika pārbaudīta sistēmas funkcionalitāte, stabilitāte un atbilstība prasībām. Testi iedalīti divās grupās — melnās kastes testos, kas pārbauda sistēmu no lietotāja perspektīvas, un baltās kastes testos, kas vērsti uz sistēmas iekšējās loģikas un koda pārbaudi.</w:t>
+      </w:r>
+    </w:p>
+    <w:p>
+      <w:pPr>
+        <w:ind w:firstLine="0"/>
+        <w:jc w:val="right"/>
+        <w:rPr>
+          <w:b/>
+          <w:bCs/>
+        </w:rPr>
+      </w:pPr>
+      <w:r>
+        <w:rPr>
+          <w:b/>
+          <w:bCs/>
+        </w:rPr>
+        <w:t>1</w:t>
+      </w:r>
+      <w:r>
+        <w:rPr>
+          <w:b/>
+          <w:bCs/>
+        </w:rPr>
+        <w:t>5</w:t>
+      </w:r>
+      <w:r>
+        <w:rPr>
+          <w:b/>
+          <w:bCs/>
+        </w:rPr>
+        <w:t>. tabula</w:t>
+      </w:r>
+    </w:p>
+    <w:p>
+      <w:pPr>
+        <w:jc w:val="center"/>
+        <w:rPr>
+          <w:b/>
+          <w:bCs/>
+        </w:rPr>
+      </w:pPr>
+      <w:r>
+        <w:rPr>
+          <w:b/>
+          <w:bCs/>
+        </w:rPr>
+        <w:t>Prasības</w:t>
+      </w:r>
+    </w:p>
+    <w:tbl>
+      <w:tblPr>
+        <w:tblStyle w:val="TableGrid"/>
+        <w:tblW w:w="0" w:type="auto"/>
+        <w:tblLook w:val="04A0" w:firstRow="1" w:lastRow="0" w:firstColumn="1" w:lastColumn="0" w:noHBand="0" w:noVBand="1"/>
+      </w:tblPr>
+      <w:tblGrid>
+        <w:gridCol w:w="2875"/>
+        <w:gridCol w:w="6472"/>
+      </w:tblGrid>
+      <w:tr>
+        <w:tc>
+          <w:tcPr>
+            <w:tcW w:w="2875" w:type="dxa"/>
+            <w:shd w:val="clear" w:color="auto" w:fill="F2F2F2" w:themeFill="background1" w:themeFillShade="F2"/>
+          </w:tcPr>
+          <w:p>
+            <w:pPr>
+              <w:ind w:firstLine="0"/>
+              <w:rPr>
+                <w:b/>
+                <w:bCs/>
+              </w:rPr>
+            </w:pPr>
+            <w:r>
+              <w:rPr>
+                <w:b/>
+                <w:bCs/>
+              </w:rPr>
+              <w:t>Prasības ID</w:t>
+            </w:r>
+          </w:p>
+        </w:tc>
+        <w:tc>
+          <w:tcPr>
+            <w:tcW w:w="6472" w:type="dxa"/>
+            <w:shd w:val="clear" w:color="auto" w:fill="F2F2F2" w:themeFill="background1" w:themeFillShade="F2"/>
+          </w:tcPr>
+          <w:p>
+            <w:pPr>
+              <w:ind w:firstLine="0"/>
+              <w:rPr>
+                <w:b/>
+                <w:bCs/>
+              </w:rPr>
+            </w:pPr>
+            <w:r>
+              <w:rPr>
+                <w:b/>
+                <w:bCs/>
+              </w:rPr>
+              <w:t>Prasība</w:t>
+            </w:r>
+          </w:p>
+        </w:tc>
+      </w:tr>
+      <w:tr>
+        <w:tc>
+          <w:tcPr>
+            <w:tcW w:w="2875" w:type="dxa"/>
+          </w:tcPr>
+          <w:p>
+            <w:pPr>
+              <w:ind w:firstLine="0"/>
+            </w:pPr>
+            <w:r>
+              <w:t>PR.AUTH.01</w:t>
+            </w:r>
+          </w:p>
+        </w:tc>
+        <w:tc>
+          <w:tcPr>
+            <w:tcW w:w="6472" w:type="dxa"/>
+          </w:tcPr>
+          <w:p>
+            <w:pPr>
+              <w:ind w:firstLine="0"/>
+            </w:pPr>
+            <w:r>
+              <w:t>Reģistrācija sistēmā</w:t>
+            </w:r>
+          </w:p>
+        </w:tc>
+      </w:tr>
+      <w:tr>
+        <w:tc>
+          <w:tcPr>
+            <w:tcW w:w="2875" w:type="dxa"/>
+          </w:tcPr>
+          <w:p>
+            <w:pPr>
+              <w:ind w:firstLine="0"/>
+            </w:pPr>
+            <w:r>
+              <w:t>PR.AUTH.02</w:t>
+            </w:r>
+          </w:p>
+        </w:tc>
+        <w:tc>
+          <w:tcPr>
+            <w:tcW w:w="6472" w:type="dxa"/>
+          </w:tcPr>
+          <w:p>
+            <w:pPr>
+              <w:ind w:firstLine="0"/>
+            </w:pPr>
+            <w:r>
+              <w:t>Autentifikācija sistēmā</w:t>
+            </w:r>
+          </w:p>
+        </w:tc>
+      </w:tr>
+      <w:tr>
+        <w:tc>
+          <w:tcPr>
+            <w:tcW w:w="2875" w:type="dxa"/>
+          </w:tcPr>
+          <w:p>
+            <w:pPr>
+              <w:ind w:firstLine="0"/>
+            </w:pPr>
+            <w:r>
+              <w:t>PR.AUTH.03</w:t>
+            </w:r>
+          </w:p>
+        </w:tc>
+        <w:tc>
+          <w:tcPr>
+            <w:tcW w:w="6472" w:type="dxa"/>
+          </w:tcPr>
+          <w:p>
+            <w:pPr>
+              <w:ind w:firstLine="0"/>
+            </w:pPr>
+            <w:r>
+              <w:t>Atcerēties mani funkcija</w:t>
+            </w:r>
+          </w:p>
+        </w:tc>
+      </w:tr>
+      <w:tr>
+        <w:tc>
+          <w:tcPr>
+            <w:tcW w:w="2875" w:type="dxa"/>
+          </w:tcPr>
+          <w:p>
+            <w:pPr>
+              <w:ind w:firstLine="0"/>
+            </w:pPr>
+            <w:r>
+              <w:t>PR.AUTH.04</w:t>
+            </w:r>
+          </w:p>
+        </w:tc>
+        <w:tc>
+          <w:tcPr>
+            <w:tcW w:w="6472" w:type="dxa"/>
+          </w:tcPr>
+          <w:p>
+            <w:pPr>
+              <w:tabs>
+                <w:tab w:val="left" w:pos="1423"/>
+              </w:tabs>
+              <w:ind w:firstLine="0"/>
+            </w:pPr>
+            <w:r>
+              <w:t>Izrakstīšanās no sistēmas</w:t>
+            </w:r>
+          </w:p>
+        </w:tc>
+      </w:tr>
+      <w:tr>
+        <w:tc>
+          <w:tcPr>
+            <w:tcW w:w="2875" w:type="dxa"/>
+          </w:tcPr>
+          <w:p>
+            <w:pPr>
+              <w:ind w:firstLine="0"/>
+            </w:pPr>
+            <w:r>
+              <w:t>PR.TR.01</w:t>
+            </w:r>
+          </w:p>
+        </w:tc>
+        <w:tc>
+          <w:tcPr>
+            <w:tcW w:w="6472" w:type="dxa"/>
+          </w:tcPr>
+          <w:p>
+            <w:pPr>
+              <w:ind w:firstLine="0"/>
+            </w:pPr>
+            <w:r>
+              <w:t>Ienākumu ieraksta pievienošana</w:t>
+            </w:r>
+          </w:p>
+        </w:tc>
+      </w:tr>
+      <w:tr>
+        <w:tc>
+          <w:tcPr>
+            <w:tcW w:w="2875" w:type="dxa"/>
+          </w:tcPr>
+          <w:p>
+            <w:pPr>
+              <w:ind w:firstLine="0"/>
+            </w:pPr>
+            <w:r>
+              <w:t>PR.TR.02</w:t>
+            </w:r>
+          </w:p>
+        </w:tc>
+        <w:tc>
+          <w:tcPr>
+            <w:tcW w:w="6472" w:type="dxa"/>
+          </w:tcPr>
+          <w:p>
+            <w:pPr>
+              <w:ind w:firstLine="0"/>
+            </w:pPr>
+            <w:r>
+              <w:t>Izdevumu ieraksta pievienošana</w:t>
+            </w:r>
+          </w:p>
+        </w:tc>
+      </w:tr>
+      <w:tr>
+        <w:tc>
+          <w:tcPr>
+            <w:tcW w:w="2875" w:type="dxa"/>
+          </w:tcPr>
+          <w:p>
+            <w:pPr>
+              <w:ind w:firstLine="0"/>
+            </w:pPr>
+            <w:r>
+              <w:t>PR.TR.03</w:t>
+            </w:r>
+          </w:p>
+        </w:tc>
+        <w:tc>
+          <w:tcPr>
+            <w:tcW w:w="6472" w:type="dxa"/>
+          </w:tcPr>
+          <w:p>
+            <w:pPr>
+              <w:ind w:firstLine="0"/>
+            </w:pPr>
+            <w:r>
+              <w:t>Ieraksta dzēšana</w:t>
+            </w:r>
+          </w:p>
+        </w:tc>
+      </w:tr>
+      <w:tr>
+        <w:tc>
+          <w:tcPr>
+            <w:tcW w:w="2875" w:type="dxa"/>
+          </w:tcPr>
+          <w:p>
+            <w:pPr>
+              <w:ind w:firstLine="0"/>
+            </w:pPr>
+            <w:r>
+              <w:t>PR.TR.04</w:t>
+            </w:r>
+          </w:p>
+        </w:tc>
+        <w:tc>
+          <w:tcPr>
+            <w:tcW w:w="6472" w:type="dxa"/>
+          </w:tcPr>
+          <w:p>
+            <w:pPr>
+              <w:ind w:firstLine="0"/>
+            </w:pPr>
+            <w:r>
+              <w:t>Atkārtotu maksājumu iestatīšana</w:t>
+            </w:r>
+          </w:p>
+        </w:tc>
+      </w:tr>
+      <w:tr>
+        <w:tc>
+          <w:tcPr>
+            <w:tcW w:w="2875" w:type="dxa"/>
+          </w:tcPr>
+          <w:p>
+            <w:pPr>
+              <w:ind w:firstLine="0"/>
+            </w:pPr>
+            <w:r>
+              <w:t>PR.BUD.01</w:t>
+            </w:r>
+          </w:p>
+        </w:tc>
+        <w:tc>
+          <w:tcPr>
+            <w:tcW w:w="6472" w:type="dxa"/>
+          </w:tcPr>
+          <w:p>
+            <w:pPr>
+              <w:ind w:firstLine="0"/>
+            </w:pPr>
+            <w:r>
+              <w:t>Budžeta plāna izveide</w:t>
+            </w:r>
+          </w:p>
+        </w:tc>
+      </w:tr>
+      <w:tr>
+        <w:tc>
+          <w:tcPr>
+            <w:tcW w:w="2875" w:type="dxa"/>
+          </w:tcPr>
+          <w:p>
+            <w:pPr>
+              <w:ind w:firstLine="0"/>
+            </w:pPr>
+            <w:r>
+              <w:t>PR.BUD.02</w:t>
+            </w:r>
+          </w:p>
+        </w:tc>
+        <w:tc>
+          <w:tcPr>
+            <w:tcW w:w="6472" w:type="dxa"/>
+          </w:tcPr>
+          <w:p>
+            <w:pPr>
+              <w:ind w:firstLine="0"/>
+            </w:pPr>
+            <w:r>
+              <w:t>Budžeta plāna rediģēšana</w:t>
+            </w:r>
+          </w:p>
+        </w:tc>
+      </w:tr>
+      <w:tr>
+        <w:tc>
+          <w:tcPr>
+            <w:tcW w:w="2875" w:type="dxa"/>
+          </w:tcPr>
+          <w:p>
+            <w:pPr>
+              <w:ind w:firstLine="0"/>
+            </w:pPr>
+            <w:r>
+              <w:t>PR.BUD.03</w:t>
+            </w:r>
+          </w:p>
+        </w:tc>
+        <w:tc>
+          <w:tcPr>
+            <w:tcW w:w="6472" w:type="dxa"/>
+          </w:tcPr>
+          <w:p>
+            <w:pPr>
+              <w:ind w:firstLine="0"/>
+            </w:pPr>
+            <w:r>
+              <w:t>Budžeta plāna dzēšana</w:t>
+            </w:r>
+          </w:p>
+        </w:tc>
+      </w:tr>
+      <w:tr>
+        <w:tc>
+          <w:tcPr>
+            <w:tcW w:w="2875" w:type="dxa"/>
+          </w:tcPr>
+          <w:p>
+            <w:pPr>
+              <w:ind w:firstLine="0"/>
+            </w:pPr>
+            <w:r>
+              <w:t>PR.BUD.04</w:t>
+            </w:r>
+          </w:p>
+        </w:tc>
+        <w:tc>
+          <w:tcPr>
+            <w:tcW w:w="6472" w:type="dxa"/>
+          </w:tcPr>
+          <w:p>
+            <w:pPr>
+              <w:ind w:firstLine="0"/>
+            </w:pPr>
+            <w:r>
+              <w:t>Brīdinājuma sliekšņa iestatīšana</w:t>
+            </w:r>
+          </w:p>
+        </w:tc>
+      </w:tr>
+      <w:tr>
+        <w:tc>
+          <w:tcPr>
+            <w:tcW w:w="2875" w:type="dxa"/>
+          </w:tcPr>
+          <w:p>
+            <w:pPr>
+              <w:ind w:firstLine="0"/>
+            </w:pPr>
+            <w:r>
+              <w:t>PR.KAL.01</w:t>
+            </w:r>
+          </w:p>
+        </w:tc>
+        <w:tc>
+          <w:tcPr>
+            <w:tcW w:w="6472" w:type="dxa"/>
+          </w:tcPr>
+          <w:p>
+            <w:pPr>
+              <w:ind w:firstLine="0"/>
+            </w:pPr>
+            <w:r>
+              <w:t>Transakciju skatīšana kalendārā</w:t>
+            </w:r>
+          </w:p>
+        </w:tc>
+      </w:tr>
+      <w:tr>
+        <w:tc>
+          <w:tcPr>
+            <w:tcW w:w="2875" w:type="dxa"/>
+          </w:tcPr>
+          <w:p>
+            <w:pPr>
+              <w:ind w:firstLine="0"/>
+            </w:pPr>
+            <w:r>
+              <w:t>PR.KAL.02</w:t>
+            </w:r>
+          </w:p>
+        </w:tc>
+        <w:tc>
+          <w:tcPr>
+            <w:tcW w:w="6472" w:type="dxa"/>
+          </w:tcPr>
+          <w:p>
+            <w:pPr>
+              <w:ind w:firstLine="0"/>
+            </w:pPr>
+            <w:r>
+              <w:t>Dienas transakciju detalizēts skats</w:t>
+            </w:r>
+          </w:p>
+        </w:tc>
+      </w:tr>
+      <w:tr>
+        <w:tc>
+          <w:tcPr>
+            <w:tcW w:w="2875" w:type="dxa"/>
+          </w:tcPr>
+          <w:p>
+            <w:pPr>
+              <w:ind w:firstLine="0"/>
+            </w:pPr>
+            <w:r>
+              <w:t>PR.PAR.01</w:t>
+            </w:r>
+          </w:p>
+        </w:tc>
+        <w:tc>
+          <w:tcPr>
+            <w:tcW w:w="6472" w:type="dxa"/>
+          </w:tcPr>
+          <w:p>
+            <w:pPr>
+              <w:ind w:firstLine="0"/>
+            </w:pPr>
+            <w:r>
+              <w:t>Mēneša ienākumu un izdevumu pārskats</w:t>
+            </w:r>
+          </w:p>
+        </w:tc>
+      </w:tr>
+      <w:tr>
+        <w:tc>
+          <w:tcPr>
+            <w:tcW w:w="2875" w:type="dxa"/>
+          </w:tcPr>
+          <w:p>
+            <w:pPr>
+              <w:ind w:firstLine="0"/>
+            </w:pPr>
+            <w:r>
+              <w:t>PR.PAR.02</w:t>
+            </w:r>
+          </w:p>
+        </w:tc>
+        <w:tc>
+          <w:tcPr>
+            <w:tcW w:w="6472" w:type="dxa"/>
+          </w:tcPr>
+          <w:p>
+            <w:pPr>
+              <w:ind w:firstLine="0"/>
+            </w:pPr>
+            <w:r>
+              <w:t>Bilances dinamikas grafiks</w:t>
+            </w:r>
+          </w:p>
+        </w:tc>
+      </w:tr>
+      <w:tr>
+        <w:tc>
+          <w:tcPr>
+            <w:tcW w:w="2875" w:type="dxa"/>
+          </w:tcPr>
+          <w:p>
+            <w:pPr>
+              <w:ind w:firstLine="0"/>
+            </w:pPr>
+            <w:r>
+              <w:t>PR.PAR.03</w:t>
+            </w:r>
+          </w:p>
+        </w:tc>
+        <w:tc>
+          <w:tcPr>
+            <w:tcW w:w="6472" w:type="dxa"/>
+          </w:tcPr>
+          <w:p>
+            <w:pPr>
+              <w:ind w:firstLine="0"/>
+            </w:pPr>
+            <w:r>
+              <w:t>Uzkrājumu grafiks</w:t>
+            </w:r>
+          </w:p>
+        </w:tc>
+      </w:tr>
+      <w:tr>
+        <w:tc>
+          <w:tcPr>
+            <w:tcW w:w="2875" w:type="dxa"/>
+          </w:tcPr>
+          <w:p>
+            <w:pPr>
+              <w:ind w:firstLine="0"/>
+            </w:pPr>
+            <w:r>
+              <w:t>PR.PAR.04</w:t>
+            </w:r>
+          </w:p>
+        </w:tc>
+        <w:tc>
+          <w:tcPr>
+            <w:tcW w:w="6472" w:type="dxa"/>
+          </w:tcPr>
+          <w:p>
+            <w:pPr>
+              <w:ind w:firstLine="0"/>
+            </w:pPr>
+            <w:r>
+              <w:t>Ikmēneša un vienreizējo transakciju sadalījums</w:t>
+            </w:r>
+          </w:p>
+        </w:tc>
+      </w:tr>
+    </w:tbl>
+    <w:p/>
+    <w:p>
+      <w:pPr>
+        <w:spacing w:line="276" w:lineRule="auto"/>
+        <w:ind w:firstLine="0"/>
+        <w:jc w:val="left"/>
+      </w:pPr>
+      <w:r>
+        <w:br w:type="page"/>
+      </w:r>
+    </w:p>
+    <w:p>
+      <w:pPr>
+        <w:sectPr>
+          <w:footerReference w:type="default" r:id="rId17"/>
+          <w:pgSz w:w="11909" w:h="16834"/>
+          <w:pgMar w:top="1134" w:right="1134" w:bottom="1134" w:left="1418" w:header="720" w:footer="720" w:gutter="0"/>
+          <w:pgNumType w:start="3"/>
+          <w:cols w:space="720"/>
+        </w:sectPr>
+      </w:pPr>
+    </w:p>
+    <w:p>
+      <w:pPr>
+        <w:ind w:firstLine="0"/>
+        <w:jc w:val="right"/>
+        <w:rPr>
+          <w:b/>
+          <w:bCs/>
+        </w:rPr>
+      </w:pPr>
+      <w:r>
+        <w:rPr>
+          <w:b/>
+          <w:bCs/>
+        </w:rPr>
+        <w:lastRenderedPageBreak/>
+        <w:t>1</w:t>
+      </w:r>
+      <w:r>
+        <w:rPr>
+          <w:b/>
+          <w:bCs/>
+        </w:rPr>
+        <w:t>6</w:t>
+      </w:r>
+      <w:r>
+        <w:rPr>
+          <w:b/>
+          <w:bCs/>
+        </w:rPr>
+        <w:t>. tabula</w:t>
+      </w:r>
+    </w:p>
+    <w:p>
+      <w:pPr>
+        <w:ind w:firstLine="0"/>
+        <w:jc w:val="center"/>
+        <w:rPr>
+          <w:b/>
+          <w:bCs/>
+        </w:rPr>
+      </w:pPr>
+      <w:r>
+        <w:rPr>
+          <w:b/>
+          <w:bCs/>
+        </w:rPr>
+        <w:t>Programmas melnās kastes testpiemēru kopa (1. daļa) — Autentifikācija</w:t>
+      </w:r>
+    </w:p>
+    <w:tbl>
+      <w:tblPr>
+        <w:tblStyle w:val="TableGrid"/>
+        <w:tblW w:w="0" w:type="auto"/>
+        <w:tblLook w:val="04A0" w:firstRow="1" w:lastRow="0" w:firstColumn="1" w:lastColumn="0" w:noHBand="0" w:noVBand="1"/>
+      </w:tblPr>
+      <w:tblGrid>
+        <w:gridCol w:w="1523"/>
+        <w:gridCol w:w="2252"/>
+        <w:gridCol w:w="1890"/>
+        <w:gridCol w:w="2680"/>
+        <w:gridCol w:w="2066"/>
+        <w:gridCol w:w="2524"/>
+        <w:gridCol w:w="1613"/>
+      </w:tblGrid>
+      <w:tr>
+        <w:tc>
+          <w:tcPr>
+            <w:tcW w:w="1523" w:type="dxa"/>
+            <w:shd w:val="clear" w:color="auto" w:fill="F2F2F2" w:themeFill="background1" w:themeFillShade="F2"/>
+          </w:tcPr>
+          <w:p>
+            <w:pPr>
+              <w:ind w:firstLine="0"/>
+              <w:jc w:val="left"/>
+              <w:rPr>
+                <w:b/>
+                <w:bCs/>
+              </w:rPr>
+            </w:pPr>
+            <w:bookmarkStart w:id="26" w:name="_Toc212467053"/>
+            <w:r>
+              <w:rPr>
+                <w:b/>
+                <w:bCs/>
+              </w:rPr>
+              <w:t>ID</w:t>
+            </w:r>
+          </w:p>
+        </w:tc>
+        <w:tc>
+          <w:tcPr>
+            <w:tcW w:w="2252" w:type="dxa"/>
+            <w:shd w:val="clear" w:color="auto" w:fill="F2F2F2" w:themeFill="background1" w:themeFillShade="F2"/>
+          </w:tcPr>
+          <w:p>
+            <w:pPr>
+              <w:ind w:firstLine="0"/>
+              <w:jc w:val="left"/>
+              <w:rPr>
+                <w:b/>
+                <w:bCs/>
+              </w:rPr>
+            </w:pPr>
+            <w:r>
+              <w:rPr>
+                <w:b/>
+                <w:bCs/>
+              </w:rPr>
+              <w:t>Izpildes nosacījumi</w:t>
+            </w:r>
+          </w:p>
+        </w:tc>
+        <w:tc>
+          <w:tcPr>
+            <w:tcW w:w="1890" w:type="dxa"/>
+            <w:shd w:val="clear" w:color="auto" w:fill="F2F2F2" w:themeFill="background1" w:themeFillShade="F2"/>
+          </w:tcPr>
+          <w:p>
+            <w:pPr>
+              <w:ind w:firstLine="0"/>
+              <w:jc w:val="left"/>
+              <w:rPr>
+                <w:b/>
+                <w:bCs/>
+              </w:rPr>
+            </w:pPr>
+            <w:r>
+              <w:rPr>
+                <w:b/>
+                <w:bCs/>
+              </w:rPr>
+              <w:t>Apraksts</w:t>
+            </w:r>
+          </w:p>
+        </w:tc>
+        <w:tc>
+          <w:tcPr>
+            <w:tcW w:w="2680" w:type="dxa"/>
+            <w:shd w:val="clear" w:color="auto" w:fill="F2F2F2" w:themeFill="background1" w:themeFillShade="F2"/>
+          </w:tcPr>
+          <w:p>
+            <w:pPr>
+              <w:ind w:firstLine="0"/>
+              <w:jc w:val="left"/>
+              <w:rPr>
+                <w:b/>
+                <w:bCs/>
+              </w:rPr>
+            </w:pPr>
+            <w:r>
+              <w:rPr>
+                <w:b/>
+                <w:bCs/>
+              </w:rPr>
+              <w:t>Izpildes soļi</w:t>
+            </w:r>
+          </w:p>
+        </w:tc>
+        <w:tc>
+          <w:tcPr>
+            <w:tcW w:w="2066" w:type="dxa"/>
+            <w:shd w:val="clear" w:color="auto" w:fill="F2F2F2" w:themeFill="background1" w:themeFillShade="F2"/>
+          </w:tcPr>
+          <w:p>
+            <w:pPr>
+              <w:ind w:firstLine="0"/>
+              <w:jc w:val="left"/>
+              <w:rPr>
+                <w:b/>
+                <w:bCs/>
+              </w:rPr>
+            </w:pPr>
+            <w:r>
+              <w:rPr>
+                <w:b/>
+                <w:bCs/>
+              </w:rPr>
+              <w:t>Ievades dati</w:t>
+            </w:r>
+          </w:p>
+        </w:tc>
+        <w:tc>
+          <w:tcPr>
+            <w:tcW w:w="2524" w:type="dxa"/>
+            <w:shd w:val="clear" w:color="auto" w:fill="F2F2F2" w:themeFill="background1" w:themeFillShade="F2"/>
+          </w:tcPr>
+          <w:p>
+            <w:pPr>
+              <w:ind w:firstLine="0"/>
+              <w:jc w:val="left"/>
+              <w:rPr>
+                <w:b/>
+                <w:bCs/>
+              </w:rPr>
+            </w:pPr>
+            <w:r>
+              <w:rPr>
+                <w:b/>
+                <w:bCs/>
+              </w:rPr>
+              <w:t>Sagaidāmais rezultāts</w:t>
+            </w:r>
+          </w:p>
+        </w:tc>
+        <w:tc>
+          <w:tcPr>
+            <w:tcW w:w="1613" w:type="dxa"/>
+            <w:shd w:val="clear" w:color="auto" w:fill="F2F2F2" w:themeFill="background1" w:themeFillShade="F2"/>
+          </w:tcPr>
+          <w:p>
+            <w:pPr>
+              <w:ind w:firstLine="0"/>
+              <w:jc w:val="left"/>
+              <w:rPr>
+                <w:b/>
+                <w:bCs/>
+              </w:rPr>
+            </w:pPr>
+            <w:r>
+              <w:rPr>
+                <w:b/>
+                <w:bCs/>
+              </w:rPr>
+              <w:t>Prasības identifikators</w:t>
+            </w:r>
+          </w:p>
+        </w:tc>
+      </w:tr>
+      <w:tr>
+        <w:tc>
+          <w:tcPr>
+            <w:tcW w:w="1523" w:type="dxa"/>
+          </w:tcPr>
+          <w:p>
+            <w:pPr>
+              <w:ind w:firstLine="0"/>
+              <w:jc w:val="left"/>
+            </w:pPr>
+            <w:r>
+              <w:t>TP.AUTH.01</w:t>
+            </w:r>
+          </w:p>
+        </w:tc>
+        <w:tc>
+          <w:tcPr>
+            <w:tcW w:w="2252" w:type="dxa"/>
+          </w:tcPr>
+          <w:p>
+            <w:pPr>
+              <w:ind w:firstLine="0"/>
+              <w:jc w:val="left"/>
+            </w:pPr>
+            <w:r>
+              <w:t>Lietotājs nav reģistrēts</w:t>
+            </w:r>
+          </w:p>
+        </w:tc>
+        <w:tc>
+          <w:tcPr>
+            <w:tcW w:w="1890" w:type="dxa"/>
+          </w:tcPr>
+          <w:p>
+            <w:pPr>
+              <w:ind w:firstLine="0"/>
+              <w:jc w:val="left"/>
+            </w:pPr>
+            <w:r>
+              <w:t>Veiksmīga reģistrācija</w:t>
+            </w:r>
+          </w:p>
+        </w:tc>
+        <w:tc>
+          <w:tcPr>
+            <w:tcW w:w="2680" w:type="dxa"/>
+          </w:tcPr>
+          <w:p>
+            <w:pPr>
+              <w:ind w:firstLine="0"/>
+              <w:jc w:val="left"/>
+            </w:pPr>
+            <w:r>
+              <w:t xml:space="preserve">1)Atvērt </w:t>
+            </w:r>
+            <w:proofErr w:type="spellStart"/>
+            <w:r>
+              <w:t>register.php</w:t>
+            </w:r>
+            <w:proofErr w:type="spellEnd"/>
+            <w:r>
+              <w:t xml:space="preserve">. </w:t>
+            </w:r>
+          </w:p>
+          <w:p>
+            <w:pPr>
+              <w:ind w:firstLine="0"/>
+              <w:jc w:val="left"/>
+            </w:pPr>
+            <w:r>
+              <w:t xml:space="preserve">2) Aizpildīt visus laukus. </w:t>
+            </w:r>
+          </w:p>
+          <w:p>
+            <w:pPr>
+              <w:ind w:firstLine="0"/>
+              <w:jc w:val="left"/>
+            </w:pPr>
+            <w:r>
+              <w:t>3) Nospiest "Reģistrēties"</w:t>
+            </w:r>
+          </w:p>
+        </w:tc>
+        <w:tc>
+          <w:tcPr>
+            <w:tcW w:w="2066" w:type="dxa"/>
+          </w:tcPr>
+          <w:p>
+            <w:pPr>
+              <w:ind w:firstLine="0"/>
+              <w:jc w:val="left"/>
+            </w:pPr>
+            <w:r>
+              <w:t>Derīgs lietotājvārds, e-pasts un parole (min. 8 simboli)</w:t>
+            </w:r>
+          </w:p>
+        </w:tc>
+        <w:tc>
+          <w:tcPr>
+            <w:tcW w:w="2524" w:type="dxa"/>
+          </w:tcPr>
+          <w:p>
+            <w:pPr>
+              <w:ind w:firstLine="0"/>
+              <w:jc w:val="left"/>
+            </w:pPr>
+            <w:r>
+              <w:t xml:space="preserve">Konts izveidots, lietotājs novirzīts uz </w:t>
+            </w:r>
+            <w:proofErr w:type="spellStart"/>
+            <w:r>
+              <w:t>login.php</w:t>
+            </w:r>
+            <w:proofErr w:type="spellEnd"/>
+          </w:p>
+        </w:tc>
+        <w:tc>
+          <w:tcPr>
+            <w:tcW w:w="1613" w:type="dxa"/>
+          </w:tcPr>
+          <w:p>
+            <w:pPr>
+              <w:ind w:firstLine="0"/>
+              <w:jc w:val="left"/>
+            </w:pPr>
+            <w:r>
+              <w:t>PR.AUTH.01</w:t>
+            </w:r>
+          </w:p>
+        </w:tc>
+      </w:tr>
+      <w:tr>
+        <w:tc>
+          <w:tcPr>
+            <w:tcW w:w="1523" w:type="dxa"/>
+          </w:tcPr>
+          <w:p>
+            <w:pPr>
+              <w:ind w:firstLine="0"/>
+              <w:jc w:val="left"/>
+            </w:pPr>
+            <w:r>
+              <w:t>TP.AUTH.02</w:t>
+            </w:r>
+          </w:p>
+        </w:tc>
+        <w:tc>
+          <w:tcPr>
+            <w:tcW w:w="2252" w:type="dxa"/>
+          </w:tcPr>
+          <w:p>
+            <w:pPr>
+              <w:ind w:firstLine="0"/>
+              <w:jc w:val="left"/>
+            </w:pPr>
+            <w:r>
+              <w:t>Lietotājs jau reģistrēts</w:t>
+            </w:r>
+          </w:p>
+        </w:tc>
+        <w:tc>
+          <w:tcPr>
+            <w:tcW w:w="1890" w:type="dxa"/>
+          </w:tcPr>
+          <w:p>
+            <w:pPr>
+              <w:ind w:firstLine="0"/>
+              <w:jc w:val="left"/>
+            </w:pPr>
+            <w:r>
+              <w:t>Reģistrācija ar esošu e-pastu</w:t>
+            </w:r>
+          </w:p>
+        </w:tc>
+        <w:tc>
+          <w:tcPr>
+            <w:tcW w:w="2680" w:type="dxa"/>
+          </w:tcPr>
+          <w:p>
+            <w:pPr>
+              <w:ind w:firstLine="0"/>
+              <w:jc w:val="left"/>
+            </w:pPr>
+            <w:r>
+              <w:t xml:space="preserve">1) Atvērt </w:t>
+            </w:r>
+            <w:proofErr w:type="spellStart"/>
+            <w:r>
+              <w:t>register.php</w:t>
+            </w:r>
+            <w:proofErr w:type="spellEnd"/>
+            <w:r>
+              <w:t xml:space="preserve">. </w:t>
+            </w:r>
+          </w:p>
+          <w:p>
+            <w:pPr>
+              <w:ind w:firstLine="0"/>
+              <w:jc w:val="left"/>
+            </w:pPr>
+            <w:r>
+              <w:t xml:space="preserve">2) Ievadīt jau reģistrētu e-pastu. </w:t>
+            </w:r>
+          </w:p>
+          <w:p>
+            <w:pPr>
+              <w:ind w:firstLine="0"/>
+              <w:jc w:val="left"/>
+            </w:pPr>
+            <w:r>
+              <w:t>3) Nospiest "Reģistrēties"</w:t>
+            </w:r>
+          </w:p>
+        </w:tc>
+        <w:tc>
+          <w:tcPr>
+            <w:tcW w:w="2066" w:type="dxa"/>
+          </w:tcPr>
+          <w:p>
+            <w:pPr>
+              <w:ind w:firstLine="0"/>
+              <w:jc w:val="left"/>
+            </w:pPr>
+            <w:r>
+              <w:t>Jau datubāzē esošs e-pasts</w:t>
+            </w:r>
+          </w:p>
+        </w:tc>
+        <w:tc>
+          <w:tcPr>
+            <w:tcW w:w="2524" w:type="dxa"/>
+          </w:tcPr>
+          <w:p>
+            <w:pPr>
+              <w:ind w:firstLine="0"/>
+              <w:jc w:val="left"/>
+            </w:pPr>
+            <w:r>
+              <w:t>Parādās kļūdas paziņojums "E-pasts jau ir reģistrēts!"</w:t>
+            </w:r>
+          </w:p>
+        </w:tc>
+        <w:tc>
+          <w:tcPr>
+            <w:tcW w:w="1613" w:type="dxa"/>
+          </w:tcPr>
+          <w:p>
+            <w:pPr>
+              <w:ind w:firstLine="0"/>
+              <w:jc w:val="left"/>
+            </w:pPr>
+            <w:r>
+              <w:t>PR.AUTH.01</w:t>
+            </w:r>
+          </w:p>
+        </w:tc>
+      </w:tr>
+      <w:tr>
+        <w:tc>
+          <w:tcPr>
+            <w:tcW w:w="1523" w:type="dxa"/>
+          </w:tcPr>
+          <w:p>
+            <w:pPr>
+              <w:ind w:firstLine="0"/>
+              <w:jc w:val="left"/>
+            </w:pPr>
+            <w:r>
+              <w:t>TP.AUTH.03</w:t>
+            </w:r>
+          </w:p>
+        </w:tc>
+        <w:tc>
+          <w:tcPr>
+            <w:tcW w:w="2252" w:type="dxa"/>
+          </w:tcPr>
+          <w:p>
+            <w:pPr>
+              <w:ind w:firstLine="0"/>
+              <w:jc w:val="left"/>
+            </w:pPr>
+            <w:r>
+              <w:t>Lietotājs ir reģistrēts</w:t>
+            </w:r>
+          </w:p>
+        </w:tc>
+        <w:tc>
+          <w:tcPr>
+            <w:tcW w:w="1890" w:type="dxa"/>
+          </w:tcPr>
+          <w:p>
+            <w:pPr>
+              <w:ind w:firstLine="0"/>
+              <w:jc w:val="left"/>
+            </w:pPr>
+            <w:r>
+              <w:t>Veiksmīga pieteikšanās</w:t>
+            </w:r>
+          </w:p>
+        </w:tc>
+        <w:tc>
+          <w:tcPr>
+            <w:tcW w:w="2680" w:type="dxa"/>
+          </w:tcPr>
+          <w:p>
+            <w:pPr>
+              <w:ind w:firstLine="0"/>
+              <w:jc w:val="left"/>
+            </w:pPr>
+            <w:r>
+              <w:t xml:space="preserve">1) Atvērt </w:t>
+            </w:r>
+            <w:proofErr w:type="spellStart"/>
+            <w:r>
+              <w:t>login.php</w:t>
+            </w:r>
+            <w:proofErr w:type="spellEnd"/>
+            <w:r>
+              <w:t xml:space="preserve">. </w:t>
+            </w:r>
+          </w:p>
+          <w:p>
+            <w:pPr>
+              <w:ind w:firstLine="0"/>
+              <w:jc w:val="left"/>
+            </w:pPr>
+            <w:r>
+              <w:t xml:space="preserve">2) Ievadīt pareizu e-pastu un paroli. </w:t>
+            </w:r>
+          </w:p>
+          <w:p>
+            <w:pPr>
+              <w:ind w:firstLine="0"/>
+              <w:jc w:val="left"/>
+            </w:pPr>
+            <w:r>
+              <w:t>3) Nospiest "Ieiet"</w:t>
+            </w:r>
+          </w:p>
+        </w:tc>
+        <w:tc>
+          <w:tcPr>
+            <w:tcW w:w="2066" w:type="dxa"/>
+          </w:tcPr>
+          <w:p>
+            <w:pPr>
+              <w:ind w:firstLine="0"/>
+              <w:jc w:val="left"/>
+            </w:pPr>
+            <w:r>
+              <w:t>Pareizs e-pasts un parole</w:t>
+            </w:r>
+          </w:p>
+        </w:tc>
+        <w:tc>
+          <w:tcPr>
+            <w:tcW w:w="2524" w:type="dxa"/>
+          </w:tcPr>
+          <w:p>
+            <w:pPr>
+              <w:ind w:firstLine="0"/>
+              <w:jc w:val="left"/>
+            </w:pPr>
+            <w:r>
+              <w:t xml:space="preserve">Lietotājs novirzīts uz </w:t>
+            </w:r>
+            <w:proofErr w:type="spellStart"/>
+            <w:r>
+              <w:t>calendar.php</w:t>
+            </w:r>
+            <w:proofErr w:type="spellEnd"/>
+          </w:p>
+        </w:tc>
+        <w:tc>
+          <w:tcPr>
+            <w:tcW w:w="1613" w:type="dxa"/>
+          </w:tcPr>
+          <w:p>
+            <w:pPr>
+              <w:ind w:firstLine="0"/>
+              <w:jc w:val="left"/>
+            </w:pPr>
+            <w:r>
+              <w:t>PR.AUTH.02</w:t>
+            </w:r>
+          </w:p>
+        </w:tc>
+      </w:tr>
+      <w:tr>
+        <w:tc>
+          <w:tcPr>
+            <w:tcW w:w="1523" w:type="dxa"/>
+          </w:tcPr>
+          <w:p>
+            <w:pPr>
+              <w:ind w:firstLine="0"/>
+              <w:jc w:val="left"/>
+            </w:pPr>
+            <w:r>
+              <w:t>TP.AUTH.04</w:t>
+            </w:r>
+          </w:p>
+        </w:tc>
+        <w:tc>
+          <w:tcPr>
+            <w:tcW w:w="2252" w:type="dxa"/>
+          </w:tcPr>
+          <w:p>
+            <w:pPr>
+              <w:ind w:firstLine="0"/>
+              <w:jc w:val="left"/>
+            </w:pPr>
+            <w:r>
+              <w:t>Lietotājs ir reģistrēts</w:t>
+            </w:r>
+          </w:p>
+        </w:tc>
+        <w:tc>
+          <w:tcPr>
+            <w:tcW w:w="1890" w:type="dxa"/>
+          </w:tcPr>
+          <w:p>
+            <w:pPr>
+              <w:ind w:firstLine="0"/>
+              <w:jc w:val="left"/>
+            </w:pPr>
+            <w:r>
+              <w:t>Pieteikšanās ar nepareizu paroli</w:t>
+            </w:r>
+          </w:p>
+        </w:tc>
+        <w:tc>
+          <w:tcPr>
+            <w:tcW w:w="2680" w:type="dxa"/>
+          </w:tcPr>
+          <w:p>
+            <w:pPr>
+              <w:ind w:firstLine="0"/>
+              <w:jc w:val="left"/>
+            </w:pPr>
+            <w:r>
+              <w:t xml:space="preserve">1) Atvērt </w:t>
+            </w:r>
+            <w:proofErr w:type="spellStart"/>
+            <w:r>
+              <w:t>login.php</w:t>
+            </w:r>
+            <w:proofErr w:type="spellEnd"/>
+            <w:r>
+              <w:t>. 2) Ievadīt pareizu e-pastu, nepareizu paroli. 3) Nospiest "Ieiet"</w:t>
+            </w:r>
+          </w:p>
+        </w:tc>
+        <w:tc>
+          <w:tcPr>
+            <w:tcW w:w="2066" w:type="dxa"/>
+          </w:tcPr>
+          <w:p>
+            <w:pPr>
+              <w:ind w:firstLine="0"/>
+              <w:jc w:val="left"/>
+            </w:pPr>
+            <w:r>
+              <w:t>Pareizs e-pasts, nepareiza parole</w:t>
+            </w:r>
+          </w:p>
+        </w:tc>
+        <w:tc>
+          <w:tcPr>
+            <w:tcW w:w="2524" w:type="dxa"/>
+          </w:tcPr>
+          <w:p>
+            <w:pPr>
+              <w:ind w:firstLine="0"/>
+              <w:jc w:val="left"/>
+            </w:pPr>
+            <w:r>
+              <w:t>Parādās kļūdas paziņojums "Nepareizs e-pasts vai parole!"</w:t>
+            </w:r>
+          </w:p>
+        </w:tc>
+        <w:tc>
+          <w:tcPr>
+            <w:tcW w:w="1613" w:type="dxa"/>
+          </w:tcPr>
+          <w:p>
+            <w:pPr>
+              <w:ind w:firstLine="0"/>
+              <w:jc w:val="left"/>
+            </w:pPr>
+            <w:r>
+              <w:t>PR.AUTH.02</w:t>
+            </w:r>
+          </w:p>
+        </w:tc>
+      </w:tr>
+    </w:tbl>
+    <w:p>
+      <w:pPr>
+        <w:ind w:firstLine="0"/>
+        <w:jc w:val="right"/>
+        <w:rPr>
+          <w:b/>
+          <w:bCs/>
+        </w:rPr>
+      </w:pPr>
+      <w:r>
+        <w:rPr>
+          <w:b/>
+          <w:bCs/>
+        </w:rPr>
+        <w:lastRenderedPageBreak/>
+        <w:t>1</w:t>
+      </w:r>
+      <w:r>
+        <w:rPr>
+          <w:b/>
+          <w:bCs/>
+        </w:rPr>
+        <w:t>7</w:t>
+      </w:r>
+      <w:r>
+        <w:rPr>
+          <w:b/>
+          <w:bCs/>
+        </w:rPr>
+        <w:t>. tabula</w:t>
+      </w:r>
+    </w:p>
+    <w:p>
+      <w:pPr>
+        <w:ind w:firstLine="0"/>
+        <w:jc w:val="center"/>
+        <w:rPr>
+          <w:b/>
+          <w:bCs/>
+        </w:rPr>
+      </w:pPr>
+      <w:r>
+        <w:rPr>
+          <w:b/>
+          <w:bCs/>
+        </w:rPr>
+        <w:t>Programmas melnās kastes testpiemēru kopa (</w:t>
+      </w:r>
+      <w:r>
+        <w:rPr>
+          <w:b/>
+          <w:bCs/>
+        </w:rPr>
+        <w:t>2</w:t>
+      </w:r>
+      <w:r>
+        <w:rPr>
+          <w:b/>
+          <w:bCs/>
+        </w:rPr>
+        <w:t>. daļa) — Autentifikācija</w:t>
+      </w:r>
+    </w:p>
+    <w:tbl>
+      <w:tblPr>
+        <w:tblStyle w:val="TableGrid"/>
+        <w:tblW w:w="0" w:type="auto"/>
+        <w:tblLook w:val="04A0" w:firstRow="1" w:lastRow="0" w:firstColumn="1" w:lastColumn="0" w:noHBand="0" w:noVBand="1"/>
+      </w:tblPr>
+      <w:tblGrid>
+        <w:gridCol w:w="1523"/>
+        <w:gridCol w:w="2252"/>
+        <w:gridCol w:w="1890"/>
+        <w:gridCol w:w="2680"/>
+        <w:gridCol w:w="2066"/>
+        <w:gridCol w:w="2524"/>
+        <w:gridCol w:w="1613"/>
+      </w:tblGrid>
+      <w:tr>
+        <w:tc>
+          <w:tcPr>
+            <w:tcW w:w="1523" w:type="dxa"/>
+            <w:shd w:val="clear" w:color="auto" w:fill="F2F2F2" w:themeFill="background1" w:themeFillShade="F2"/>
+          </w:tcPr>
+          <w:p>
+            <w:pPr>
+              <w:ind w:firstLine="0"/>
+              <w:jc w:val="left"/>
+              <w:rPr>
+                <w:b/>
+                <w:bCs/>
+              </w:rPr>
+            </w:pPr>
+            <w:r>
+              <w:rPr>
+                <w:b/>
+                <w:bCs/>
+              </w:rPr>
+              <w:t>ID</w:t>
+            </w:r>
+          </w:p>
+        </w:tc>
+        <w:tc>
+          <w:tcPr>
+            <w:tcW w:w="2252" w:type="dxa"/>
+            <w:shd w:val="clear" w:color="auto" w:fill="F2F2F2" w:themeFill="background1" w:themeFillShade="F2"/>
+          </w:tcPr>
+          <w:p>
+            <w:pPr>
+              <w:ind w:firstLine="0"/>
+              <w:jc w:val="left"/>
+              <w:rPr>
+                <w:b/>
+                <w:bCs/>
+              </w:rPr>
+            </w:pPr>
+            <w:r>
+              <w:rPr>
+                <w:b/>
+                <w:bCs/>
+              </w:rPr>
+              <w:t>Izpildes nosacījumi</w:t>
+            </w:r>
+          </w:p>
+        </w:tc>
+        <w:tc>
+          <w:tcPr>
+            <w:tcW w:w="1890" w:type="dxa"/>
+            <w:shd w:val="clear" w:color="auto" w:fill="F2F2F2" w:themeFill="background1" w:themeFillShade="F2"/>
+          </w:tcPr>
+          <w:p>
+            <w:pPr>
+              <w:ind w:firstLine="0"/>
+              <w:jc w:val="left"/>
+              <w:rPr>
+                <w:b/>
+                <w:bCs/>
+              </w:rPr>
+            </w:pPr>
+            <w:r>
+              <w:rPr>
+                <w:b/>
+                <w:bCs/>
+              </w:rPr>
+              <w:t>Apraksts</w:t>
+            </w:r>
+          </w:p>
+        </w:tc>
+        <w:tc>
+          <w:tcPr>
+            <w:tcW w:w="2680" w:type="dxa"/>
+            <w:shd w:val="clear" w:color="auto" w:fill="F2F2F2" w:themeFill="background1" w:themeFillShade="F2"/>
+          </w:tcPr>
+          <w:p>
+            <w:pPr>
+              <w:ind w:firstLine="0"/>
+              <w:jc w:val="left"/>
+              <w:rPr>
+                <w:b/>
+                <w:bCs/>
+              </w:rPr>
+            </w:pPr>
+            <w:r>
+              <w:rPr>
+                <w:b/>
+                <w:bCs/>
+              </w:rPr>
+              <w:t>Izpildes soļi</w:t>
+            </w:r>
+          </w:p>
+        </w:tc>
+        <w:tc>
+          <w:tcPr>
+            <w:tcW w:w="2066" w:type="dxa"/>
+            <w:shd w:val="clear" w:color="auto" w:fill="F2F2F2" w:themeFill="background1" w:themeFillShade="F2"/>
+          </w:tcPr>
+          <w:p>
+            <w:pPr>
+              <w:ind w:firstLine="0"/>
+              <w:jc w:val="left"/>
+              <w:rPr>
+                <w:b/>
+                <w:bCs/>
+              </w:rPr>
+            </w:pPr>
+            <w:r>
+              <w:rPr>
+                <w:b/>
+                <w:bCs/>
+              </w:rPr>
+              <w:t>Ievades dati</w:t>
+            </w:r>
+          </w:p>
+        </w:tc>
+        <w:tc>
+          <w:tcPr>
+            <w:tcW w:w="2524" w:type="dxa"/>
+            <w:shd w:val="clear" w:color="auto" w:fill="F2F2F2" w:themeFill="background1" w:themeFillShade="F2"/>
+          </w:tcPr>
+          <w:p>
+            <w:pPr>
+              <w:ind w:firstLine="0"/>
+              <w:jc w:val="left"/>
+              <w:rPr>
+                <w:b/>
+                <w:bCs/>
+              </w:rPr>
+            </w:pPr>
+            <w:r>
+              <w:rPr>
+                <w:b/>
+                <w:bCs/>
+              </w:rPr>
+              <w:t>Sagaidāmais rezultāts</w:t>
+            </w:r>
+          </w:p>
+        </w:tc>
+        <w:tc>
+          <w:tcPr>
+            <w:tcW w:w="1613" w:type="dxa"/>
+            <w:shd w:val="clear" w:color="auto" w:fill="F2F2F2" w:themeFill="background1" w:themeFillShade="F2"/>
+          </w:tcPr>
+          <w:p>
+            <w:pPr>
+              <w:ind w:firstLine="0"/>
+              <w:jc w:val="left"/>
+              <w:rPr>
+                <w:b/>
+                <w:bCs/>
+              </w:rPr>
+            </w:pPr>
+            <w:r>
+              <w:rPr>
+                <w:b/>
+                <w:bCs/>
+              </w:rPr>
+              <w:t>Prasības identifikators</w:t>
+            </w:r>
+          </w:p>
+        </w:tc>
+      </w:tr>
+      <w:tr>
+        <w:tc>
+          <w:tcPr>
+            <w:tcW w:w="1523" w:type="dxa"/>
+          </w:tcPr>
+          <w:p>
+            <w:pPr>
+              <w:ind w:firstLine="0"/>
+              <w:jc w:val="left"/>
+            </w:pPr>
+            <w:r>
+              <w:t>TP.AUTH.05</w:t>
+            </w:r>
+          </w:p>
+        </w:tc>
+        <w:tc>
+          <w:tcPr>
+            <w:tcW w:w="2252" w:type="dxa"/>
+          </w:tcPr>
+          <w:p>
+            <w:pPr>
+              <w:ind w:firstLine="0"/>
+              <w:jc w:val="left"/>
+            </w:pPr>
+            <w:r>
+              <w:t>Lietotājs ir pieteicies</w:t>
+            </w:r>
+          </w:p>
+        </w:tc>
+        <w:tc>
+          <w:tcPr>
+            <w:tcW w:w="1890" w:type="dxa"/>
+          </w:tcPr>
+          <w:p>
+            <w:pPr>
+              <w:ind w:firstLine="0"/>
+              <w:jc w:val="left"/>
+            </w:pPr>
+            <w:r>
+              <w:t>Veiksmīga izrakstīšanās</w:t>
+            </w:r>
+          </w:p>
+        </w:tc>
+        <w:tc>
+          <w:tcPr>
+            <w:tcW w:w="2680" w:type="dxa"/>
+          </w:tcPr>
+          <w:p>
+            <w:pPr>
+              <w:ind w:firstLine="0"/>
+              <w:jc w:val="left"/>
+            </w:pPr>
+            <w:r>
+              <w:t>1) Nospiest "Iziet" sānjoslā</w:t>
+            </w:r>
+          </w:p>
+        </w:tc>
+        <w:tc>
+          <w:tcPr>
+            <w:tcW w:w="2066" w:type="dxa"/>
+          </w:tcPr>
+          <w:p>
+            <w:pPr>
+              <w:ind w:firstLine="0"/>
+              <w:jc w:val="left"/>
+            </w:pPr>
+          </w:p>
+        </w:tc>
+        <w:tc>
+          <w:tcPr>
+            <w:tcW w:w="2524" w:type="dxa"/>
+          </w:tcPr>
+          <w:p>
+            <w:pPr>
+              <w:ind w:firstLine="0"/>
+              <w:jc w:val="left"/>
+            </w:pPr>
+            <w:r>
+              <w:t xml:space="preserve">Sesija dzēsta, lietotājs novirzīts uz </w:t>
+            </w:r>
+            <w:proofErr w:type="spellStart"/>
+            <w:r>
+              <w:t>index.php</w:t>
+            </w:r>
+            <w:proofErr w:type="spellEnd"/>
+          </w:p>
+        </w:tc>
+        <w:tc>
+          <w:tcPr>
+            <w:tcW w:w="1613" w:type="dxa"/>
+          </w:tcPr>
+          <w:p>
+            <w:pPr>
+              <w:ind w:firstLine="0"/>
+              <w:jc w:val="left"/>
+            </w:pPr>
+            <w:r>
+              <w:t>PR.AUTH.04</w:t>
+            </w:r>
+          </w:p>
+        </w:tc>
+      </w:tr>
+      <w:tr>
+        <w:tc>
+          <w:tcPr>
+            <w:tcW w:w="1523" w:type="dxa"/>
+          </w:tcPr>
+          <w:p>
+            <w:pPr>
+              <w:ind w:firstLine="0"/>
+              <w:jc w:val="left"/>
+            </w:pPr>
+            <w:r>
+              <w:t>TP.AUTH.06</w:t>
+            </w:r>
+          </w:p>
+        </w:tc>
+        <w:tc>
+          <w:tcPr>
+            <w:tcW w:w="2252" w:type="dxa"/>
+          </w:tcPr>
+          <w:p>
+            <w:pPr>
+              <w:ind w:firstLine="0"/>
+              <w:jc w:val="left"/>
+            </w:pPr>
+            <w:r>
+              <w:t>Lietotājs jau reģistrēts</w:t>
+            </w:r>
+          </w:p>
+        </w:tc>
+        <w:tc>
+          <w:tcPr>
+            <w:tcW w:w="1890" w:type="dxa"/>
+          </w:tcPr>
+          <w:p>
+            <w:pPr>
+              <w:ind w:firstLine="0"/>
+              <w:jc w:val="left"/>
+            </w:pPr>
+            <w:r>
+              <w:t>"Atcerēties mani" funkcija</w:t>
+            </w:r>
+          </w:p>
+        </w:tc>
+        <w:tc>
+          <w:tcPr>
+            <w:tcW w:w="2680" w:type="dxa"/>
+          </w:tcPr>
+          <w:p>
+            <w:pPr>
+              <w:ind w:firstLine="0"/>
+              <w:jc w:val="left"/>
+            </w:pPr>
+            <w:r>
+              <w:t xml:space="preserve">1) Pieteikties ar atzīmētu "Atcerēties mani". </w:t>
+            </w:r>
+          </w:p>
+          <w:p>
+            <w:pPr>
+              <w:ind w:firstLine="0"/>
+              <w:jc w:val="left"/>
+            </w:pPr>
+            <w:r>
+              <w:t xml:space="preserve">2) Aizvērt pārlūku. </w:t>
+            </w:r>
+          </w:p>
+          <w:p>
+            <w:pPr>
+              <w:ind w:firstLine="0"/>
+              <w:jc w:val="left"/>
+            </w:pPr>
+            <w:r>
+              <w:t>3) Atkārtoti atvērt vietni</w:t>
+            </w:r>
+          </w:p>
+        </w:tc>
+        <w:tc>
+          <w:tcPr>
+            <w:tcW w:w="2066" w:type="dxa"/>
+          </w:tcPr>
+          <w:p>
+            <w:pPr>
+              <w:ind w:firstLine="0"/>
+              <w:jc w:val="left"/>
+            </w:pPr>
+            <w:r>
+              <w:t>Pareizs e-pasts un parole</w:t>
+            </w:r>
+          </w:p>
+        </w:tc>
+        <w:tc>
+          <w:tcPr>
+            <w:tcW w:w="2524" w:type="dxa"/>
+          </w:tcPr>
+          <w:p>
+            <w:pPr>
+              <w:ind w:firstLine="0"/>
+              <w:jc w:val="left"/>
+            </w:pPr>
+            <w:r>
+              <w:t>Lietotājs automātiski pieteikts bez atkārtotas pieteikšanās</w:t>
+            </w:r>
+          </w:p>
+        </w:tc>
+        <w:tc>
+          <w:tcPr>
+            <w:tcW w:w="1613" w:type="dxa"/>
+          </w:tcPr>
+          <w:p>
+            <w:pPr>
+              <w:ind w:firstLine="0"/>
+              <w:jc w:val="left"/>
+            </w:pPr>
+            <w:r>
+              <w:t>PR.AUTH.03</w:t>
+            </w:r>
+          </w:p>
+        </w:tc>
+      </w:tr>
+    </w:tbl>
+    <w:p>
+      <w:pPr>
+        <w:ind w:firstLine="0"/>
+      </w:pPr>
+    </w:p>
+    <w:p>
+      <w:pPr>
+        <w:spacing w:line="276" w:lineRule="auto"/>
+        <w:ind w:firstLine="0"/>
+        <w:jc w:val="left"/>
+      </w:pPr>
+      <w:r>
+        <w:br w:type="page"/>
+      </w:r>
+    </w:p>
+    <w:p>
+      <w:pPr>
+        <w:ind w:firstLine="0"/>
+        <w:jc w:val="right"/>
+        <w:rPr>
+          <w:b/>
+          <w:bCs/>
+        </w:rPr>
+      </w:pPr>
+      <w:r>
+        <w:rPr>
+          <w:b/>
+          <w:bCs/>
+        </w:rPr>
+        <w:lastRenderedPageBreak/>
+        <w:t>1</w:t>
+      </w:r>
+      <w:r>
+        <w:rPr>
+          <w:b/>
+          <w:bCs/>
+        </w:rPr>
+        <w:t>8</w:t>
+      </w:r>
+      <w:r>
+        <w:rPr>
+          <w:b/>
+          <w:bCs/>
+        </w:rPr>
+        <w:t>. tabula</w:t>
+      </w:r>
+    </w:p>
+    <w:p>
+      <w:pPr>
+        <w:ind w:firstLine="0"/>
+        <w:jc w:val="center"/>
+        <w:rPr>
+          <w:b/>
+          <w:bCs/>
+        </w:rPr>
+      </w:pPr>
+      <w:r>
+        <w:rPr>
+          <w:b/>
+          <w:bCs/>
+        </w:rPr>
+        <w:t>Programmas melnās kastes testpiemēru kopa (1. daļa) — Transakcijas un budžets</w:t>
+      </w:r>
+    </w:p>
+    <w:tbl>
+      <w:tblPr>
+        <w:tblStyle w:val="TableGrid"/>
+        <w:tblW w:w="0" w:type="auto"/>
+        <w:tblLook w:val="04A0" w:firstRow="1" w:lastRow="0" w:firstColumn="1" w:lastColumn="0" w:noHBand="0" w:noVBand="1"/>
+      </w:tblPr>
+      <w:tblGrid>
+        <w:gridCol w:w="1523"/>
+        <w:gridCol w:w="2252"/>
+        <w:gridCol w:w="1890"/>
+        <w:gridCol w:w="2680"/>
+        <w:gridCol w:w="2066"/>
+        <w:gridCol w:w="2524"/>
+        <w:gridCol w:w="1613"/>
+      </w:tblGrid>
+      <w:tr>
+        <w:tc>
+          <w:tcPr>
+            <w:tcW w:w="1523" w:type="dxa"/>
+            <w:shd w:val="clear" w:color="auto" w:fill="F2F2F2" w:themeFill="background1" w:themeFillShade="F2"/>
+          </w:tcPr>
+          <w:p>
+            <w:pPr>
+              <w:ind w:firstLine="0"/>
+              <w:jc w:val="left"/>
+              <w:rPr>
+                <w:b/>
+                <w:bCs/>
+              </w:rPr>
+            </w:pPr>
+            <w:r>
+              <w:rPr>
+                <w:b/>
+                <w:bCs/>
+              </w:rPr>
+              <w:t>ID</w:t>
+            </w:r>
+          </w:p>
+        </w:tc>
+        <w:tc>
+          <w:tcPr>
+            <w:tcW w:w="2252" w:type="dxa"/>
+            <w:shd w:val="clear" w:color="auto" w:fill="F2F2F2" w:themeFill="background1" w:themeFillShade="F2"/>
+          </w:tcPr>
+          <w:p>
+            <w:pPr>
+              <w:ind w:firstLine="0"/>
+              <w:jc w:val="left"/>
+              <w:rPr>
+                <w:b/>
+                <w:bCs/>
+              </w:rPr>
+            </w:pPr>
+            <w:r>
+              <w:rPr>
+                <w:b/>
+                <w:bCs/>
+              </w:rPr>
+              <w:t>Izpildes nosacījumi</w:t>
+            </w:r>
+          </w:p>
+        </w:tc>
+        <w:tc>
+          <w:tcPr>
+            <w:tcW w:w="1890" w:type="dxa"/>
+            <w:shd w:val="clear" w:color="auto" w:fill="F2F2F2" w:themeFill="background1" w:themeFillShade="F2"/>
+          </w:tcPr>
+          <w:p>
+            <w:pPr>
+              <w:ind w:firstLine="0"/>
+              <w:jc w:val="left"/>
+              <w:rPr>
+                <w:b/>
+                <w:bCs/>
+              </w:rPr>
+            </w:pPr>
+            <w:r>
+              <w:rPr>
+                <w:b/>
+                <w:bCs/>
+              </w:rPr>
+              <w:t>Apraksts</w:t>
+            </w:r>
+          </w:p>
+        </w:tc>
+        <w:tc>
+          <w:tcPr>
+            <w:tcW w:w="2680" w:type="dxa"/>
+            <w:shd w:val="clear" w:color="auto" w:fill="F2F2F2" w:themeFill="background1" w:themeFillShade="F2"/>
+          </w:tcPr>
+          <w:p>
+            <w:pPr>
+              <w:ind w:firstLine="0"/>
+              <w:jc w:val="left"/>
+              <w:rPr>
+                <w:b/>
+                <w:bCs/>
+              </w:rPr>
+            </w:pPr>
+            <w:r>
+              <w:rPr>
+                <w:b/>
+                <w:bCs/>
+              </w:rPr>
+              <w:t>Izpildes soļi</w:t>
+            </w:r>
+          </w:p>
+        </w:tc>
+        <w:tc>
+          <w:tcPr>
+            <w:tcW w:w="2066" w:type="dxa"/>
+            <w:shd w:val="clear" w:color="auto" w:fill="F2F2F2" w:themeFill="background1" w:themeFillShade="F2"/>
+          </w:tcPr>
+          <w:p>
+            <w:pPr>
+              <w:ind w:firstLine="0"/>
+              <w:jc w:val="left"/>
+              <w:rPr>
+                <w:b/>
+                <w:bCs/>
+              </w:rPr>
+            </w:pPr>
+            <w:r>
+              <w:rPr>
+                <w:b/>
+                <w:bCs/>
+              </w:rPr>
+              <w:t>Ievades dati</w:t>
+            </w:r>
+          </w:p>
+        </w:tc>
+        <w:tc>
+          <w:tcPr>
+            <w:tcW w:w="2524" w:type="dxa"/>
+            <w:shd w:val="clear" w:color="auto" w:fill="F2F2F2" w:themeFill="background1" w:themeFillShade="F2"/>
+          </w:tcPr>
+          <w:p>
+            <w:pPr>
+              <w:ind w:firstLine="0"/>
+              <w:jc w:val="left"/>
+              <w:rPr>
+                <w:b/>
+                <w:bCs/>
+              </w:rPr>
+            </w:pPr>
+            <w:r>
+              <w:rPr>
+                <w:b/>
+                <w:bCs/>
+              </w:rPr>
+              <w:t>Sagaidāmais rezultāts</w:t>
+            </w:r>
+          </w:p>
+        </w:tc>
+        <w:tc>
+          <w:tcPr>
+            <w:tcW w:w="1613" w:type="dxa"/>
+            <w:shd w:val="clear" w:color="auto" w:fill="F2F2F2" w:themeFill="background1" w:themeFillShade="F2"/>
+          </w:tcPr>
+          <w:p>
+            <w:pPr>
+              <w:ind w:firstLine="0"/>
+              <w:jc w:val="left"/>
+              <w:rPr>
+                <w:b/>
+                <w:bCs/>
+              </w:rPr>
+            </w:pPr>
+            <w:r>
+              <w:rPr>
+                <w:b/>
+                <w:bCs/>
+              </w:rPr>
+              <w:t>Prasības identifikators</w:t>
+            </w:r>
+          </w:p>
+        </w:tc>
+      </w:tr>
+      <w:tr>
+        <w:tc>
+          <w:tcPr>
+            <w:tcW w:w="1523" w:type="dxa"/>
+          </w:tcPr>
+          <w:p>
+            <w:pPr>
+              <w:ind w:firstLine="0"/>
+              <w:jc w:val="left"/>
+            </w:pPr>
+            <w:r>
+              <w:t>TP.TR.01</w:t>
+            </w:r>
+          </w:p>
+        </w:tc>
+        <w:tc>
+          <w:tcPr>
+            <w:tcW w:w="2252" w:type="dxa"/>
+          </w:tcPr>
+          <w:p>
+            <w:pPr>
+              <w:ind w:firstLine="0"/>
+              <w:jc w:val="left"/>
+            </w:pPr>
+            <w:r>
+              <w:t>Lietotājs ir pieteicies</w:t>
+            </w:r>
+          </w:p>
+        </w:tc>
+        <w:tc>
+          <w:tcPr>
+            <w:tcW w:w="1890" w:type="dxa"/>
+          </w:tcPr>
+          <w:p>
+            <w:pPr>
+              <w:ind w:firstLine="0"/>
+              <w:jc w:val="left"/>
+            </w:pPr>
+            <w:r>
+              <w:t>Ienākumu ieraksta pievienošana</w:t>
+            </w:r>
+          </w:p>
+        </w:tc>
+        <w:tc>
+          <w:tcPr>
+            <w:tcW w:w="2680" w:type="dxa"/>
+          </w:tcPr>
+          <w:p>
+            <w:pPr>
+              <w:ind w:firstLine="0"/>
+              <w:jc w:val="left"/>
+            </w:pPr>
+            <w:r>
+              <w:t xml:space="preserve">1) Atvērt </w:t>
+            </w:r>
+            <w:proofErr w:type="spellStart"/>
+            <w:r>
+              <w:t>calendar.php</w:t>
+            </w:r>
+            <w:proofErr w:type="spellEnd"/>
+            <w:r>
+              <w:t xml:space="preserve">. 2) Nospiest "Pievienot". 3) Izvēlēties tipu "Ienākumi". </w:t>
+            </w:r>
+          </w:p>
+          <w:p>
+            <w:pPr>
+              <w:ind w:firstLine="0"/>
+              <w:jc w:val="left"/>
+            </w:pPr>
+            <w:r>
+              <w:t xml:space="preserve">4) Aizpildīt laukus. </w:t>
+            </w:r>
+          </w:p>
+          <w:p>
+            <w:pPr>
+              <w:ind w:firstLine="0"/>
+              <w:jc w:val="left"/>
+            </w:pPr>
+            <w:r>
+              <w:t>5) Nospiest "Saglabāt"</w:t>
+            </w:r>
+          </w:p>
+        </w:tc>
+        <w:tc>
+          <w:tcPr>
+            <w:tcW w:w="2066" w:type="dxa"/>
+          </w:tcPr>
+          <w:p>
+            <w:pPr>
+              <w:ind w:firstLine="0"/>
+              <w:jc w:val="left"/>
+            </w:pPr>
+            <w:r>
+              <w:t>Summa, apraksts, datums, tips: ienākumi</w:t>
+            </w:r>
+          </w:p>
+        </w:tc>
+        <w:tc>
+          <w:tcPr>
+            <w:tcW w:w="2524" w:type="dxa"/>
+          </w:tcPr>
+          <w:p>
+            <w:pPr>
+              <w:ind w:firstLine="0"/>
+              <w:jc w:val="left"/>
+            </w:pPr>
+            <w:r>
+              <w:t>Ieraksts saglabāts, redzams kalendārā attiecīgajā datumā</w:t>
+            </w:r>
+          </w:p>
+        </w:tc>
+        <w:tc>
+          <w:tcPr>
+            <w:tcW w:w="1613" w:type="dxa"/>
+          </w:tcPr>
+          <w:p>
+            <w:pPr>
+              <w:ind w:firstLine="0"/>
+              <w:jc w:val="left"/>
+            </w:pPr>
+            <w:r>
+              <w:t>PR.TR.01</w:t>
+            </w:r>
+          </w:p>
+        </w:tc>
+      </w:tr>
+      <w:tr>
+        <w:tc>
+          <w:tcPr>
+            <w:tcW w:w="1523" w:type="dxa"/>
+          </w:tcPr>
+          <w:p>
+            <w:pPr>
+              <w:ind w:firstLine="0"/>
+              <w:jc w:val="left"/>
+            </w:pPr>
+            <w:r>
+              <w:t>TP.TR.02</w:t>
+            </w:r>
+          </w:p>
+        </w:tc>
+        <w:tc>
+          <w:tcPr>
+            <w:tcW w:w="2252" w:type="dxa"/>
+          </w:tcPr>
+          <w:p>
+            <w:pPr>
+              <w:ind w:firstLine="0"/>
+              <w:jc w:val="left"/>
+            </w:pPr>
+            <w:r>
+              <w:t>Lietotājs ir pieteicies</w:t>
+            </w:r>
+          </w:p>
+        </w:tc>
+        <w:tc>
+          <w:tcPr>
+            <w:tcW w:w="1890" w:type="dxa"/>
+          </w:tcPr>
+          <w:p>
+            <w:pPr>
+              <w:ind w:firstLine="0"/>
+              <w:jc w:val="left"/>
+            </w:pPr>
+            <w:r>
+              <w:t>Izdevumu ieraksta pievienošana</w:t>
+            </w:r>
+          </w:p>
+        </w:tc>
+        <w:tc>
+          <w:tcPr>
+            <w:tcW w:w="2680" w:type="dxa"/>
+          </w:tcPr>
+          <w:p>
+            <w:pPr>
+              <w:ind w:firstLine="0"/>
+              <w:jc w:val="left"/>
+            </w:pPr>
+            <w:r>
+              <w:t xml:space="preserve">1) Atvērt </w:t>
+            </w:r>
+            <w:proofErr w:type="spellStart"/>
+            <w:r>
+              <w:t>calendar.php</w:t>
+            </w:r>
+            <w:proofErr w:type="spellEnd"/>
+            <w:r>
+              <w:t xml:space="preserve">. 2) Nospiest "Pievienot". 3) Izvēlēties tipu "Izdevumi". </w:t>
+            </w:r>
+          </w:p>
+          <w:p>
+            <w:pPr>
+              <w:ind w:firstLine="0"/>
+              <w:jc w:val="left"/>
+            </w:pPr>
+            <w:r>
+              <w:t xml:space="preserve">4) Aizpildīt laukus. </w:t>
+            </w:r>
+          </w:p>
+          <w:p>
+            <w:pPr>
+              <w:ind w:firstLine="0"/>
+              <w:jc w:val="left"/>
+            </w:pPr>
+            <w:r>
+              <w:t>5) Nospiest "Saglabāt"</w:t>
+            </w:r>
+          </w:p>
+        </w:tc>
+        <w:tc>
+          <w:tcPr>
+            <w:tcW w:w="2066" w:type="dxa"/>
+          </w:tcPr>
+          <w:p>
+            <w:pPr>
+              <w:ind w:firstLine="0"/>
+              <w:jc w:val="left"/>
+            </w:pPr>
+            <w:r>
+              <w:t>Summa, apraksts, datums, tips: izdevumi</w:t>
+            </w:r>
+          </w:p>
+        </w:tc>
+        <w:tc>
+          <w:tcPr>
+            <w:tcW w:w="2524" w:type="dxa"/>
+          </w:tcPr>
+          <w:p>
+            <w:pPr>
+              <w:ind w:firstLine="0"/>
+              <w:jc w:val="left"/>
+            </w:pPr>
+            <w:r>
+              <w:t>Ieraksts saglabāts, redzams kalendārā attiecīgajā datumā</w:t>
+            </w:r>
+          </w:p>
+        </w:tc>
+        <w:tc>
+          <w:tcPr>
+            <w:tcW w:w="1613" w:type="dxa"/>
+          </w:tcPr>
+          <w:p>
+            <w:pPr>
+              <w:ind w:firstLine="0"/>
+              <w:jc w:val="left"/>
+            </w:pPr>
+            <w:r>
+              <w:t>PR.TR.02</w:t>
+            </w:r>
+          </w:p>
+        </w:tc>
+      </w:tr>
+      <w:tr>
+        <w:tc>
+          <w:tcPr>
+            <w:tcW w:w="1523" w:type="dxa"/>
+          </w:tcPr>
+          <w:p>
+            <w:pPr>
+              <w:ind w:firstLine="0"/>
+              <w:jc w:val="left"/>
+            </w:pPr>
+            <w:r>
+              <w:t>TP.TR.03</w:t>
+            </w:r>
+          </w:p>
+        </w:tc>
+        <w:tc>
+          <w:tcPr>
+            <w:tcW w:w="2252" w:type="dxa"/>
+          </w:tcPr>
+          <w:p>
+            <w:pPr>
+              <w:ind w:firstLine="0"/>
+              <w:jc w:val="left"/>
+            </w:pPr>
+            <w:r>
+              <w:t>Lietotājam ir esošs ieraksts</w:t>
+            </w:r>
+          </w:p>
+        </w:tc>
+        <w:tc>
+          <w:tcPr>
+            <w:tcW w:w="1890" w:type="dxa"/>
+          </w:tcPr>
+          <w:p>
+            <w:pPr>
+              <w:ind w:firstLine="0"/>
+              <w:jc w:val="left"/>
+            </w:pPr>
+            <w:r>
+              <w:t>Ieraksta dzēšana</w:t>
+            </w:r>
+          </w:p>
+        </w:tc>
+        <w:tc>
+          <w:tcPr>
+            <w:tcW w:w="2680" w:type="dxa"/>
+          </w:tcPr>
+          <w:p>
+            <w:pPr>
+              <w:ind w:firstLine="0"/>
+              <w:jc w:val="left"/>
+            </w:pPr>
+            <w:r>
+              <w:t xml:space="preserve">1) Atvērt dienas skatu kalendārā. </w:t>
+            </w:r>
+          </w:p>
+          <w:p>
+            <w:pPr>
+              <w:ind w:firstLine="0"/>
+              <w:jc w:val="left"/>
+            </w:pPr>
+            <w:r>
+              <w:t>2) Nospiest dzēšanas pogu pie ieraksta</w:t>
+            </w:r>
+          </w:p>
+        </w:tc>
+        <w:tc>
+          <w:tcPr>
+            <w:tcW w:w="2066" w:type="dxa"/>
+          </w:tcPr>
+          <w:p>
+            <w:pPr>
+              <w:ind w:firstLine="0"/>
+              <w:jc w:val="left"/>
+            </w:pPr>
+          </w:p>
+        </w:tc>
+        <w:tc>
+          <w:tcPr>
+            <w:tcW w:w="2524" w:type="dxa"/>
+          </w:tcPr>
+          <w:p>
+            <w:pPr>
+              <w:ind w:firstLine="0"/>
+              <w:jc w:val="left"/>
+            </w:pPr>
+            <w:r>
+              <w:t>Ieraksts dzēsts, vairs nav redzams kalendārā</w:t>
+            </w:r>
+          </w:p>
+        </w:tc>
+        <w:tc>
+          <w:tcPr>
+            <w:tcW w:w="1613" w:type="dxa"/>
+          </w:tcPr>
+          <w:p>
+            <w:pPr>
+              <w:ind w:firstLine="0"/>
+              <w:jc w:val="left"/>
+            </w:pPr>
+            <w:r>
+              <w:t>PR.TR.03</w:t>
+            </w:r>
+          </w:p>
+        </w:tc>
+      </w:tr>
+    </w:tbl>
+    <w:p>
+      <w:pPr>
+        <w:ind w:firstLine="0"/>
+      </w:pPr>
+    </w:p>
+    <w:p>
+      <w:pPr>
+        <w:ind w:firstLine="0"/>
+        <w:jc w:val="right"/>
+        <w:rPr>
+          <w:b/>
+          <w:bCs/>
+        </w:rPr>
+      </w:pPr>
+      <w:r>
+        <w:rPr>
+          <w:b/>
+          <w:bCs/>
+        </w:rPr>
+        <w:lastRenderedPageBreak/>
+        <w:t>1</w:t>
+      </w:r>
+      <w:r>
+        <w:rPr>
+          <w:b/>
+          <w:bCs/>
+        </w:rPr>
+        <w:t>9</w:t>
+      </w:r>
+      <w:r>
+        <w:rPr>
+          <w:b/>
+          <w:bCs/>
+        </w:rPr>
+        <w:t>. tabula</w:t>
+      </w:r>
+    </w:p>
+    <w:p>
+      <w:pPr>
+        <w:ind w:firstLine="0"/>
+        <w:jc w:val="center"/>
+        <w:rPr>
+          <w:b/>
+          <w:bCs/>
+        </w:rPr>
+      </w:pPr>
+      <w:r>
+        <w:rPr>
+          <w:b/>
+          <w:bCs/>
+        </w:rPr>
+        <w:t>Programmas melnās kastes testpiemēru kopa (</w:t>
+      </w:r>
+      <w:r>
+        <w:rPr>
+          <w:b/>
+          <w:bCs/>
+        </w:rPr>
+        <w:t>2</w:t>
+      </w:r>
+      <w:r>
+        <w:rPr>
+          <w:b/>
+          <w:bCs/>
+        </w:rPr>
+        <w:t>. daļa) — Transakcijas un budžets</w:t>
+      </w:r>
+    </w:p>
+    <w:tbl>
+      <w:tblPr>
+        <w:tblStyle w:val="TableGrid"/>
+        <w:tblW w:w="0" w:type="auto"/>
+        <w:tblLook w:val="04A0" w:firstRow="1" w:lastRow="0" w:firstColumn="1" w:lastColumn="0" w:noHBand="0" w:noVBand="1"/>
+      </w:tblPr>
+      <w:tblGrid>
+        <w:gridCol w:w="1523"/>
+        <w:gridCol w:w="2252"/>
+        <w:gridCol w:w="1620"/>
+        <w:gridCol w:w="2950"/>
+        <w:gridCol w:w="2066"/>
+        <w:gridCol w:w="2524"/>
+        <w:gridCol w:w="1613"/>
+      </w:tblGrid>
+      <w:tr>
+        <w:tc>
+          <w:tcPr>
+            <w:tcW w:w="1523" w:type="dxa"/>
+            <w:shd w:val="clear" w:color="auto" w:fill="F2F2F2" w:themeFill="background1" w:themeFillShade="F2"/>
+          </w:tcPr>
+          <w:p>
+            <w:pPr>
+              <w:ind w:firstLine="0"/>
+              <w:jc w:val="left"/>
+              <w:rPr>
+                <w:b/>
+                <w:bCs/>
+              </w:rPr>
+            </w:pPr>
+            <w:r>
+              <w:rPr>
+                <w:b/>
+                <w:bCs/>
+              </w:rPr>
+              <w:t>ID</w:t>
+            </w:r>
+          </w:p>
+        </w:tc>
+        <w:tc>
+          <w:tcPr>
+            <w:tcW w:w="2252" w:type="dxa"/>
+            <w:shd w:val="clear" w:color="auto" w:fill="F2F2F2" w:themeFill="background1" w:themeFillShade="F2"/>
+          </w:tcPr>
+          <w:p>
+            <w:pPr>
+              <w:ind w:firstLine="0"/>
+              <w:jc w:val="left"/>
+              <w:rPr>
+                <w:b/>
+                <w:bCs/>
+              </w:rPr>
+            </w:pPr>
+            <w:r>
+              <w:rPr>
+                <w:b/>
+                <w:bCs/>
+              </w:rPr>
+              <w:t>Izpildes nosacījumi</w:t>
+            </w:r>
+          </w:p>
+        </w:tc>
+        <w:tc>
+          <w:tcPr>
+            <w:tcW w:w="1620" w:type="dxa"/>
+            <w:shd w:val="clear" w:color="auto" w:fill="F2F2F2" w:themeFill="background1" w:themeFillShade="F2"/>
+          </w:tcPr>
+          <w:p>
+            <w:pPr>
+              <w:ind w:firstLine="0"/>
+              <w:jc w:val="left"/>
+              <w:rPr>
+                <w:b/>
+                <w:bCs/>
+              </w:rPr>
+            </w:pPr>
+            <w:r>
+              <w:rPr>
+                <w:b/>
+                <w:bCs/>
+              </w:rPr>
+              <w:t>Apraksts</w:t>
+            </w:r>
+          </w:p>
+        </w:tc>
+        <w:tc>
+          <w:tcPr>
+            <w:tcW w:w="2950" w:type="dxa"/>
+            <w:shd w:val="clear" w:color="auto" w:fill="F2F2F2" w:themeFill="background1" w:themeFillShade="F2"/>
+          </w:tcPr>
+          <w:p>
+            <w:pPr>
+              <w:ind w:firstLine="0"/>
+              <w:jc w:val="left"/>
+              <w:rPr>
+                <w:b/>
+                <w:bCs/>
+              </w:rPr>
+            </w:pPr>
+            <w:r>
+              <w:rPr>
+                <w:b/>
+                <w:bCs/>
+              </w:rPr>
+              <w:t>Izpildes soļi</w:t>
+            </w:r>
+          </w:p>
+        </w:tc>
+        <w:tc>
+          <w:tcPr>
+            <w:tcW w:w="2066" w:type="dxa"/>
+            <w:shd w:val="clear" w:color="auto" w:fill="F2F2F2" w:themeFill="background1" w:themeFillShade="F2"/>
+          </w:tcPr>
+          <w:p>
+            <w:pPr>
+              <w:ind w:firstLine="0"/>
+              <w:jc w:val="left"/>
+              <w:rPr>
+                <w:b/>
+                <w:bCs/>
+              </w:rPr>
+            </w:pPr>
+            <w:r>
+              <w:rPr>
+                <w:b/>
+                <w:bCs/>
+              </w:rPr>
+              <w:t>Ievades dati</w:t>
+            </w:r>
+          </w:p>
+        </w:tc>
+        <w:tc>
+          <w:tcPr>
+            <w:tcW w:w="2524" w:type="dxa"/>
+            <w:shd w:val="clear" w:color="auto" w:fill="F2F2F2" w:themeFill="background1" w:themeFillShade="F2"/>
+          </w:tcPr>
+          <w:p>
+            <w:pPr>
+              <w:ind w:firstLine="0"/>
+              <w:jc w:val="left"/>
+              <w:rPr>
+                <w:b/>
+                <w:bCs/>
+              </w:rPr>
+            </w:pPr>
+            <w:r>
+              <w:rPr>
+                <w:b/>
+                <w:bCs/>
+              </w:rPr>
+              <w:t>Sagaidāmais rezultāts</w:t>
+            </w:r>
+          </w:p>
+        </w:tc>
+        <w:tc>
+          <w:tcPr>
+            <w:tcW w:w="1613" w:type="dxa"/>
+            <w:shd w:val="clear" w:color="auto" w:fill="F2F2F2" w:themeFill="background1" w:themeFillShade="F2"/>
+          </w:tcPr>
+          <w:p>
+            <w:pPr>
+              <w:ind w:firstLine="0"/>
+              <w:jc w:val="left"/>
+              <w:rPr>
+                <w:b/>
+                <w:bCs/>
+              </w:rPr>
+            </w:pPr>
+            <w:r>
+              <w:rPr>
+                <w:b/>
+                <w:bCs/>
+              </w:rPr>
+              <w:t>Prasības identifikators</w:t>
+            </w:r>
+          </w:p>
+        </w:tc>
+      </w:tr>
+      <w:tr>
+        <w:tc>
+          <w:tcPr>
+            <w:tcW w:w="1523" w:type="dxa"/>
+          </w:tcPr>
+          <w:p>
+            <w:pPr>
+              <w:ind w:firstLine="0"/>
+              <w:jc w:val="left"/>
+            </w:pPr>
+            <w:r>
+              <w:t>TP.TR.04</w:t>
+            </w:r>
+          </w:p>
+        </w:tc>
+        <w:tc>
+          <w:tcPr>
+            <w:tcW w:w="2252" w:type="dxa"/>
+          </w:tcPr>
+          <w:p>
+            <w:pPr>
+              <w:ind w:firstLine="0"/>
+              <w:jc w:val="left"/>
+            </w:pPr>
+            <w:r>
+              <w:t>Lietotājs ir pieteicies</w:t>
+            </w:r>
+          </w:p>
+        </w:tc>
+        <w:tc>
+          <w:tcPr>
+            <w:tcW w:w="1620" w:type="dxa"/>
+          </w:tcPr>
+          <w:p>
+            <w:pPr>
+              <w:ind w:firstLine="0"/>
+              <w:jc w:val="left"/>
+            </w:pPr>
+            <w:r>
+              <w:t>Atkārtota maksājuma pievienošana</w:t>
+            </w:r>
+          </w:p>
+        </w:tc>
+        <w:tc>
+          <w:tcPr>
+            <w:tcW w:w="2950" w:type="dxa"/>
+          </w:tcPr>
+          <w:p>
+            <w:pPr>
+              <w:ind w:firstLine="0"/>
+              <w:jc w:val="left"/>
+            </w:pPr>
+            <w:r>
+              <w:t xml:space="preserve">1) Pievienot jaunu ierakstu. </w:t>
+            </w:r>
+          </w:p>
+          <w:p>
+            <w:pPr>
+              <w:ind w:firstLine="0"/>
+              <w:jc w:val="left"/>
+            </w:pPr>
+            <w:r>
+              <w:t xml:space="preserve">2) Ieslēgt "Atkārtots maksājums". </w:t>
+            </w:r>
+          </w:p>
+          <w:p>
+            <w:pPr>
+              <w:ind w:firstLine="0"/>
+              <w:jc w:val="left"/>
+            </w:pPr>
+            <w:r>
+              <w:t xml:space="preserve">3) Izvēlēties nedēļas dienas. </w:t>
+            </w:r>
+          </w:p>
+          <w:p>
+            <w:pPr>
+              <w:ind w:firstLine="0"/>
+              <w:jc w:val="left"/>
+            </w:pPr>
+            <w:r>
+              <w:t>4) Saglabāt</w:t>
+            </w:r>
+          </w:p>
+        </w:tc>
+        <w:tc>
+          <w:tcPr>
+            <w:tcW w:w="2066" w:type="dxa"/>
+          </w:tcPr>
+          <w:p>
+            <w:pPr>
+              <w:ind w:firstLine="0"/>
+              <w:jc w:val="left"/>
+            </w:pPr>
+            <w:r>
+              <w:t>Summa, apraksts, atkārtošanās dienas</w:t>
+            </w:r>
+          </w:p>
+        </w:tc>
+        <w:tc>
+          <w:tcPr>
+            <w:tcW w:w="2524" w:type="dxa"/>
+          </w:tcPr>
+          <w:p>
+            <w:pPr>
+              <w:ind w:firstLine="0"/>
+              <w:jc w:val="left"/>
+            </w:pPr>
+            <w:r>
+              <w:t>Ieraksts saglabāts ar atkārtošanās atzīmi, redzams vairākos datumos</w:t>
+            </w:r>
+          </w:p>
+        </w:tc>
+        <w:tc>
+          <w:tcPr>
+            <w:tcW w:w="1613" w:type="dxa"/>
+          </w:tcPr>
+          <w:p>
+            <w:pPr>
+              <w:ind w:firstLine="0"/>
+              <w:jc w:val="left"/>
+            </w:pPr>
+            <w:r>
+              <w:t>PR.TR.04</w:t>
+            </w:r>
+          </w:p>
+        </w:tc>
+      </w:tr>
+      <w:tr>
+        <w:tc>
+          <w:tcPr>
+            <w:tcW w:w="1523" w:type="dxa"/>
+          </w:tcPr>
+          <w:p>
+            <w:pPr>
+              <w:ind w:firstLine="0"/>
+              <w:jc w:val="left"/>
+            </w:pPr>
+            <w:r>
+              <w:t>TP.BUD.01</w:t>
+            </w:r>
+          </w:p>
+        </w:tc>
+        <w:tc>
+          <w:tcPr>
+            <w:tcW w:w="2252" w:type="dxa"/>
+          </w:tcPr>
+          <w:p>
+            <w:pPr>
+              <w:ind w:firstLine="0"/>
+              <w:jc w:val="left"/>
+            </w:pPr>
+            <w:r>
+              <w:t>Lietotājs ir pieteicies</w:t>
+            </w:r>
+          </w:p>
+        </w:tc>
+        <w:tc>
+          <w:tcPr>
+            <w:tcW w:w="1620" w:type="dxa"/>
+          </w:tcPr>
+          <w:p>
+            <w:pPr>
+              <w:ind w:firstLine="0"/>
+              <w:jc w:val="left"/>
+            </w:pPr>
+            <w:r>
+              <w:t>Budžeta plāna izveide</w:t>
+            </w:r>
+          </w:p>
+        </w:tc>
+        <w:tc>
+          <w:tcPr>
+            <w:tcW w:w="2950" w:type="dxa"/>
+          </w:tcPr>
+          <w:p>
+            <w:pPr>
+              <w:ind w:firstLine="0"/>
+              <w:jc w:val="left"/>
+            </w:pPr>
+            <w:r>
+              <w:t xml:space="preserve">1) Atvērt </w:t>
+            </w:r>
+            <w:proofErr w:type="spellStart"/>
+            <w:r>
+              <w:t>budget.php</w:t>
+            </w:r>
+            <w:proofErr w:type="spellEnd"/>
+            <w:r>
+              <w:t xml:space="preserve">. </w:t>
+            </w:r>
+          </w:p>
+          <w:p>
+            <w:pPr>
+              <w:ind w:firstLine="0"/>
+              <w:jc w:val="left"/>
+            </w:pPr>
+            <w:r>
+              <w:t xml:space="preserve">2) Nospiest "Pievienot budžetu". </w:t>
+            </w:r>
+          </w:p>
+          <w:p>
+            <w:pPr>
+              <w:ind w:firstLine="0"/>
+              <w:jc w:val="left"/>
+            </w:pPr>
+            <w:r>
+              <w:t xml:space="preserve">3) Aizpildīt nosaukumu, summu, periodu. </w:t>
+            </w:r>
+          </w:p>
+          <w:p>
+            <w:pPr>
+              <w:ind w:firstLine="0"/>
+              <w:jc w:val="left"/>
+            </w:pPr>
+            <w:r>
+              <w:t>4) Saglabāt</w:t>
+            </w:r>
+          </w:p>
+        </w:tc>
+        <w:tc>
+          <w:tcPr>
+            <w:tcW w:w="2066" w:type="dxa"/>
+          </w:tcPr>
+          <w:p>
+            <w:pPr>
+              <w:ind w:firstLine="0"/>
+              <w:jc w:val="left"/>
+            </w:pPr>
+            <w:r>
+              <w:t>Nosaukums, summa, sākuma un beigu datums</w:t>
+            </w:r>
+          </w:p>
+        </w:tc>
+        <w:tc>
+          <w:tcPr>
+            <w:tcW w:w="2524" w:type="dxa"/>
+          </w:tcPr>
+          <w:p>
+            <w:pPr>
+              <w:ind w:firstLine="0"/>
+              <w:jc w:val="left"/>
+            </w:pPr>
+            <w:r>
+              <w:t>Budžeta plāns izveidots un redzams sarakstā</w:t>
+            </w:r>
+          </w:p>
+        </w:tc>
+        <w:tc>
+          <w:tcPr>
+            <w:tcW w:w="1613" w:type="dxa"/>
+          </w:tcPr>
+          <w:p>
+            <w:pPr>
+              <w:ind w:firstLine="0"/>
+              <w:jc w:val="left"/>
+            </w:pPr>
+            <w:r>
+              <w:t>PR.BUD.01</w:t>
+            </w:r>
+          </w:p>
+        </w:tc>
+      </w:tr>
+      <w:tr>
+        <w:tc>
+          <w:tcPr>
+            <w:tcW w:w="1523" w:type="dxa"/>
+          </w:tcPr>
+          <w:p>
+            <w:pPr>
+              <w:ind w:firstLine="0"/>
+              <w:jc w:val="left"/>
+            </w:pPr>
+            <w:r>
+              <w:t>TP.BUD.02</w:t>
+            </w:r>
+          </w:p>
+        </w:tc>
+        <w:tc>
+          <w:tcPr>
+            <w:tcW w:w="2252" w:type="dxa"/>
+          </w:tcPr>
+          <w:p>
+            <w:pPr>
+              <w:ind w:firstLine="0"/>
+              <w:jc w:val="left"/>
+            </w:pPr>
+            <w:r>
+              <w:t>Lietotājam ir esošs budžets</w:t>
+            </w:r>
+          </w:p>
+        </w:tc>
+        <w:tc>
+          <w:tcPr>
+            <w:tcW w:w="1620" w:type="dxa"/>
+          </w:tcPr>
+          <w:p>
+            <w:pPr>
+              <w:ind w:firstLine="0"/>
+              <w:jc w:val="left"/>
+            </w:pPr>
+            <w:r>
+              <w:t>Budžeta plāna rediģēšana</w:t>
+            </w:r>
+          </w:p>
+        </w:tc>
+        <w:tc>
+          <w:tcPr>
+            <w:tcW w:w="2950" w:type="dxa"/>
+          </w:tcPr>
+          <w:p>
+            <w:pPr>
+              <w:ind w:firstLine="0"/>
+              <w:jc w:val="left"/>
+            </w:pPr>
+            <w:r>
+              <w:t xml:space="preserve">1) Atvērt </w:t>
+            </w:r>
+            <w:proofErr w:type="spellStart"/>
+            <w:r>
+              <w:t>budget.php</w:t>
+            </w:r>
+            <w:proofErr w:type="spellEnd"/>
+            <w:r>
+              <w:t xml:space="preserve">. </w:t>
+            </w:r>
+          </w:p>
+          <w:p>
+            <w:pPr>
+              <w:ind w:firstLine="0"/>
+              <w:jc w:val="left"/>
+            </w:pPr>
+            <w:r>
+              <w:t xml:space="preserve">2) Nospiest rediģēšanas pogu. </w:t>
+            </w:r>
+          </w:p>
+          <w:p>
+            <w:pPr>
+              <w:ind w:firstLine="0"/>
+              <w:jc w:val="left"/>
+            </w:pPr>
+            <w:r>
+              <w:t xml:space="preserve">3) Mainīt summu. </w:t>
+            </w:r>
+          </w:p>
+          <w:p>
+            <w:pPr>
+              <w:ind w:firstLine="0"/>
+              <w:jc w:val="left"/>
+            </w:pPr>
+            <w:r>
+              <w:t>4) Saglabāt</w:t>
+            </w:r>
+          </w:p>
+        </w:tc>
+        <w:tc>
+          <w:tcPr>
+            <w:tcW w:w="2066" w:type="dxa"/>
+          </w:tcPr>
+          <w:p>
+            <w:pPr>
+              <w:ind w:firstLine="0"/>
+              <w:jc w:val="left"/>
+            </w:pPr>
+            <w:r>
+              <w:t>Jauna summa</w:t>
+            </w:r>
+          </w:p>
+        </w:tc>
+        <w:tc>
+          <w:tcPr>
+            <w:tcW w:w="2524" w:type="dxa"/>
+          </w:tcPr>
+          <w:p>
+            <w:pPr>
+              <w:ind w:firstLine="0"/>
+              <w:jc w:val="left"/>
+            </w:pPr>
+            <w:r>
+              <w:t>Budžeta plāns atjaunināts ar jauno summu</w:t>
+            </w:r>
+          </w:p>
+        </w:tc>
+        <w:tc>
+          <w:tcPr>
+            <w:tcW w:w="1613" w:type="dxa"/>
+          </w:tcPr>
+          <w:p>
+            <w:pPr>
+              <w:ind w:firstLine="0"/>
+              <w:jc w:val="left"/>
+            </w:pPr>
+            <w:r>
+              <w:t>PR.BUD.02</w:t>
+            </w:r>
+          </w:p>
+        </w:tc>
+      </w:tr>
+    </w:tbl>
+    <w:p>
+      <w:pPr>
+        <w:ind w:firstLine="0"/>
+      </w:pPr>
+    </w:p>
+    <w:p>
+      <w:pPr>
+        <w:ind w:firstLine="0"/>
+        <w:jc w:val="right"/>
+        <w:rPr>
+          <w:b/>
+          <w:bCs/>
+        </w:rPr>
+      </w:pPr>
+      <w:r>
+        <w:rPr>
+          <w:b/>
+          <w:bCs/>
+        </w:rPr>
+        <w:lastRenderedPageBreak/>
+        <w:t>20</w:t>
+      </w:r>
+      <w:r>
+        <w:rPr>
+          <w:b/>
+          <w:bCs/>
+        </w:rPr>
+        <w:t>. tabula</w:t>
+      </w:r>
+    </w:p>
+    <w:p>
+      <w:pPr>
+        <w:ind w:firstLine="0"/>
+        <w:jc w:val="center"/>
+        <w:rPr>
+          <w:b/>
+          <w:bCs/>
+        </w:rPr>
+      </w:pPr>
+      <w:r>
+        <w:rPr>
+          <w:b/>
+          <w:bCs/>
+        </w:rPr>
+        <w:t>Programmas melnās kastes testpiemēru kopa (</w:t>
+      </w:r>
+      <w:r>
+        <w:rPr>
+          <w:b/>
+          <w:bCs/>
+        </w:rPr>
+        <w:t>3</w:t>
+      </w:r>
+      <w:r>
+        <w:rPr>
+          <w:b/>
+          <w:bCs/>
+        </w:rPr>
+        <w:t>. daļa) — Transakcijas un budžets</w:t>
+      </w:r>
+    </w:p>
+    <w:tbl>
+      <w:tblPr>
+        <w:tblStyle w:val="TableGrid"/>
+        <w:tblW w:w="0" w:type="auto"/>
+        <w:tblLook w:val="04A0" w:firstRow="1" w:lastRow="0" w:firstColumn="1" w:lastColumn="0" w:noHBand="0" w:noVBand="1"/>
+      </w:tblPr>
+      <w:tblGrid>
+        <w:gridCol w:w="1523"/>
+        <w:gridCol w:w="2252"/>
+        <w:gridCol w:w="1620"/>
+        <w:gridCol w:w="2950"/>
+        <w:gridCol w:w="2066"/>
+        <w:gridCol w:w="2524"/>
+        <w:gridCol w:w="1613"/>
+      </w:tblGrid>
+      <w:tr>
+        <w:tc>
+          <w:tcPr>
+            <w:tcW w:w="1523" w:type="dxa"/>
+            <w:shd w:val="clear" w:color="auto" w:fill="F2F2F2" w:themeFill="background1" w:themeFillShade="F2"/>
+          </w:tcPr>
+          <w:p>
+            <w:pPr>
+              <w:ind w:firstLine="0"/>
+              <w:jc w:val="left"/>
+              <w:rPr>
+                <w:b/>
+                <w:bCs/>
+              </w:rPr>
+            </w:pPr>
+            <w:r>
+              <w:rPr>
+                <w:b/>
+                <w:bCs/>
+              </w:rPr>
+              <w:t>ID</w:t>
+            </w:r>
+          </w:p>
+        </w:tc>
+        <w:tc>
+          <w:tcPr>
+            <w:tcW w:w="2252" w:type="dxa"/>
+            <w:shd w:val="clear" w:color="auto" w:fill="F2F2F2" w:themeFill="background1" w:themeFillShade="F2"/>
+          </w:tcPr>
+          <w:p>
+            <w:pPr>
+              <w:ind w:firstLine="0"/>
+              <w:jc w:val="left"/>
+              <w:rPr>
+                <w:b/>
+                <w:bCs/>
+              </w:rPr>
+            </w:pPr>
+            <w:r>
+              <w:rPr>
+                <w:b/>
+                <w:bCs/>
+              </w:rPr>
+              <w:t>Izpildes nosacījumi</w:t>
+            </w:r>
+          </w:p>
+        </w:tc>
+        <w:tc>
+          <w:tcPr>
+            <w:tcW w:w="1620" w:type="dxa"/>
+            <w:shd w:val="clear" w:color="auto" w:fill="F2F2F2" w:themeFill="background1" w:themeFillShade="F2"/>
+          </w:tcPr>
+          <w:p>
+            <w:pPr>
+              <w:ind w:firstLine="0"/>
+              <w:jc w:val="left"/>
+              <w:rPr>
+                <w:b/>
+                <w:bCs/>
+              </w:rPr>
+            </w:pPr>
+            <w:r>
+              <w:rPr>
+                <w:b/>
+                <w:bCs/>
+              </w:rPr>
+              <w:t>Apraksts</w:t>
+            </w:r>
+          </w:p>
+        </w:tc>
+        <w:tc>
+          <w:tcPr>
+            <w:tcW w:w="2950" w:type="dxa"/>
+            <w:shd w:val="clear" w:color="auto" w:fill="F2F2F2" w:themeFill="background1" w:themeFillShade="F2"/>
+          </w:tcPr>
+          <w:p>
+            <w:pPr>
+              <w:ind w:firstLine="0"/>
+              <w:jc w:val="left"/>
+              <w:rPr>
+                <w:b/>
+                <w:bCs/>
+              </w:rPr>
+            </w:pPr>
+            <w:r>
+              <w:rPr>
+                <w:b/>
+                <w:bCs/>
+              </w:rPr>
+              <w:t>Izpildes soļi</w:t>
+            </w:r>
+          </w:p>
+        </w:tc>
+        <w:tc>
+          <w:tcPr>
+            <w:tcW w:w="2066" w:type="dxa"/>
+            <w:shd w:val="clear" w:color="auto" w:fill="F2F2F2" w:themeFill="background1" w:themeFillShade="F2"/>
+          </w:tcPr>
+          <w:p>
+            <w:pPr>
+              <w:ind w:firstLine="0"/>
+              <w:jc w:val="left"/>
+              <w:rPr>
+                <w:b/>
+                <w:bCs/>
+              </w:rPr>
+            </w:pPr>
+            <w:r>
+              <w:rPr>
+                <w:b/>
+                <w:bCs/>
+              </w:rPr>
+              <w:t>Ievades dati</w:t>
+            </w:r>
+          </w:p>
+        </w:tc>
+        <w:tc>
+          <w:tcPr>
+            <w:tcW w:w="2524" w:type="dxa"/>
+            <w:shd w:val="clear" w:color="auto" w:fill="F2F2F2" w:themeFill="background1" w:themeFillShade="F2"/>
+          </w:tcPr>
+          <w:p>
+            <w:pPr>
+              <w:ind w:firstLine="0"/>
+              <w:jc w:val="left"/>
+              <w:rPr>
+                <w:b/>
+                <w:bCs/>
+              </w:rPr>
+            </w:pPr>
+            <w:r>
+              <w:rPr>
+                <w:b/>
+                <w:bCs/>
+              </w:rPr>
+              <w:t>Sagaidāmais rezultāts</w:t>
+            </w:r>
+          </w:p>
+        </w:tc>
+        <w:tc>
+          <w:tcPr>
+            <w:tcW w:w="1613" w:type="dxa"/>
+            <w:shd w:val="clear" w:color="auto" w:fill="F2F2F2" w:themeFill="background1" w:themeFillShade="F2"/>
+          </w:tcPr>
+          <w:p>
+            <w:pPr>
+              <w:ind w:firstLine="0"/>
+              <w:jc w:val="left"/>
+              <w:rPr>
+                <w:b/>
+                <w:bCs/>
+              </w:rPr>
+            </w:pPr>
+            <w:r>
+              <w:rPr>
+                <w:b/>
+                <w:bCs/>
+              </w:rPr>
+              <w:t>Prasības identifikators</w:t>
+            </w:r>
+          </w:p>
+        </w:tc>
+      </w:tr>
+      <w:tr>
+        <w:tc>
+          <w:tcPr>
+            <w:tcW w:w="1523" w:type="dxa"/>
+          </w:tcPr>
+          <w:p>
+            <w:pPr>
+              <w:ind w:firstLine="0"/>
+              <w:jc w:val="left"/>
+            </w:pPr>
+            <w:r>
+              <w:t>TP.BUD.03</w:t>
+            </w:r>
+          </w:p>
+        </w:tc>
+        <w:tc>
+          <w:tcPr>
+            <w:tcW w:w="2252" w:type="dxa"/>
+          </w:tcPr>
+          <w:p>
+            <w:pPr>
+              <w:ind w:firstLine="0"/>
+              <w:jc w:val="left"/>
+            </w:pPr>
+            <w:r>
+              <w:t>Izdevumi pārsniedz brīdinājuma slieksni</w:t>
+            </w:r>
+          </w:p>
+        </w:tc>
+        <w:tc>
+          <w:tcPr>
+            <w:tcW w:w="1620" w:type="dxa"/>
+          </w:tcPr>
+          <w:p>
+            <w:pPr>
+              <w:ind w:firstLine="0"/>
+              <w:jc w:val="left"/>
+            </w:pPr>
+            <w:r>
+              <w:t>Brīdinājuma paziņojums</w:t>
+            </w:r>
+          </w:p>
+        </w:tc>
+        <w:tc>
+          <w:tcPr>
+            <w:tcW w:w="2950" w:type="dxa"/>
+          </w:tcPr>
+          <w:p>
+            <w:pPr>
+              <w:ind w:firstLine="0"/>
+              <w:jc w:val="left"/>
+            </w:pPr>
+            <w:r>
+              <w:t xml:space="preserve">1) Iestatīt budžetu ar slieksni 80%. </w:t>
+            </w:r>
+          </w:p>
+          <w:p>
+            <w:pPr>
+              <w:ind w:firstLine="0"/>
+              <w:jc w:val="left"/>
+            </w:pPr>
+            <w:r>
+              <w:t>2) Pievienot izdevumus, kas pārsniedz 80% no budžeta</w:t>
+            </w:r>
+          </w:p>
+        </w:tc>
+        <w:tc>
+          <w:tcPr>
+            <w:tcW w:w="2066" w:type="dxa"/>
+          </w:tcPr>
+          <w:p>
+            <w:pPr>
+              <w:ind w:firstLine="0"/>
+              <w:jc w:val="left"/>
+            </w:pPr>
+            <w:r>
+              <w:t>Izdevumi &gt; 80% no budžeta summas</w:t>
+            </w:r>
+          </w:p>
+        </w:tc>
+        <w:tc>
+          <w:tcPr>
+            <w:tcW w:w="2524" w:type="dxa"/>
+          </w:tcPr>
+          <w:p>
+            <w:pPr>
+              <w:ind w:firstLine="0"/>
+              <w:jc w:val="left"/>
+            </w:pPr>
+            <w:r>
+              <w:t>Parādās brīdinājuma logs ar deficīta informāciju</w:t>
+            </w:r>
+          </w:p>
+        </w:tc>
+        <w:tc>
+          <w:tcPr>
+            <w:tcW w:w="1613" w:type="dxa"/>
+          </w:tcPr>
+          <w:p>
+            <w:pPr>
+              <w:ind w:firstLine="0"/>
+              <w:jc w:val="left"/>
+            </w:pPr>
+            <w:r>
+              <w:t>PR.BUD.04</w:t>
+            </w:r>
+          </w:p>
+        </w:tc>
+      </w:tr>
+      <w:tr>
+        <w:tc>
+          <w:tcPr>
+            <w:tcW w:w="1523" w:type="dxa"/>
+          </w:tcPr>
+          <w:p>
+            <w:pPr>
+              <w:ind w:firstLine="0"/>
+              <w:jc w:val="left"/>
+            </w:pPr>
+            <w:r>
+              <w:t>TP.PAR.01</w:t>
+            </w:r>
+          </w:p>
+        </w:tc>
+        <w:tc>
+          <w:tcPr>
+            <w:tcW w:w="2252" w:type="dxa"/>
+          </w:tcPr>
+          <w:p>
+            <w:pPr>
+              <w:ind w:firstLine="0"/>
+              <w:jc w:val="left"/>
+            </w:pPr>
+            <w:r>
+              <w:t>Lietotājam ir ieraksti</w:t>
+            </w:r>
+          </w:p>
+        </w:tc>
+        <w:tc>
+          <w:tcPr>
+            <w:tcW w:w="1620" w:type="dxa"/>
+          </w:tcPr>
+          <w:p>
+            <w:pPr>
+              <w:ind w:firstLine="0"/>
+              <w:jc w:val="left"/>
+            </w:pPr>
+            <w:r>
+              <w:t>Pārskatu lapas skatīšana</w:t>
+            </w:r>
+          </w:p>
+        </w:tc>
+        <w:tc>
+          <w:tcPr>
+            <w:tcW w:w="2950" w:type="dxa"/>
+          </w:tcPr>
+          <w:p>
+            <w:pPr>
+              <w:ind w:firstLine="0"/>
+              <w:jc w:val="left"/>
+            </w:pPr>
+            <w:r>
+              <w:t xml:space="preserve">1) Atvērt </w:t>
+            </w:r>
+            <w:proofErr w:type="spellStart"/>
+            <w:r>
+              <w:t>parskati.php</w:t>
+            </w:r>
+            <w:proofErr w:type="spellEnd"/>
+          </w:p>
+        </w:tc>
+        <w:tc>
+          <w:tcPr>
+            <w:tcW w:w="2066" w:type="dxa"/>
+          </w:tcPr>
+          <w:p>
+            <w:pPr>
+              <w:ind w:firstLine="0"/>
+              <w:jc w:val="left"/>
+            </w:pPr>
+          </w:p>
+        </w:tc>
+        <w:tc>
+          <w:tcPr>
+            <w:tcW w:w="2524" w:type="dxa"/>
+          </w:tcPr>
+          <w:p>
+            <w:pPr>
+              <w:ind w:firstLine="0"/>
+              <w:jc w:val="left"/>
+            </w:pPr>
+            <w:r>
+              <w:t>Redzami visi grafiki ar pareiziem datiem par pēdējiem 12 mēnešiem</w:t>
+            </w:r>
+          </w:p>
+        </w:tc>
+        <w:tc>
+          <w:tcPr>
+            <w:tcW w:w="1613" w:type="dxa"/>
+          </w:tcPr>
+          <w:p>
+            <w:pPr>
+              <w:ind w:firstLine="0"/>
+              <w:jc w:val="left"/>
+            </w:pPr>
+            <w:r>
+              <w:t>PR.PAR.01</w:t>
+            </w:r>
+          </w:p>
+        </w:tc>
+      </w:tr>
+    </w:tbl>
+    <w:p>
+      <w:pPr>
+        <w:ind w:firstLine="0"/>
+        <w:jc w:val="right"/>
+        <w:rPr>
+          <w:b/>
+          <w:bCs/>
+        </w:rPr>
+      </w:pPr>
+    </w:p>
+    <w:p>
+      <w:pPr>
+        <w:spacing w:line="276" w:lineRule="auto"/>
+        <w:ind w:firstLine="0"/>
+        <w:jc w:val="left"/>
+        <w:rPr>
+          <w:b/>
+          <w:bCs/>
+        </w:rPr>
+      </w:pPr>
+      <w:r>
+        <w:rPr>
+          <w:b/>
+          <w:bCs/>
+        </w:rPr>
+        <w:br w:type="page"/>
+      </w:r>
+    </w:p>
+    <w:p>
+      <w:pPr>
+        <w:ind w:firstLine="0"/>
+        <w:jc w:val="right"/>
+        <w:rPr>
+          <w:b/>
+          <w:bCs/>
+        </w:rPr>
+      </w:pPr>
+      <w:r>
+        <w:rPr>
+          <w:b/>
+          <w:bCs/>
+        </w:rPr>
+        <w:lastRenderedPageBreak/>
+        <w:t>21</w:t>
+      </w:r>
+      <w:r>
+        <w:rPr>
+          <w:b/>
+          <w:bCs/>
+        </w:rPr>
+        <w:t>. tabula</w:t>
+      </w:r>
+    </w:p>
+    <w:p>
+      <w:pPr>
+        <w:ind w:firstLine="0"/>
+        <w:jc w:val="center"/>
+        <w:rPr>
+          <w:b/>
+          <w:bCs/>
+        </w:rPr>
+      </w:pPr>
+      <w:r>
+        <w:rPr>
+          <w:b/>
+          <w:bCs/>
+        </w:rPr>
+        <w:t>Programmas baltās kastes testpiemēru kopa (1.daļa) — Iekšējā loģika</w:t>
+      </w:r>
+    </w:p>
+    <w:tbl>
+      <w:tblPr>
+        <w:tblStyle w:val="TableGrid"/>
+        <w:tblW w:w="0" w:type="auto"/>
+        <w:tblLook w:val="04A0" w:firstRow="1" w:lastRow="0" w:firstColumn="1" w:lastColumn="0" w:noHBand="0" w:noVBand="1"/>
+      </w:tblPr>
+      <w:tblGrid>
+        <w:gridCol w:w="1523"/>
+        <w:gridCol w:w="2252"/>
+        <w:gridCol w:w="1620"/>
+        <w:gridCol w:w="3150"/>
+        <w:gridCol w:w="1866"/>
+        <w:gridCol w:w="2524"/>
+        <w:gridCol w:w="1613"/>
+      </w:tblGrid>
+      <w:tr>
+        <w:tc>
+          <w:tcPr>
+            <w:tcW w:w="1523" w:type="dxa"/>
+            <w:shd w:val="clear" w:color="auto" w:fill="F2F2F2" w:themeFill="background1" w:themeFillShade="F2"/>
+          </w:tcPr>
+          <w:p>
+            <w:pPr>
+              <w:ind w:firstLine="0"/>
+              <w:jc w:val="left"/>
+              <w:rPr>
+                <w:b/>
+                <w:bCs/>
+              </w:rPr>
+            </w:pPr>
+            <w:r>
+              <w:rPr>
+                <w:b/>
+                <w:bCs/>
+              </w:rPr>
+              <w:t>ID</w:t>
+            </w:r>
+          </w:p>
+        </w:tc>
+        <w:tc>
+          <w:tcPr>
+            <w:tcW w:w="2252" w:type="dxa"/>
+            <w:shd w:val="clear" w:color="auto" w:fill="F2F2F2" w:themeFill="background1" w:themeFillShade="F2"/>
+          </w:tcPr>
+          <w:p>
+            <w:pPr>
+              <w:ind w:firstLine="0"/>
+              <w:jc w:val="left"/>
+              <w:rPr>
+                <w:b/>
+                <w:bCs/>
+              </w:rPr>
+            </w:pPr>
+            <w:r>
+              <w:rPr>
+                <w:b/>
+                <w:bCs/>
+              </w:rPr>
+              <w:t>Izpildes nosacījumi</w:t>
+            </w:r>
+          </w:p>
+        </w:tc>
+        <w:tc>
+          <w:tcPr>
+            <w:tcW w:w="1620" w:type="dxa"/>
+            <w:shd w:val="clear" w:color="auto" w:fill="F2F2F2" w:themeFill="background1" w:themeFillShade="F2"/>
+          </w:tcPr>
+          <w:p>
+            <w:pPr>
+              <w:ind w:firstLine="0"/>
+              <w:jc w:val="left"/>
+              <w:rPr>
+                <w:b/>
+                <w:bCs/>
+              </w:rPr>
+            </w:pPr>
+            <w:r>
+              <w:rPr>
+                <w:b/>
+                <w:bCs/>
+              </w:rPr>
+              <w:t>Apraksts</w:t>
+            </w:r>
+          </w:p>
+        </w:tc>
+        <w:tc>
+          <w:tcPr>
+            <w:tcW w:w="3150" w:type="dxa"/>
+            <w:shd w:val="clear" w:color="auto" w:fill="F2F2F2" w:themeFill="background1" w:themeFillShade="F2"/>
+          </w:tcPr>
+          <w:p>
+            <w:pPr>
+              <w:ind w:firstLine="0"/>
+              <w:jc w:val="left"/>
+              <w:rPr>
+                <w:b/>
+                <w:bCs/>
+              </w:rPr>
+            </w:pPr>
+            <w:r>
+              <w:rPr>
+                <w:b/>
+                <w:bCs/>
+              </w:rPr>
+              <w:t>Izpildes soļi</w:t>
+            </w:r>
+          </w:p>
+        </w:tc>
+        <w:tc>
+          <w:tcPr>
+            <w:tcW w:w="1866" w:type="dxa"/>
+            <w:shd w:val="clear" w:color="auto" w:fill="F2F2F2" w:themeFill="background1" w:themeFillShade="F2"/>
+          </w:tcPr>
+          <w:p>
+            <w:pPr>
+              <w:ind w:firstLine="0"/>
+              <w:jc w:val="left"/>
+              <w:rPr>
+                <w:b/>
+                <w:bCs/>
+              </w:rPr>
+            </w:pPr>
+            <w:r>
+              <w:rPr>
+                <w:b/>
+                <w:bCs/>
+              </w:rPr>
+              <w:t>Ievades dati</w:t>
+            </w:r>
+          </w:p>
+        </w:tc>
+        <w:tc>
+          <w:tcPr>
+            <w:tcW w:w="2524" w:type="dxa"/>
+            <w:shd w:val="clear" w:color="auto" w:fill="F2F2F2" w:themeFill="background1" w:themeFillShade="F2"/>
+          </w:tcPr>
+          <w:p>
+            <w:pPr>
+              <w:ind w:firstLine="0"/>
+              <w:jc w:val="left"/>
+              <w:rPr>
+                <w:b/>
+                <w:bCs/>
+              </w:rPr>
+            </w:pPr>
+            <w:r>
+              <w:rPr>
+                <w:b/>
+                <w:bCs/>
+              </w:rPr>
+              <w:t>Sagaidāmais rezultāts</w:t>
+            </w:r>
+          </w:p>
+        </w:tc>
+        <w:tc>
+          <w:tcPr>
+            <w:tcW w:w="1613" w:type="dxa"/>
+            <w:shd w:val="clear" w:color="auto" w:fill="F2F2F2" w:themeFill="background1" w:themeFillShade="F2"/>
+          </w:tcPr>
+          <w:p>
+            <w:pPr>
+              <w:ind w:firstLine="0"/>
+              <w:jc w:val="left"/>
+              <w:rPr>
+                <w:b/>
+                <w:bCs/>
+              </w:rPr>
+            </w:pPr>
+            <w:r>
+              <w:rPr>
+                <w:b/>
+                <w:bCs/>
+              </w:rPr>
+              <w:t>Prasības identifikators</w:t>
+            </w:r>
+          </w:p>
+        </w:tc>
+      </w:tr>
+      <w:tr>
+        <w:tc>
+          <w:tcPr>
+            <w:tcW w:w="1523" w:type="dxa"/>
+          </w:tcPr>
+          <w:p>
+            <w:pPr>
+              <w:ind w:firstLine="0"/>
+              <w:jc w:val="left"/>
+            </w:pPr>
+            <w:r>
+              <w:t>TP.WB.01</w:t>
+            </w:r>
+          </w:p>
+        </w:tc>
+        <w:tc>
+          <w:tcPr>
+            <w:tcW w:w="2252" w:type="dxa"/>
+          </w:tcPr>
+          <w:p>
+            <w:pPr>
+              <w:ind w:firstLine="0"/>
+              <w:jc w:val="left"/>
+            </w:pPr>
+            <w:r>
+              <w:t>Datubāze ir pieejama</w:t>
+            </w:r>
+          </w:p>
+        </w:tc>
+        <w:tc>
+          <w:tcPr>
+            <w:tcW w:w="1620" w:type="dxa"/>
+          </w:tcPr>
+          <w:p>
+            <w:pPr>
+              <w:ind w:firstLine="0"/>
+              <w:jc w:val="left"/>
+            </w:pPr>
+            <w:r>
+              <w:t>Paroles šifrēšanas pārbaude</w:t>
+            </w:r>
+          </w:p>
+        </w:tc>
+        <w:tc>
+          <w:tcPr>
+            <w:tcW w:w="3150" w:type="dxa"/>
+          </w:tcPr>
+          <w:p>
+            <w:pPr>
+              <w:ind w:firstLine="0"/>
+              <w:jc w:val="left"/>
+            </w:pPr>
+            <w:r>
+              <w:t xml:space="preserve">1) Reģistrēties ar jaunu kontu. </w:t>
+            </w:r>
+          </w:p>
+          <w:p>
+            <w:pPr>
+              <w:ind w:firstLine="0"/>
+              <w:jc w:val="left"/>
+            </w:pPr>
+            <w:r>
+              <w:t xml:space="preserve">2) Pārbaudīt </w:t>
+            </w:r>
+            <w:proofErr w:type="spellStart"/>
+            <w:r>
+              <w:t>BU_users</w:t>
+            </w:r>
+            <w:proofErr w:type="spellEnd"/>
+            <w:r>
+              <w:t xml:space="preserve"> tabulu datubāzē</w:t>
+            </w:r>
+          </w:p>
+        </w:tc>
+        <w:tc>
+          <w:tcPr>
+            <w:tcW w:w="1866" w:type="dxa"/>
+          </w:tcPr>
+          <w:p>
+            <w:pPr>
+              <w:ind w:firstLine="0"/>
+              <w:jc w:val="left"/>
+            </w:pPr>
+            <w:r>
+              <w:t>Parole "test1234"</w:t>
+            </w:r>
+          </w:p>
+        </w:tc>
+        <w:tc>
+          <w:tcPr>
+            <w:tcW w:w="2524" w:type="dxa"/>
+          </w:tcPr>
+          <w:p>
+            <w:pPr>
+              <w:ind w:firstLine="0"/>
+              <w:jc w:val="left"/>
+            </w:pPr>
+            <w:r>
+              <w:t>Datubāzē parole saglabāta šifrētā formātā (</w:t>
+            </w:r>
+            <w:proofErr w:type="spellStart"/>
+            <w:r>
+              <w:t>password_hash</w:t>
+            </w:r>
+            <w:proofErr w:type="spellEnd"/>
+            <w:r>
+              <w:t>), nevis kā atklāts teksts</w:t>
+            </w:r>
+          </w:p>
+        </w:tc>
+        <w:tc>
+          <w:tcPr>
+            <w:tcW w:w="1613" w:type="dxa"/>
+          </w:tcPr>
+          <w:p>
+            <w:pPr>
+              <w:ind w:firstLine="0"/>
+              <w:jc w:val="left"/>
+            </w:pPr>
+            <w:r>
+              <w:t>PR.AUTH.01</w:t>
+            </w:r>
+          </w:p>
+        </w:tc>
+      </w:tr>
+      <w:tr>
+        <w:tc>
+          <w:tcPr>
+            <w:tcW w:w="1523" w:type="dxa"/>
+          </w:tcPr>
+          <w:p>
+            <w:pPr>
+              <w:ind w:firstLine="0"/>
+              <w:jc w:val="left"/>
+            </w:pPr>
+            <w:r>
+              <w:t>TP.WB.02</w:t>
+            </w:r>
+          </w:p>
+        </w:tc>
+        <w:tc>
+          <w:tcPr>
+            <w:tcW w:w="2252" w:type="dxa"/>
+          </w:tcPr>
+          <w:p>
+            <w:pPr>
+              <w:ind w:firstLine="0"/>
+              <w:jc w:val="left"/>
+            </w:pPr>
+            <w:r>
+              <w:t>Lietotājs ir pieteicies</w:t>
+            </w:r>
+          </w:p>
+        </w:tc>
+        <w:tc>
+          <w:tcPr>
+            <w:tcW w:w="1620" w:type="dxa"/>
+          </w:tcPr>
+          <w:p>
+            <w:pPr>
+              <w:ind w:firstLine="0"/>
+              <w:jc w:val="left"/>
+            </w:pPr>
+            <w:r>
+              <w:t>SQL injekcijas aizsardzība</w:t>
+            </w:r>
+          </w:p>
+        </w:tc>
+        <w:tc>
+          <w:tcPr>
+            <w:tcW w:w="3150" w:type="dxa"/>
+          </w:tcPr>
+          <w:p>
+            <w:pPr>
+              <w:ind w:firstLine="0"/>
+              <w:jc w:val="left"/>
+            </w:pPr>
+            <w:r>
+              <w:t>1) Pieteikšanās formā ievadīt SQL kodu e-pasta laukā</w:t>
+            </w:r>
+          </w:p>
+        </w:tc>
+        <w:tc>
+          <w:tcPr>
+            <w:tcW w:w="1866" w:type="dxa"/>
+          </w:tcPr>
+          <w:p>
+            <w:pPr>
+              <w:ind w:firstLine="0"/>
+              <w:jc w:val="left"/>
+            </w:pPr>
+            <w:r>
+              <w:t>E-pasts: ' OR 1=1; --</w:t>
+            </w:r>
+          </w:p>
+        </w:tc>
+        <w:tc>
+          <w:tcPr>
+            <w:tcW w:w="2524" w:type="dxa"/>
+          </w:tcPr>
+          <w:p>
+            <w:pPr>
+              <w:ind w:firstLine="0"/>
+              <w:jc w:val="left"/>
+            </w:pPr>
+            <w:r>
+              <w:t>Pieteikšanās nenotiek, sistēma apstrādā ievadi kā parastu tekstu (</w:t>
+            </w:r>
+            <w:proofErr w:type="spellStart"/>
+            <w:r>
+              <w:t>mysqli_prepare</w:t>
+            </w:r>
+            <w:proofErr w:type="spellEnd"/>
+            <w:r>
+              <w:t>)</w:t>
+            </w:r>
+          </w:p>
+        </w:tc>
+        <w:tc>
+          <w:tcPr>
+            <w:tcW w:w="1613" w:type="dxa"/>
+          </w:tcPr>
+          <w:p>
+            <w:pPr>
+              <w:ind w:firstLine="0"/>
+              <w:jc w:val="left"/>
+            </w:pPr>
+            <w:r>
+              <w:t>PR.AUTH.02</w:t>
+            </w:r>
+          </w:p>
+        </w:tc>
+      </w:tr>
+      <w:tr>
+        <w:tc>
+          <w:tcPr>
+            <w:tcW w:w="1523" w:type="dxa"/>
+          </w:tcPr>
+          <w:p>
+            <w:pPr>
+              <w:ind w:firstLine="0"/>
+              <w:jc w:val="left"/>
+            </w:pPr>
+            <w:r>
+              <w:t>TP.WB.03</w:t>
+            </w:r>
+          </w:p>
+        </w:tc>
+        <w:tc>
+          <w:tcPr>
+            <w:tcW w:w="2252" w:type="dxa"/>
+          </w:tcPr>
+          <w:p>
+            <w:pPr>
+              <w:ind w:firstLine="0"/>
+              <w:jc w:val="left"/>
+            </w:pPr>
+            <w:r>
+              <w:t>Lietotājs ir pieteicies</w:t>
+            </w:r>
+          </w:p>
+        </w:tc>
+        <w:tc>
+          <w:tcPr>
+            <w:tcW w:w="1620" w:type="dxa"/>
+          </w:tcPr>
+          <w:p>
+            <w:pPr>
+              <w:ind w:firstLine="0"/>
+              <w:jc w:val="left"/>
+            </w:pPr>
+            <w:r>
+              <w:t>Sesijas pārbaude aizsargātās lapās</w:t>
+            </w:r>
+          </w:p>
+        </w:tc>
+        <w:tc>
+          <w:tcPr>
+            <w:tcW w:w="3150" w:type="dxa"/>
+          </w:tcPr>
+          <w:p>
+            <w:pPr>
+              <w:ind w:firstLine="0"/>
+              <w:jc w:val="left"/>
+            </w:pPr>
+            <w:r>
+              <w:t xml:space="preserve">1) Izrakstīties. </w:t>
+            </w:r>
+          </w:p>
+          <w:p>
+            <w:pPr>
+              <w:ind w:firstLine="0"/>
+              <w:jc w:val="left"/>
+            </w:pPr>
+            <w:r>
+              <w:t xml:space="preserve">2) Manuāli ievadīt pārlūkā </w:t>
+            </w:r>
+            <w:proofErr w:type="spellStart"/>
+            <w:r>
+              <w:t>calendar.php</w:t>
+            </w:r>
+            <w:proofErr w:type="spellEnd"/>
+            <w:r>
+              <w:t xml:space="preserve"> adresi</w:t>
+            </w:r>
+          </w:p>
+        </w:tc>
+        <w:tc>
+          <w:tcPr>
+            <w:tcW w:w="1866" w:type="dxa"/>
+          </w:tcPr>
+          <w:p>
+            <w:pPr>
+              <w:ind w:firstLine="0"/>
+              <w:jc w:val="left"/>
+            </w:pPr>
+          </w:p>
+        </w:tc>
+        <w:tc>
+          <w:tcPr>
+            <w:tcW w:w="2524" w:type="dxa"/>
+          </w:tcPr>
+          <w:p>
+            <w:pPr>
+              <w:ind w:firstLine="0"/>
+              <w:jc w:val="left"/>
+            </w:pPr>
+            <w:r>
+              <w:t xml:space="preserve">Lietotājs novirzīts atpakaļ uz </w:t>
+            </w:r>
+            <w:proofErr w:type="spellStart"/>
+            <w:r>
+              <w:t>login.php</w:t>
+            </w:r>
+            <w:proofErr w:type="spellEnd"/>
+            <w:r>
+              <w:t>, lapa nav pieejama</w:t>
+            </w:r>
+          </w:p>
+        </w:tc>
+        <w:tc>
+          <w:tcPr>
+            <w:tcW w:w="1613" w:type="dxa"/>
+          </w:tcPr>
+          <w:p>
+            <w:pPr>
+              <w:ind w:firstLine="0"/>
+              <w:jc w:val="left"/>
+            </w:pPr>
+            <w:r>
+              <w:t>PR.AUTH.02</w:t>
+            </w:r>
+          </w:p>
+        </w:tc>
+      </w:tr>
+      <w:tr>
+        <w:tc>
+          <w:tcPr>
+            <w:tcW w:w="1523" w:type="dxa"/>
+          </w:tcPr>
+          <w:p>
+            <w:pPr>
+              <w:ind w:firstLine="0"/>
+              <w:jc w:val="left"/>
+            </w:pPr>
+            <w:r>
+              <w:t>TP.WB.04</w:t>
+            </w:r>
+          </w:p>
+        </w:tc>
+        <w:tc>
+          <w:tcPr>
+            <w:tcW w:w="2252" w:type="dxa"/>
+          </w:tcPr>
+          <w:p>
+            <w:pPr>
+              <w:ind w:firstLine="0"/>
+              <w:jc w:val="left"/>
+            </w:pPr>
+            <w:r>
+              <w:t>Lietotājs ir pieteicies</w:t>
+            </w:r>
+          </w:p>
+        </w:tc>
+        <w:tc>
+          <w:tcPr>
+            <w:tcW w:w="1620" w:type="dxa"/>
+          </w:tcPr>
+          <w:p>
+            <w:pPr>
+              <w:ind w:firstLine="0"/>
+              <w:jc w:val="left"/>
+            </w:pPr>
+            <w:r>
+              <w:t>Bilances aprēķina pareizība</w:t>
+            </w:r>
+          </w:p>
+        </w:tc>
+        <w:tc>
+          <w:tcPr>
+            <w:tcW w:w="3150" w:type="dxa"/>
+          </w:tcPr>
+          <w:p>
+            <w:pPr>
+              <w:ind w:firstLine="0"/>
+              <w:jc w:val="left"/>
+            </w:pPr>
+            <w:r>
+              <w:t xml:space="preserve">1) Pievienot ienākumus €500. </w:t>
+            </w:r>
+          </w:p>
+          <w:p>
+            <w:pPr>
+              <w:ind w:firstLine="0"/>
+              <w:jc w:val="left"/>
+            </w:pPr>
+            <w:r>
+              <w:t xml:space="preserve">2) Pievienot izdevumus €200. </w:t>
+            </w:r>
+          </w:p>
+          <w:p>
+            <w:pPr>
+              <w:ind w:firstLine="0"/>
+              <w:jc w:val="left"/>
+            </w:pPr>
+            <w:r>
+              <w:t xml:space="preserve">3) Skatīt </w:t>
+            </w:r>
+            <w:proofErr w:type="spellStart"/>
+            <w:r>
+              <w:t>dashboard</w:t>
+            </w:r>
+            <w:proofErr w:type="spellEnd"/>
+            <w:r>
+              <w:t xml:space="preserve"> bilanci</w:t>
+            </w:r>
+          </w:p>
+        </w:tc>
+        <w:tc>
+          <w:tcPr>
+            <w:tcW w:w="1866" w:type="dxa"/>
+          </w:tcPr>
+          <w:p>
+            <w:pPr>
+              <w:ind w:firstLine="0"/>
+              <w:jc w:val="left"/>
+            </w:pPr>
+            <w:r>
+              <w:t>Ienākumi: €500, Izdevumi: €200</w:t>
+            </w:r>
+          </w:p>
+        </w:tc>
+        <w:tc>
+          <w:tcPr>
+            <w:tcW w:w="2524" w:type="dxa"/>
+          </w:tcPr>
+          <w:p>
+            <w:pPr>
+              <w:ind w:firstLine="0"/>
+              <w:jc w:val="left"/>
+            </w:pPr>
+            <w:r>
+              <w:t>Bilance rāda €300</w:t>
+            </w:r>
+          </w:p>
+        </w:tc>
+        <w:tc>
+          <w:tcPr>
+            <w:tcW w:w="1613" w:type="dxa"/>
+          </w:tcPr>
+          <w:p>
+            <w:pPr>
+              <w:ind w:firstLine="0"/>
+              <w:jc w:val="left"/>
+            </w:pPr>
+            <w:r>
+              <w:t>PR.PAR.01</w:t>
+            </w:r>
+          </w:p>
+        </w:tc>
+      </w:tr>
+    </w:tbl>
+    <w:p>
+      <w:pPr>
+        <w:ind w:firstLine="0"/>
+        <w:sectPr>
+          <w:pgSz w:w="16834" w:h="11909" w:orient="landscape"/>
+          <w:pgMar w:top="1411" w:right="1138" w:bottom="1138" w:left="1138" w:header="720" w:footer="720" w:gutter="0"/>
+          <w:cols w:space="720"/>
+        </w:sectPr>
+      </w:pPr>
+    </w:p>
+    <w:p>
+      <w:pPr>
+        <w:ind w:firstLine="0"/>
+        <w:jc w:val="right"/>
+        <w:rPr>
+          <w:b/>
+          <w:bCs/>
+        </w:rPr>
+      </w:pPr>
+      <w:bookmarkStart w:id="27" w:name="_Toc212467052"/>
+      <w:r>
+        <w:rPr>
+          <w:b/>
+          <w:bCs/>
+        </w:rPr>
+        <w:lastRenderedPageBreak/>
+        <w:t>22</w:t>
+      </w:r>
+      <w:r>
+        <w:rPr>
+          <w:b/>
+          <w:bCs/>
+        </w:rPr>
+        <w:t>. tabula</w:t>
+      </w:r>
+    </w:p>
+    <w:p>
+      <w:pPr>
+        <w:ind w:firstLine="0"/>
+        <w:jc w:val="center"/>
+        <w:rPr>
+          <w:b/>
+          <w:bCs/>
+        </w:rPr>
+      </w:pPr>
+      <w:r>
+        <w:rPr>
+          <w:b/>
+          <w:bCs/>
+        </w:rPr>
+        <w:t>Programmas baltās kastes testpiemēru kopa (</w:t>
+      </w:r>
+      <w:r>
+        <w:rPr>
+          <w:b/>
+          <w:bCs/>
+        </w:rPr>
+        <w:t>2</w:t>
+      </w:r>
+      <w:r>
+        <w:rPr>
+          <w:b/>
+          <w:bCs/>
+        </w:rPr>
+        <w:t>.daļa) — Iekšējā loģika</w:t>
+      </w:r>
+    </w:p>
+    <w:tbl>
+      <w:tblPr>
+        <w:tblStyle w:val="TableGrid"/>
+        <w:tblW w:w="0" w:type="auto"/>
+        <w:tblLook w:val="04A0" w:firstRow="1" w:lastRow="0" w:firstColumn="1" w:lastColumn="0" w:noHBand="0" w:noVBand="1"/>
+      </w:tblPr>
+      <w:tblGrid>
+        <w:gridCol w:w="1523"/>
+        <w:gridCol w:w="2252"/>
+        <w:gridCol w:w="1620"/>
+        <w:gridCol w:w="3150"/>
+        <w:gridCol w:w="1866"/>
+        <w:gridCol w:w="2524"/>
+        <w:gridCol w:w="1613"/>
+      </w:tblGrid>
+      <w:tr>
+        <w:tc>
+          <w:tcPr>
+            <w:tcW w:w="1523" w:type="dxa"/>
+            <w:shd w:val="clear" w:color="auto" w:fill="F2F2F2" w:themeFill="background1" w:themeFillShade="F2"/>
+          </w:tcPr>
+          <w:p>
+            <w:pPr>
+              <w:ind w:firstLine="0"/>
+              <w:jc w:val="left"/>
+              <w:rPr>
+                <w:b/>
+                <w:bCs/>
+              </w:rPr>
+            </w:pPr>
+            <w:r>
+              <w:rPr>
+                <w:b/>
+                <w:bCs/>
+              </w:rPr>
+              <w:t>ID</w:t>
+            </w:r>
+          </w:p>
+        </w:tc>
+        <w:tc>
+          <w:tcPr>
+            <w:tcW w:w="2252" w:type="dxa"/>
+            <w:shd w:val="clear" w:color="auto" w:fill="F2F2F2" w:themeFill="background1" w:themeFillShade="F2"/>
+          </w:tcPr>
+          <w:p>
+            <w:pPr>
+              <w:ind w:firstLine="0"/>
+              <w:jc w:val="left"/>
+              <w:rPr>
+                <w:b/>
+                <w:bCs/>
+              </w:rPr>
+            </w:pPr>
+            <w:r>
+              <w:rPr>
+                <w:b/>
+                <w:bCs/>
+              </w:rPr>
+              <w:t>Izpildes nosacījumi</w:t>
+            </w:r>
+          </w:p>
+        </w:tc>
+        <w:tc>
+          <w:tcPr>
+            <w:tcW w:w="1620" w:type="dxa"/>
+            <w:shd w:val="clear" w:color="auto" w:fill="F2F2F2" w:themeFill="background1" w:themeFillShade="F2"/>
+          </w:tcPr>
+          <w:p>
+            <w:pPr>
+              <w:ind w:firstLine="0"/>
+              <w:jc w:val="left"/>
+              <w:rPr>
+                <w:b/>
+                <w:bCs/>
+              </w:rPr>
+            </w:pPr>
+            <w:r>
+              <w:rPr>
+                <w:b/>
+                <w:bCs/>
+              </w:rPr>
+              <w:t>Apraksts</w:t>
+            </w:r>
+          </w:p>
+        </w:tc>
+        <w:tc>
+          <w:tcPr>
+            <w:tcW w:w="3150" w:type="dxa"/>
+            <w:shd w:val="clear" w:color="auto" w:fill="F2F2F2" w:themeFill="background1" w:themeFillShade="F2"/>
+          </w:tcPr>
+          <w:p>
+            <w:pPr>
+              <w:ind w:firstLine="0"/>
+              <w:jc w:val="left"/>
+              <w:rPr>
+                <w:b/>
+                <w:bCs/>
+              </w:rPr>
+            </w:pPr>
+            <w:r>
+              <w:rPr>
+                <w:b/>
+                <w:bCs/>
+              </w:rPr>
+              <w:t>Izpildes soļi</w:t>
+            </w:r>
+          </w:p>
+        </w:tc>
+        <w:tc>
+          <w:tcPr>
+            <w:tcW w:w="1866" w:type="dxa"/>
+            <w:shd w:val="clear" w:color="auto" w:fill="F2F2F2" w:themeFill="background1" w:themeFillShade="F2"/>
+          </w:tcPr>
+          <w:p>
+            <w:pPr>
+              <w:ind w:firstLine="0"/>
+              <w:jc w:val="left"/>
+              <w:rPr>
+                <w:b/>
+                <w:bCs/>
+              </w:rPr>
+            </w:pPr>
+            <w:r>
+              <w:rPr>
+                <w:b/>
+                <w:bCs/>
+              </w:rPr>
+              <w:t>Ievades dati</w:t>
+            </w:r>
+          </w:p>
+        </w:tc>
+        <w:tc>
+          <w:tcPr>
+            <w:tcW w:w="2524" w:type="dxa"/>
+            <w:shd w:val="clear" w:color="auto" w:fill="F2F2F2" w:themeFill="background1" w:themeFillShade="F2"/>
+          </w:tcPr>
+          <w:p>
+            <w:pPr>
+              <w:ind w:firstLine="0"/>
+              <w:jc w:val="left"/>
+              <w:rPr>
+                <w:b/>
+                <w:bCs/>
+              </w:rPr>
+            </w:pPr>
+            <w:r>
+              <w:rPr>
+                <w:b/>
+                <w:bCs/>
+              </w:rPr>
+              <w:t>Sagaidāmais rezultāts</w:t>
+            </w:r>
+          </w:p>
+        </w:tc>
+        <w:tc>
+          <w:tcPr>
+            <w:tcW w:w="1613" w:type="dxa"/>
+            <w:shd w:val="clear" w:color="auto" w:fill="F2F2F2" w:themeFill="background1" w:themeFillShade="F2"/>
+          </w:tcPr>
+          <w:p>
+            <w:pPr>
+              <w:ind w:firstLine="0"/>
+              <w:jc w:val="left"/>
+              <w:rPr>
+                <w:b/>
+                <w:bCs/>
+              </w:rPr>
+            </w:pPr>
+            <w:r>
+              <w:rPr>
+                <w:b/>
+                <w:bCs/>
+              </w:rPr>
+              <w:t>Prasības identifikators</w:t>
+            </w:r>
+          </w:p>
+        </w:tc>
+      </w:tr>
+      <w:tr>
+        <w:tc>
+          <w:tcPr>
+            <w:tcW w:w="1523" w:type="dxa"/>
+          </w:tcPr>
+          <w:p>
+            <w:pPr>
+              <w:ind w:firstLine="0"/>
+              <w:jc w:val="left"/>
+            </w:pPr>
+            <w:r>
+              <w:t>TP.WB.05</w:t>
+            </w:r>
+          </w:p>
+        </w:tc>
+        <w:tc>
+          <w:tcPr>
+            <w:tcW w:w="2252" w:type="dxa"/>
+          </w:tcPr>
+          <w:p>
+            <w:pPr>
+              <w:ind w:firstLine="0"/>
+              <w:jc w:val="left"/>
+            </w:pPr>
+            <w:r>
+              <w:t>Lietotājs ir pieteicies</w:t>
+            </w:r>
+          </w:p>
+        </w:tc>
+        <w:tc>
+          <w:tcPr>
+            <w:tcW w:w="1620" w:type="dxa"/>
+          </w:tcPr>
+          <w:p>
+            <w:pPr>
+              <w:ind w:firstLine="0"/>
+              <w:jc w:val="left"/>
+            </w:pPr>
+            <w:proofErr w:type="spellStart"/>
+            <w:r>
+              <w:t>Remember</w:t>
+            </w:r>
+            <w:proofErr w:type="spellEnd"/>
+            <w:r>
+              <w:t xml:space="preserve"> </w:t>
+            </w:r>
+            <w:proofErr w:type="spellStart"/>
+            <w:r>
+              <w:t>me</w:t>
+            </w:r>
+            <w:proofErr w:type="spellEnd"/>
+            <w:r>
+              <w:t xml:space="preserve"> </w:t>
+            </w:r>
+            <w:proofErr w:type="spellStart"/>
+            <w:r>
+              <w:t>tokena</w:t>
+            </w:r>
+            <w:proofErr w:type="spellEnd"/>
+            <w:r>
+              <w:t xml:space="preserve"> dzēšana pēc izrakstīšanās</w:t>
+            </w:r>
+          </w:p>
+        </w:tc>
+        <w:tc>
+          <w:tcPr>
+            <w:tcW w:w="3150" w:type="dxa"/>
+          </w:tcPr>
+          <w:p>
+            <w:pPr>
+              <w:ind w:firstLine="0"/>
+              <w:jc w:val="left"/>
+            </w:pPr>
+            <w:r>
+              <w:t xml:space="preserve">1) Pieteikties ar "Atcerēties mani". </w:t>
+            </w:r>
+          </w:p>
+          <w:p>
+            <w:pPr>
+              <w:ind w:firstLine="0"/>
+              <w:jc w:val="left"/>
+            </w:pPr>
+            <w:r>
+              <w:t xml:space="preserve">2) Izrakstīties. </w:t>
+            </w:r>
+          </w:p>
+          <w:p>
+            <w:pPr>
+              <w:ind w:firstLine="0"/>
+              <w:jc w:val="left"/>
+            </w:pPr>
+            <w:r>
+              <w:t xml:space="preserve">3) Pārbaudīt </w:t>
+            </w:r>
+            <w:proofErr w:type="spellStart"/>
+            <w:r>
+              <w:t>BU_remember_tokens</w:t>
+            </w:r>
+            <w:proofErr w:type="spellEnd"/>
+            <w:r>
+              <w:t xml:space="preserve"> tabulu</w:t>
+            </w:r>
+          </w:p>
+        </w:tc>
+        <w:tc>
+          <w:tcPr>
+            <w:tcW w:w="1866" w:type="dxa"/>
+          </w:tcPr>
+          <w:p>
+            <w:pPr>
+              <w:ind w:firstLine="0"/>
+              <w:jc w:val="left"/>
+            </w:pPr>
+          </w:p>
+        </w:tc>
+        <w:tc>
+          <w:tcPr>
+            <w:tcW w:w="2524" w:type="dxa"/>
+          </w:tcPr>
+          <w:p>
+            <w:pPr>
+              <w:ind w:firstLine="0"/>
+              <w:jc w:val="left"/>
+            </w:pPr>
+            <w:proofErr w:type="spellStart"/>
+            <w:r>
+              <w:t>Tokens</w:t>
+            </w:r>
+            <w:proofErr w:type="spellEnd"/>
+            <w:r>
+              <w:t xml:space="preserve"> dzēsts no datubāzes, sīkfails noņemts</w:t>
+            </w:r>
+          </w:p>
+        </w:tc>
+        <w:tc>
+          <w:tcPr>
+            <w:tcW w:w="1613" w:type="dxa"/>
+          </w:tcPr>
+          <w:p>
+            <w:pPr>
+              <w:ind w:firstLine="0"/>
+              <w:jc w:val="left"/>
+            </w:pPr>
+            <w:r>
+              <w:t>PR.AUTH.04</w:t>
+            </w:r>
+          </w:p>
+        </w:tc>
+      </w:tr>
+      <w:tr>
+        <w:tc>
+          <w:tcPr>
+            <w:tcW w:w="1523" w:type="dxa"/>
+          </w:tcPr>
+          <w:p>
+            <w:pPr>
+              <w:ind w:firstLine="0"/>
+              <w:jc w:val="left"/>
+            </w:pPr>
+            <w:r>
+              <w:t>TP.WB.06</w:t>
+            </w:r>
+          </w:p>
+        </w:tc>
+        <w:tc>
+          <w:tcPr>
+            <w:tcW w:w="2252" w:type="dxa"/>
+          </w:tcPr>
+          <w:p>
+            <w:pPr>
+              <w:ind w:firstLine="0"/>
+              <w:jc w:val="left"/>
+            </w:pPr>
+            <w:r>
+              <w:t>Lietotājs ir pieteicies</w:t>
+            </w:r>
+          </w:p>
+        </w:tc>
+        <w:tc>
+          <w:tcPr>
+            <w:tcW w:w="1620" w:type="dxa"/>
+          </w:tcPr>
+          <w:p>
+            <w:pPr>
+              <w:ind w:firstLine="0"/>
+              <w:jc w:val="left"/>
+            </w:pPr>
+            <w:r>
+              <w:t>Cita lietotāja datu aizsardzība</w:t>
+            </w:r>
+          </w:p>
+        </w:tc>
+        <w:tc>
+          <w:tcPr>
+            <w:tcW w:w="3150" w:type="dxa"/>
+          </w:tcPr>
+          <w:p>
+            <w:pPr>
+              <w:ind w:firstLine="0"/>
+              <w:jc w:val="left"/>
+            </w:pPr>
+            <w:r>
+              <w:t>1) Pieteikties kā lietotājs A. 2) Manuāli URL mainīt uz cita lietotāja datiem</w:t>
+            </w:r>
+          </w:p>
+        </w:tc>
+        <w:tc>
+          <w:tcPr>
+            <w:tcW w:w="1866" w:type="dxa"/>
+          </w:tcPr>
+          <w:p>
+            <w:pPr>
+              <w:ind w:firstLine="0"/>
+              <w:jc w:val="left"/>
+            </w:pPr>
+            <w:r>
+              <w:t xml:space="preserve">Cita </w:t>
+            </w:r>
+            <w:proofErr w:type="spellStart"/>
+            <w:r>
+              <w:t>user_id</w:t>
+            </w:r>
+            <w:proofErr w:type="spellEnd"/>
+            <w:r>
+              <w:t xml:space="preserve"> vērtība URL</w:t>
+            </w:r>
+          </w:p>
+        </w:tc>
+        <w:tc>
+          <w:tcPr>
+            <w:tcW w:w="2524" w:type="dxa"/>
+          </w:tcPr>
+          <w:p>
+            <w:pPr>
+              <w:ind w:firstLine="0"/>
+              <w:jc w:val="left"/>
+            </w:pPr>
+            <w:r>
+              <w:t>Redzami tikai paša lietotāja dati, cita lietotāja dati nav pieejami</w:t>
+            </w:r>
+          </w:p>
+        </w:tc>
+        <w:tc>
+          <w:tcPr>
+            <w:tcW w:w="1613" w:type="dxa"/>
+          </w:tcPr>
+          <w:p>
+            <w:pPr>
+              <w:ind w:firstLine="0"/>
+              <w:jc w:val="left"/>
+            </w:pPr>
+            <w:r>
+              <w:t>PR.AUTH.02</w:t>
+            </w:r>
+          </w:p>
+        </w:tc>
+      </w:tr>
+    </w:tbl>
+    <w:p>
+      <w:pPr>
+        <w:ind w:firstLine="0"/>
+        <w:sectPr>
+          <w:pgSz w:w="16834" w:h="11909" w:orient="landscape"/>
+          <w:pgMar w:top="1411" w:right="1138" w:bottom="1138" w:left="1138" w:header="720" w:footer="720" w:gutter="0"/>
+          <w:cols w:space="720"/>
+        </w:sectPr>
+      </w:pPr>
     </w:p>
     <w:p>
       <w:pPr>
         <w:pStyle w:val="Heading2"/>
-      </w:pPr>
-      <w:bookmarkStart w:id="25" w:name="_Toc212467050"/>
-      <w:r>
-        <w:t>6.1. Izvēlētās testēšanas metodes, rīku apraksts un pamatojums</w:t>
-      </w:r>
-      <w:bookmarkEnd w:id="25"/>
-    </w:p>
-    <w:p>
-      <w:pPr>
-        <w:pStyle w:val="Heading2"/>
-      </w:pPr>
-      <w:bookmarkStart w:id="26" w:name="_Toc212467051"/>
-      <w:r>
-        <w:t>6.2. Testpiemēru kopa</w:t>
-      </w:r>
-      <w:bookmarkEnd w:id="26"/>
-    </w:p>
-    <w:p>
-      <w:pPr>
-        <w:pStyle w:val="Heading2"/>
-      </w:pPr>
-      <w:bookmarkStart w:id="27" w:name="_Toc212467052"/>
-      <w:r>
+        <w:ind w:firstLine="0"/>
+      </w:pPr>
+      <w:r>
+        <w:lastRenderedPageBreak/>
         <w:t>6.3. Testēšanas žurnāls</w:t>
       </w:r>
       <w:bookmarkEnd w:id="27"/>
     </w:p>
     <w:p>
-      <w:pPr>
-        <w:pStyle w:val="Heading1"/>
-      </w:pPr>
       <w:bookmarkStart w:id="28" w:name="_5hbkabbl2hz" w:colFirst="0" w:colLast="0"/>
       <w:bookmarkEnd w:id="28"/>
       <w:r>
+        <w:t xml:space="preserve">Šajā sadaļā apkopoti testēšanas laikā iegūtie rezultāti. Katram testam norādīts tā iznākums, vai sistēma uzvedās kā paredzēts vai nē. Visas atklātās kļūdas vai neatbilstības tika fiksētas un novērstas pirms sistēmas nodošanas. </w:t>
+      </w:r>
+    </w:p>
+    <w:p>
+      <w:pPr>
+        <w:spacing w:line="276" w:lineRule="auto"/>
+        <w:ind w:firstLine="0"/>
+        <w:jc w:val="left"/>
+        <w:rPr>
+          <w:b/>
+          <w:sz w:val="28"/>
+          <w:szCs w:val="28"/>
+        </w:rPr>
+      </w:pPr>
+    </w:p>
+    <w:p>
+      <w:pPr>
+        <w:spacing w:line="276" w:lineRule="auto"/>
+        <w:ind w:firstLine="0"/>
+        <w:jc w:val="left"/>
+        <w:rPr>
+          <w:b/>
+          <w:sz w:val="28"/>
+          <w:szCs w:val="28"/>
+        </w:rPr>
+      </w:pPr>
+      <w:r>
         <w:br w:type="page"/>
       </w:r>
     </w:p>
@@ -10530,7 +17286,6 @@
       <w:pPr>
         <w:pStyle w:val="Heading1"/>
       </w:pPr>
-      <w:bookmarkStart w:id="29" w:name="_Toc212467053"/>
       <w:r>
         <w:lastRenderedPageBreak/>
         <w:t xml:space="preserve">7. </w:t>
@@ -10538,23 +17293,23 @@
       <w:r>
         <w:t>Secinājumi</w:t>
       </w:r>
+      <w:bookmarkEnd w:id="26"/>
+    </w:p>
+    <w:p>
+      <w:pPr>
+        <w:pStyle w:val="Heading1"/>
+      </w:pPr>
+      <w:bookmarkStart w:id="29" w:name="_pr4s9bzdq0xy" w:colFirst="0" w:colLast="0"/>
       <w:bookmarkEnd w:id="29"/>
+      <w:r>
+        <w:br w:type="page"/>
+      </w:r>
     </w:p>
     <w:p>
       <w:pPr>
         <w:pStyle w:val="Heading1"/>
       </w:pPr>
-      <w:bookmarkStart w:id="30" w:name="_pr4s9bzdq0xy" w:colFirst="0" w:colLast="0"/>
-      <w:bookmarkEnd w:id="30"/>
-      <w:r>
-        <w:br w:type="page"/>
-      </w:r>
-    </w:p>
-    <w:p>
-      <w:pPr>
-        <w:pStyle w:val="Heading1"/>
-      </w:pPr>
-      <w:bookmarkStart w:id="31" w:name="_Toc212467054"/>
+      <w:bookmarkStart w:id="30" w:name="_Toc212467054"/>
       <w:r>
         <w:lastRenderedPageBreak/>
         <w:t xml:space="preserve">8. </w:t>
@@ -10562,23 +17317,23 @@
       <w:r>
         <w:t>Lietoto terminu un saīsinājumu skaidrojumi</w:t>
       </w:r>
+      <w:bookmarkEnd w:id="30"/>
+    </w:p>
+    <w:p>
+      <w:pPr>
+        <w:pStyle w:val="Heading1"/>
+      </w:pPr>
+      <w:bookmarkStart w:id="31" w:name="_viocwktps97j" w:colFirst="0" w:colLast="0"/>
       <w:bookmarkEnd w:id="31"/>
+      <w:r>
+        <w:br w:type="page"/>
+      </w:r>
     </w:p>
     <w:p>
       <w:pPr>
         <w:pStyle w:val="Heading1"/>
       </w:pPr>
-      <w:bookmarkStart w:id="32" w:name="_viocwktps97j" w:colFirst="0" w:colLast="0"/>
-      <w:bookmarkEnd w:id="32"/>
-      <w:r>
-        <w:br w:type="page"/>
-      </w:r>
-    </w:p>
-    <w:p>
-      <w:pPr>
-        <w:pStyle w:val="Heading1"/>
-      </w:pPr>
-      <w:bookmarkStart w:id="33" w:name="_Toc212467055"/>
+      <w:bookmarkStart w:id="32" w:name="_Toc212467055"/>
       <w:r>
         <w:lastRenderedPageBreak/>
         <w:t xml:space="preserve">9. </w:t>
@@ -10586,7 +17341,7 @@
       <w:r>
         <w:t>Literatūras un informācijas avotu saraksts</w:t>
       </w:r>
-      <w:bookmarkEnd w:id="33"/>
+      <w:bookmarkEnd w:id="32"/>
     </w:p>
     <w:p>
       <w:pPr>
@@ -10609,18 +17364,16 @@
         <w:pStyle w:val="Heading1"/>
         <w:spacing w:before="6000" w:after="0"/>
       </w:pPr>
-      <w:bookmarkStart w:id="34" w:name="_Toc212467056"/>
+      <w:bookmarkStart w:id="33" w:name="_Toc212467056"/>
       <w:r>
         <w:t>Pielikumi</w:t>
       </w:r>
-      <w:bookmarkEnd w:id="34"/>
+      <w:bookmarkEnd w:id="33"/>
     </w:p>
     <w:p/>
     <w:sectPr>
-      <w:footerReference w:type="default" r:id="rId10"/>
       <w:pgSz w:w="11909" w:h="16834"/>
       <w:pgMar w:top="1134" w:right="1134" w:bottom="1134" w:left="1418" w:header="720" w:footer="720" w:gutter="0"/>
-      <w:pgNumType w:start="3"/>
       <w:cols w:space="720"/>
     </w:sectPr>
   </w:body>
@@ -11750,9 +18503,9 @@
   </w:abstractNum>
   <w:abstractNum w:abstractNumId="10" w15:restartNumberingAfterBreak="0">
     <w:nsid w:val="1DFB57C4"/>
-    <w:multiLevelType w:val="hybridMultilevel"/>
-    <w:tmpl w:val="B9E2862A"/>
-    <w:lvl w:ilvl="0" w:tplc="0809000F">
+    <w:multiLevelType w:val="multilevel"/>
+    <w:tmpl w:val="A3707008"/>
+    <w:lvl w:ilvl="0">
       <w:start w:val="1"/>
       <w:numFmt w:val="decimal"/>
       <w:lvlText w:val="%1."/>
@@ -11764,77 +18517,109 @@
         <w:rFonts w:hint="default"/>
       </w:rPr>
     </w:lvl>
-    <w:lvl w:ilvl="1" w:tplc="08090019" w:tentative="1">
-      <w:start w:val="1"/>
-      <w:numFmt w:val="lowerLetter"/>
-      <w:lvlText w:val="%2."/>
-      <w:lvlJc w:val="left"/>
-      <w:pPr>
-        <w:ind w:left="1440" w:hanging="360"/>
-      </w:pPr>
-    </w:lvl>
-    <w:lvl w:ilvl="2" w:tplc="0809001B" w:tentative="1">
-      <w:start w:val="1"/>
-      <w:numFmt w:val="lowerRoman"/>
-      <w:lvlText w:val="%3."/>
-      <w:lvlJc w:val="right"/>
-      <w:pPr>
-        <w:ind w:left="2160" w:hanging="180"/>
-      </w:pPr>
-    </w:lvl>
-    <w:lvl w:ilvl="3" w:tplc="0809000F" w:tentative="1">
+    <w:lvl w:ilvl="1">
       <w:start w:val="1"/>
       <w:numFmt w:val="decimal"/>
-      <w:lvlText w:val="%4."/>
-      <w:lvlJc w:val="left"/>
-      <w:pPr>
-        <w:ind w:left="2880" w:hanging="360"/>
-      </w:pPr>
-    </w:lvl>
-    <w:lvl w:ilvl="4" w:tplc="08090019" w:tentative="1">
-      <w:start w:val="1"/>
-      <w:numFmt w:val="lowerLetter"/>
-      <w:lvlText w:val="%5."/>
-      <w:lvlJc w:val="left"/>
-      <w:pPr>
-        <w:ind w:left="3600" w:hanging="360"/>
-      </w:pPr>
-    </w:lvl>
-    <w:lvl w:ilvl="5" w:tplc="0809001B" w:tentative="1">
-      <w:start w:val="1"/>
-      <w:numFmt w:val="lowerRoman"/>
-      <w:lvlText w:val="%6."/>
-      <w:lvlJc w:val="right"/>
-      <w:pPr>
-        <w:ind w:left="4320" w:hanging="180"/>
-      </w:pPr>
-    </w:lvl>
-    <w:lvl w:ilvl="6" w:tplc="0809000F" w:tentative="1">
-      <w:start w:val="1"/>
+      <w:isLgl/>
+      <w:lvlText w:val="%1.%2."/>
+      <w:lvlJc w:val="left"/>
+      <w:pPr>
+        <w:ind w:left="1140" w:hanging="600"/>
+      </w:pPr>
+      <w:rPr>
+        <w:rFonts w:hint="default"/>
+      </w:rPr>
+    </w:lvl>
+    <w:lvl w:ilvl="2">
+      <w:start w:val="2"/>
       <w:numFmt w:val="decimal"/>
-      <w:lvlText w:val="%7."/>
-      <w:lvlJc w:val="left"/>
-      <w:pPr>
-        <w:ind w:left="5040" w:hanging="360"/>
-      </w:pPr>
-    </w:lvl>
-    <w:lvl w:ilvl="7" w:tplc="08090019" w:tentative="1">
-      <w:start w:val="1"/>
-      <w:numFmt w:val="lowerLetter"/>
-      <w:lvlText w:val="%8."/>
-      <w:lvlJc w:val="left"/>
-      <w:pPr>
-        <w:ind w:left="5760" w:hanging="360"/>
-      </w:pPr>
-    </w:lvl>
-    <w:lvl w:ilvl="8" w:tplc="0809001B" w:tentative="1">
-      <w:start w:val="1"/>
-      <w:numFmt w:val="lowerRoman"/>
-      <w:lvlText w:val="%9."/>
-      <w:lvlJc w:val="right"/>
-      <w:pPr>
-        <w:ind w:left="6480" w:hanging="180"/>
-      </w:pPr>
+      <w:isLgl/>
+      <w:lvlText w:val="%1.%2.%3."/>
+      <w:lvlJc w:val="left"/>
+      <w:pPr>
+        <w:ind w:left="1440" w:hanging="720"/>
+      </w:pPr>
+      <w:rPr>
+        <w:rFonts w:hint="default"/>
+      </w:rPr>
+    </w:lvl>
+    <w:lvl w:ilvl="3">
+      <w:start w:val="1"/>
+      <w:numFmt w:val="decimal"/>
+      <w:isLgl/>
+      <w:lvlText w:val="%1.%2.%3.%4."/>
+      <w:lvlJc w:val="left"/>
+      <w:pPr>
+        <w:ind w:left="1620" w:hanging="720"/>
+      </w:pPr>
+      <w:rPr>
+        <w:rFonts w:hint="default"/>
+      </w:rPr>
+    </w:lvl>
+    <w:lvl w:ilvl="4">
+      <w:start w:val="1"/>
+      <w:numFmt w:val="decimal"/>
+      <w:isLgl/>
+      <w:lvlText w:val="%1.%2.%3.%4.%5."/>
+      <w:lvlJc w:val="left"/>
+      <w:pPr>
+        <w:ind w:left="2160" w:hanging="1080"/>
+      </w:pPr>
+      <w:rPr>
+        <w:rFonts w:hint="default"/>
+      </w:rPr>
+    </w:lvl>
+    <w:lvl w:ilvl="5">
+      <w:start w:val="1"/>
+      <w:numFmt w:val="decimal"/>
+      <w:isLgl/>
+      <w:lvlText w:val="%1.%2.%3.%4.%5.%6."/>
+      <w:lvlJc w:val="left"/>
+      <w:pPr>
+        <w:ind w:left="2340" w:hanging="1080"/>
+      </w:pPr>
+      <w:rPr>
+        <w:rFonts w:hint="default"/>
+      </w:rPr>
+    </w:lvl>
+    <w:lvl w:ilvl="6">
+      <w:start w:val="1"/>
+      <w:numFmt w:val="decimal"/>
+      <w:isLgl/>
+      <w:lvlText w:val="%1.%2.%3.%4.%5.%6.%7."/>
+      <w:lvlJc w:val="left"/>
+      <w:pPr>
+        <w:ind w:left="2880" w:hanging="1440"/>
+      </w:pPr>
+      <w:rPr>
+        <w:rFonts w:hint="default"/>
+      </w:rPr>
+    </w:lvl>
+    <w:lvl w:ilvl="7">
+      <w:start w:val="1"/>
+      <w:numFmt w:val="decimal"/>
+      <w:isLgl/>
+      <w:lvlText w:val="%1.%2.%3.%4.%5.%6.%7.%8."/>
+      <w:lvlJc w:val="left"/>
+      <w:pPr>
+        <w:ind w:left="3060" w:hanging="1440"/>
+      </w:pPr>
+      <w:rPr>
+        <w:rFonts w:hint="default"/>
+      </w:rPr>
+    </w:lvl>
+    <w:lvl w:ilvl="8">
+      <w:start w:val="1"/>
+      <w:numFmt w:val="decimal"/>
+      <w:isLgl/>
+      <w:lvlText w:val="%1.%2.%3.%4.%5.%6.%7.%8.%9."/>
+      <w:lvlJc w:val="left"/>
+      <w:pPr>
+        <w:ind w:left="3600" w:hanging="1800"/>
+      </w:pPr>
+      <w:rPr>
+        <w:rFonts w:hint="default"/>
+      </w:rPr>
     </w:lvl>
   </w:abstractNum>
   <w:abstractNum w:abstractNumId="11" w15:restartNumberingAfterBreak="0">
@@ -14599,7 +21384,7 @@
   <w:style w:type="paragraph" w:default="1" w:styleId="Normal">
     <w:name w:val="Normal"/>
     <w:qFormat/>
-    <w:rsid w:val="009E68FC"/>
+    <w:rsid w:val="00BB3B34"/>
     <w:pPr>
       <w:spacing w:line="360" w:lineRule="auto"/>
       <w:ind w:firstLine="720"/>
@@ -14633,6 +21418,7 @@
     <w:name w:val="heading 2"/>
     <w:basedOn w:val="Normal"/>
     <w:next w:val="Normal"/>
+    <w:link w:val="Heading2Char"/>
     <w:uiPriority w:val="9"/>
     <w:unhideWhenUsed/>
     <w:qFormat/>
@@ -15006,6 +21792,32 @@
       <w:lang w:val="en-GB"/>
     </w:rPr>
   </w:style>
+  <w:style w:type="paragraph" w:customStyle="1" w:styleId="font-claude-response-body">
+    <w:name w:val="font-claude-response-body"/>
+    <w:basedOn w:val="Normal"/>
+    <w:rsid w:val="00D74DE1"/>
+    <w:pPr>
+      <w:spacing w:before="100" w:beforeAutospacing="1" w:after="100" w:afterAutospacing="1" w:line="240" w:lineRule="auto"/>
+      <w:ind w:firstLine="0"/>
+      <w:jc w:val="left"/>
+    </w:pPr>
+    <w:rPr>
+      <w:lang w:val="en-US" w:eastAsia="en-US"/>
+    </w:rPr>
+  </w:style>
+  <w:style w:type="character" w:customStyle="1" w:styleId="Heading2Char">
+    <w:name w:val="Heading 2 Char"/>
+    <w:basedOn w:val="DefaultParagraphFont"/>
+    <w:link w:val="Heading2"/>
+    <w:uiPriority w:val="9"/>
+    <w:rsid w:val="00BB3B34"/>
+    <w:rPr>
+      <w:rFonts w:ascii="Times New Roman" w:eastAsia="Times New Roman" w:hAnsi="Times New Roman" w:cs="Times New Roman"/>
+      <w:b/>
+      <w:sz w:val="24"/>
+      <w:szCs w:val="24"/>
+    </w:rPr>
+  </w:style>
 </w:styles>
 </file>
 
